--- a/publication_paper_v4/TuNguyen_MatSac_RC2_Revalidation_Summer_2026_Item4_7.docx
+++ b/publication_paper_v4/TuNguyen_MatSac_RC2_Revalidation_Summer_2026_Item4_7.docx
@@ -1,6 +1,6 @@
 
 <file path=word/document.xml><?xml version="1.0" encoding="utf-8"?>
-<w:document xmlns:wpc="http://schemas.microsoft.com/office/word/2010/wordprocessingCanvas" xmlns:cx="http://schemas.microsoft.com/office/drawing/2014/chartex" xmlns:cx1="http://schemas.microsoft.com/office/drawing/2015/9/8/chartex" xmlns:cx2="http://schemas.microsoft.com/office/drawing/2015/10/21/chartex" xmlns:cx3="http://schemas.microsoft.com/office/drawing/2016/5/9/chartex" xmlns:cx4="http://schemas.microsoft.com/office/drawing/2016/5/10/chartex" xmlns:cx5="http://schemas.microsoft.com/office/drawing/2016/5/11/chartex" xmlns:cx6="http://schemas.microsoft.com/office/drawing/2016/5/12/chartex" xmlns:cx7="http://schemas.microsoft.com/office/drawing/2016/5/13/chartex" xmlns:cx8="http://schemas.microsoft.com/office/drawing/2016/5/14/chartex" xmlns:mc="http://schemas.openxmlformats.org/markup-compatibility/2006" xmlns:m="http://schemas.openxmlformats.org/officeDocument/2006/math" xmlns:aink="http://schemas.microsoft.com/office/drawing/2016/ink" xmlns:am3d="http://schemas.microsoft.com/office/drawing/2017/model3d" xmlns:oel="http://schemas.microsoft.com/office/2019/extlst" xmlns:r="http://schemas.openxmlformats.org/officeDocument/2006/relationships" xmlns:wp14="http://schemas.microsoft.com/office/word/2010/wordprocessingDrawing" xmlns:wp="http://schemas.openxmlformats.org/drawingml/2006/wordprocessingDrawing" xmlns:wpg="http://schemas.microsoft.com/office/word/2010/wordprocessingGroup" xmlns:wpi="http://schemas.microsoft.com/office/word/2010/wordprocessingInk" xmlns:wps="http://schemas.microsoft.com/office/word/2010/wordprocessingShape" xmlns:o="urn:schemas-microsoft-com:office:office" xmlns:v="urn:schemas-microsoft-com:vml" xmlns:w10="urn:schemas-microsoft-com:office:word" xmlns:w="http://schemas.openxmlformats.org/wordprocessingml/2006/main" xmlns:w14="http://schemas.microsoft.com/office/word/2010/wordml" xmlns:w15="http://schemas.microsoft.com/office/word/2012/wordml" xmlns:w16cei="http://schemas.microsoft.com/office/word/2026/wordml/cei" xmlns:w16cex="http://schemas.microsoft.com/office/word/2018/wordml/cex" xmlns:w16cid="http://schemas.microsoft.com/office/word/2016/wordml/cid" xmlns:w16="http://schemas.microsoft.com/office/word/2018/wordml" xmlns:w16sdtdh="http://schemas.microsoft.com/office/word/2020/wordml/sdtdatahash" xmlns:w16sdtfl="http://schemas.microsoft.com/office/word/2024/wordml/sdtformatlock" xmlns:w16se="http://schemas.microsoft.com/office/word/2015/wordml/symex" xmlns:w16du="http://schemas.microsoft.com/office/word/2023/wordml/word16du" xmlns:wne="http://schemas.microsoft.com/office/word/2006/wordml" mc:Ignorable="w14 w15 w16se w16cid w16 w16cex w16sdtdh w16sdtfl w16du wp14">
+<w:document xmlns:wpc="http://schemas.microsoft.com/office/word/2010/wordprocessingCanvas" xmlns:cx="http://schemas.microsoft.com/office/drawing/2014/chartex" xmlns:cx1="http://schemas.microsoft.com/office/drawing/2015/9/8/chartex" xmlns:cx2="http://schemas.microsoft.com/office/drawing/2015/10/21/chartex" xmlns:cx3="http://schemas.microsoft.com/office/drawing/2016/5/9/chartex" xmlns:cx4="http://schemas.microsoft.com/office/drawing/2016/5/10/chartex" xmlns:cx5="http://schemas.microsoft.com/office/drawing/2016/5/11/chartex" xmlns:cx6="http://schemas.microsoft.com/office/drawing/2016/5/12/chartex" xmlns:cx7="http://schemas.microsoft.com/office/drawing/2016/5/13/chartex" xmlns:cx8="http://schemas.microsoft.com/office/drawing/2016/5/14/chartex" xmlns:mc="http://schemas.openxmlformats.org/markup-compatibility/2006" xmlns:m="http://schemas.openxmlformats.org/officeDocument/2006/math" xmlns:aink="http://schemas.microsoft.com/office/drawing/2016/ink" xmlns:am3d="http://schemas.microsoft.com/office/drawing/2017/model3d" xmlns:oel="http://schemas.microsoft.com/office/2019/extlst" xmlns:r="http://schemas.openxmlformats.org/officeDocument/2006/relationships" xmlns:wp14="http://schemas.microsoft.com/office/word/2010/wordprocessingDrawing" xmlns:wp="http://schemas.openxmlformats.org/drawingml/2006/wordprocessingDrawing" xmlns:wpg="http://schemas.microsoft.com/office/word/2010/wordprocessingGroup" xmlns:wpi="http://schemas.microsoft.com/office/word/2010/wordprocessingInk" xmlns:wps="http://schemas.microsoft.com/office/word/2010/wordprocessingShape" xmlns:o="urn:schemas-microsoft-com:office:office" xmlns:v="urn:schemas-microsoft-com:vml" xmlns:w10="urn:schemas-microsoft-com:office:word" xmlns:w="http://schemas.openxmlformats.org/wordprocessingml/2006/main" xmlns:w14="http://schemas.microsoft.com/office/word/2010/wordml" xmlns:w15="http://schemas.microsoft.com/office/word/2012/wordml" xmlns:w16cex="http://schemas.microsoft.com/office/word/2018/wordml/cex" xmlns:w16cid="http://schemas.microsoft.com/office/word/2016/wordml/cid" xmlns:w16="http://schemas.microsoft.com/office/word/2018/wordml" xmlns:w16sdtdh="http://schemas.microsoft.com/office/word/2020/wordml/sdtdatahash" xmlns:w16sdtfl="http://schemas.microsoft.com/office/word/2024/wordml/sdtformatlock" xmlns:w16se="http://schemas.microsoft.com/office/word/2015/wordml/symex" xmlns:w16du="http://schemas.microsoft.com/office/word/2023/wordml/word16du" xmlns:wne="http://schemas.microsoft.com/office/word/2006/wordml" mc:Ignorable="w14 w15 w16se w16cid w16 w16cex w16sdtdh w16sdtfl w16du wp14">
   <w:body>
     <w:p>
       <w:pPr>
@@ -123,11 +123,9 @@
       <w:r>
         <w:t xml:space="preserve">category. Then explain when an identity becomes burned and whether rotating an identity </w:t>
       </w:r>
-      <w:proofErr w:type="gramStart"/>
-      <w:r>
-        <w:t>changes</w:t>
-      </w:r>
-      <w:proofErr w:type="gramEnd"/>
+      <w:r>
+        <w:t>change</w:t>
+      </w:r>
       <w:r>
         <w:t xml:space="preserve"> only</w:t>
       </w:r>
@@ -177,7 +175,7 @@
           <w:sz w:val="22"/>
           <w:szCs w:val="22"/>
         </w:rPr>
-        <w:t xml:space="preserve">Define Persona as a Concrete </w:t>
+        <w:t xml:space="preserve">Define Persona as a Concrete Identity </w:t>
       </w:r>
       <w:r>
         <w:rPr>
@@ -188,9 +186,8 @@
           <w:sz w:val="22"/>
           <w:szCs w:val="22"/>
         </w:rPr>
-        <w:t xml:space="preserve">Identity </w:t>
-      </w:r>
-      <w:proofErr w:type="gramStart"/>
+        <w:t>· Option</w:t>
+      </w:r>
       <w:r>
         <w:rPr>
           <w:rFonts w:ascii="Calibri" w:eastAsia="Calibri" w:hAnsi="Calibri" w:cs="Calibri"/>
@@ -200,7 +197,7 @@
           <w:sz w:val="22"/>
           <w:szCs w:val="22"/>
         </w:rPr>
-        <w:t>·</w:t>
+        <w:t xml:space="preserve">: </w:t>
       </w:r>
       <w:r>
         <w:rPr>
@@ -211,19 +208,7 @@
           <w:sz w:val="22"/>
           <w:szCs w:val="22"/>
         </w:rPr>
-        <w:t xml:space="preserve">  Option</w:t>
-      </w:r>
-      <w:proofErr w:type="gramEnd"/>
-      <w:r>
-        <w:rPr>
-          <w:rFonts w:ascii="Calibri" w:eastAsia="Calibri" w:hAnsi="Calibri" w:cs="Calibri"/>
-          <w:i/>
-          <w:iCs/>
-          <w:color w:val="006064"/>
-          <w:sz w:val="22"/>
-          <w:szCs w:val="22"/>
-        </w:rPr>
-        <w:t xml:space="preserve"> A: Product-Space P = R̂ × F</w:t>
+        <w:t>Product-Space P = R̂ × F</w:t>
       </w:r>
     </w:p>
     <w:p>
@@ -330,7 +315,6 @@
         </w:rPr>
         <w:t xml:space="preserve"> as a unique fingerprint that cannot be reused, the uniqueness constraints inadvertently cap simultaneous deployments to the number of role labels, not the number of distinct identities the operator </w:t>
       </w:r>
-      <w:proofErr w:type="gramStart"/>
       <w:r>
         <w:rPr>
           <w:rFonts w:ascii="Calibri" w:eastAsia="Calibri" w:hAnsi="Calibri" w:cs="Calibri"/>
@@ -338,9 +322,8 @@
           <w:sz w:val="22"/>
           <w:szCs w:val="22"/>
         </w:rPr>
-        <w:t>actually provisions</w:t>
-      </w:r>
-      <w:proofErr w:type="gramEnd"/>
+        <w:t>provisions</w:t>
+      </w:r>
       <w:r>
         <w:rPr>
           <w:rFonts w:ascii="Calibri" w:eastAsia="Calibri" w:hAnsi="Calibri" w:cs="Calibri"/>
@@ -373,12 +356,6 @@
         <w:gridCol w:w="4700"/>
       </w:tblGrid>
       <w:tr>
-        <w:tblPrEx>
-          <w:tblCellMar>
-            <w:top w:w="0" w:type="dxa"/>
-            <w:bottom w:w="0" w:type="dxa"/>
-          </w:tblCellMar>
-        </w:tblPrEx>
         <w:tc>
           <w:tcPr>
             <w:tcW w:w="4500" w:type="dxa"/>
@@ -454,12 +431,6 @@
         </w:tc>
       </w:tr>
       <w:tr>
-        <w:tblPrEx>
-          <w:tblCellMar>
-            <w:top w:w="0" w:type="dxa"/>
-            <w:bottom w:w="0" w:type="dxa"/>
-          </w:tblCellMar>
-        </w:tblPrEx>
         <w:tc>
           <w:tcPr>
             <w:tcW w:w="4500" w:type="dxa"/>
@@ -1023,12 +994,6 @@
         <w:gridCol w:w="5600"/>
       </w:tblGrid>
       <w:tr>
-        <w:tblPrEx>
-          <w:tblCellMar>
-            <w:top w:w="0" w:type="dxa"/>
-            <w:bottom w:w="0" w:type="dxa"/>
-          </w:tblCellMar>
-        </w:tblPrEx>
         <w:tc>
           <w:tcPr>
             <w:tcW w:w="1400" w:type="dxa"/>
@@ -1121,12 +1086,6 @@
         </w:tc>
       </w:tr>
       <w:tr>
-        <w:tblPrEx>
-          <w:tblCellMar>
-            <w:top w:w="0" w:type="dxa"/>
-            <w:bottom w:w="0" w:type="dxa"/>
-          </w:tblCellMar>
-        </w:tblPrEx>
         <w:tc>
           <w:tcPr>
             <w:tcW w:w="1400" w:type="dxa"/>
@@ -1334,12 +1293,6 @@
         </w:tc>
       </w:tr>
       <w:tr>
-        <w:tblPrEx>
-          <w:tblCellMar>
-            <w:top w:w="0" w:type="dxa"/>
-            <w:bottom w:w="0" w:type="dxa"/>
-          </w:tblCellMar>
-        </w:tblPrEx>
         <w:tc>
           <w:tcPr>
             <w:tcW w:w="1400" w:type="dxa"/>
@@ -1503,12 +1456,6 @@
         </w:tc>
       </w:tr>
       <w:tr>
-        <w:tblPrEx>
-          <w:tblCellMar>
-            <w:top w:w="0" w:type="dxa"/>
-            <w:bottom w:w="0" w:type="dxa"/>
-          </w:tblCellMar>
-        </w:tblPrEx>
         <w:tc>
           <w:tcPr>
             <w:tcW w:w="1400" w:type="dxa"/>
@@ -1793,12 +1740,6 @@
         <w:gridCol w:w="5200"/>
       </w:tblGrid>
       <w:tr>
-        <w:tblPrEx>
-          <w:tblCellMar>
-            <w:top w:w="0" w:type="dxa"/>
-            <w:bottom w:w="0" w:type="dxa"/>
-          </w:tblCellMar>
-        </w:tblPrEx>
         <w:tc>
           <w:tcPr>
             <w:tcW w:w="1100" w:type="dxa"/>
@@ -1921,12 +1862,6 @@
         </w:tc>
       </w:tr>
       <w:tr>
-        <w:tblPrEx>
-          <w:tblCellMar>
-            <w:top w:w="0" w:type="dxa"/>
-            <w:bottom w:w="0" w:type="dxa"/>
-          </w:tblCellMar>
-        </w:tblPrEx>
         <w:tc>
           <w:tcPr>
             <w:tcW w:w="1100" w:type="dxa"/>
@@ -2110,12 +2045,6 @@
         </w:tc>
       </w:tr>
       <w:tr>
-        <w:tblPrEx>
-          <w:tblCellMar>
-            <w:top w:w="0" w:type="dxa"/>
-            <w:bottom w:w="0" w:type="dxa"/>
-          </w:tblCellMar>
-        </w:tblPrEx>
         <w:tc>
           <w:tcPr>
             <w:tcW w:w="1100" w:type="dxa"/>
@@ -2269,12 +2198,6 @@
         </w:tc>
       </w:tr>
       <w:tr>
-        <w:tblPrEx>
-          <w:tblCellMar>
-            <w:top w:w="0" w:type="dxa"/>
-            <w:bottom w:w="0" w:type="dxa"/>
-          </w:tblCellMar>
-        </w:tblPrEx>
         <w:tc>
           <w:tcPr>
             <w:tcW w:w="1100" w:type="dxa"/>
@@ -2428,12 +2351,6 @@
         </w:tc>
       </w:tr>
       <w:tr>
-        <w:tblPrEx>
-          <w:tblCellMar>
-            <w:top w:w="0" w:type="dxa"/>
-            <w:bottom w:w="0" w:type="dxa"/>
-          </w:tblCellMar>
-        </w:tblPrEx>
         <w:tc>
           <w:tcPr>
             <w:tcW w:w="1100" w:type="dxa"/>
@@ -2663,12 +2580,6 @@
         <w:gridCol w:w="3600"/>
       </w:tblGrid>
       <w:tr>
-        <w:tblPrEx>
-          <w:tblCellMar>
-            <w:top w:w="0" w:type="dxa"/>
-            <w:bottom w:w="0" w:type="dxa"/>
-          </w:tblCellMar>
-        </w:tblPrEx>
         <w:tc>
           <w:tcPr>
             <w:tcW w:w="2000" w:type="dxa"/>
@@ -2761,12 +2672,6 @@
         </w:tc>
       </w:tr>
       <w:tr>
-        <w:tblPrEx>
-          <w:tblCellMar>
-            <w:top w:w="0" w:type="dxa"/>
-            <w:bottom w:w="0" w:type="dxa"/>
-          </w:tblCellMar>
-        </w:tblPrEx>
         <w:tc>
           <w:tcPr>
             <w:tcW w:w="2000" w:type="dxa"/>
@@ -2923,12 +2828,6 @@
         </w:tc>
       </w:tr>
       <w:tr>
-        <w:tblPrEx>
-          <w:tblCellMar>
-            <w:top w:w="0" w:type="dxa"/>
-            <w:bottom w:w="0" w:type="dxa"/>
-          </w:tblCellMar>
-        </w:tblPrEx>
         <w:tc>
           <w:tcPr>
             <w:tcW w:w="2000" w:type="dxa"/>
@@ -3072,12 +2971,6 @@
         </w:tc>
       </w:tr>
       <w:tr>
-        <w:tblPrEx>
-          <w:tblCellMar>
-            <w:top w:w="0" w:type="dxa"/>
-            <w:bottom w:w="0" w:type="dxa"/>
-          </w:tblCellMar>
-        </w:tblPrEx>
         <w:tc>
           <w:tcPr>
             <w:tcW w:w="2000" w:type="dxa"/>
@@ -3394,12 +3287,6 @@
         <w:gridCol w:w="3500"/>
       </w:tblGrid>
       <w:tr>
-        <w:tblPrEx>
-          <w:tblCellMar>
-            <w:top w:w="0" w:type="dxa"/>
-            <w:bottom w:w="0" w:type="dxa"/>
-          </w:tblCellMar>
-        </w:tblPrEx>
         <w:tc>
           <w:tcPr>
             <w:tcW w:w="500" w:type="dxa"/>
@@ -3522,12 +3409,6 @@
         </w:tc>
       </w:tr>
       <w:tr>
-        <w:tblPrEx>
-          <w:tblCellMar>
-            <w:top w:w="0" w:type="dxa"/>
-            <w:bottom w:w="0" w:type="dxa"/>
-          </w:tblCellMar>
-        </w:tblPrEx>
         <w:tc>
           <w:tcPr>
             <w:tcW w:w="500" w:type="dxa"/>
@@ -3664,12 +3545,6 @@
         </w:tc>
       </w:tr>
       <w:tr>
-        <w:tblPrEx>
-          <w:tblCellMar>
-            <w:top w:w="0" w:type="dxa"/>
-            <w:bottom w:w="0" w:type="dxa"/>
-          </w:tblCellMar>
-        </w:tblPrEx>
         <w:tc>
           <w:tcPr>
             <w:tcW w:w="500" w:type="dxa"/>
@@ -3873,12 +3748,6 @@
         </w:tc>
       </w:tr>
       <w:tr>
-        <w:tblPrEx>
-          <w:tblCellMar>
-            <w:top w:w="0" w:type="dxa"/>
-            <w:bottom w:w="0" w:type="dxa"/>
-          </w:tblCellMar>
-        </w:tblPrEx>
         <w:tc>
           <w:tcPr>
             <w:tcW w:w="500" w:type="dxa"/>
@@ -4005,12 +3874,6 @@
         </w:tc>
       </w:tr>
       <w:tr>
-        <w:tblPrEx>
-          <w:tblCellMar>
-            <w:top w:w="0" w:type="dxa"/>
-            <w:bottom w:w="0" w:type="dxa"/>
-          </w:tblCellMar>
-        </w:tblPrEx>
         <w:tc>
           <w:tcPr>
             <w:tcW w:w="500" w:type="dxa"/>
@@ -4119,12 +3982,6 @@
         </w:tc>
       </w:tr>
       <w:tr>
-        <w:tblPrEx>
-          <w:tblCellMar>
-            <w:top w:w="0" w:type="dxa"/>
-            <w:bottom w:w="0" w:type="dxa"/>
-          </w:tblCellMar>
-        </w:tblPrEx>
         <w:tc>
           <w:tcPr>
             <w:tcW w:w="500" w:type="dxa"/>
@@ -4521,18 +4378,7 @@
         <w:rPr>
           <w:rFonts w:ascii="Cambria Math" w:hAnsi="Cambria Math" w:cs="Cambria Math"/>
         </w:rPr>
-        <w:t>𝜋</w:t>
-      </w:r>
-    </w:p>
-    <w:p>
-      <w:pPr>
-        <w:pStyle w:val="p2"/>
-      </w:pPr>
-      <w:r>
-        <w:rPr>
-          <w:rFonts w:ascii="Cambria Math" w:hAnsi="Cambria Math" w:cs="Cambria Math"/>
-        </w:rPr>
-        <w:t>𝐻⌉</w:t>
+        <w:t>𝜋𝐻⌉</w:t>
       </w:r>
       <w:r>
         <w:t>, guarantees only a minimum number of</w:t>
@@ -4681,7 +4527,6 @@
         <w:lastRenderedPageBreak/>
         <w:t xml:space="preserve">The three items are currently </w:t>
       </w:r>
-      <w:proofErr w:type="spellStart"/>
       <w:r>
         <w:rPr>
           <w:rFonts w:ascii="Calibri" w:eastAsia="Calibri" w:hAnsi="Calibri" w:cs="Calibri"/>
@@ -4689,9 +4534,8 @@
           <w:sz w:val="22"/>
           <w:szCs w:val="22"/>
         </w:rPr>
-        <w:t>mislabelled</w:t>
-      </w:r>
-      <w:proofErr w:type="spellEnd"/>
+        <w:t>mislabeled</w:t>
+      </w:r>
       <w:r>
         <w:rPr>
           <w:rFonts w:ascii="Calibri" w:eastAsia="Calibri" w:hAnsi="Calibri" w:cs="Calibri"/>
@@ -4699,7 +4543,25 @@
           <w:sz w:val="22"/>
           <w:szCs w:val="22"/>
         </w:rPr>
-        <w:t xml:space="preserve"> as equivalent hard WCNF clauses. The novel approach does </w:t>
+        <w:t xml:space="preserve"> as equivalent hard WCNF clauses. Th</w:t>
+      </w:r>
+      <w:r>
+        <w:rPr>
+          <w:rFonts w:ascii="Calibri" w:eastAsia="Calibri" w:hAnsi="Calibri" w:cs="Calibri"/>
+          <w:color w:val="37474F"/>
+          <w:sz w:val="22"/>
+          <w:szCs w:val="22"/>
+        </w:rPr>
+        <w:t>is</w:t>
+      </w:r>
+      <w:r>
+        <w:rPr>
+          <w:rFonts w:ascii="Calibri" w:eastAsia="Calibri" w:hAnsi="Calibri" w:cs="Calibri"/>
+          <w:color w:val="37474F"/>
+          <w:sz w:val="22"/>
+          <w:szCs w:val="22"/>
+        </w:rPr>
+        <w:t xml:space="preserve"> novel approach does </w:t>
       </w:r>
       <w:r>
         <w:rPr>
@@ -4767,12 +4629,6 @@
         <w:gridCol w:w="5300"/>
       </w:tblGrid>
       <w:tr>
-        <w:tblPrEx>
-          <w:tblCellMar>
-            <w:top w:w="0" w:type="dxa"/>
-            <w:bottom w:w="0" w:type="dxa"/>
-          </w:tblCellMar>
-        </w:tblPrEx>
         <w:tc>
           <w:tcPr>
             <w:tcW w:w="700" w:type="dxa"/>
@@ -4831,7 +4687,6 @@
               </w:rPr>
               <w:t xml:space="preserve">Root cause of </w:t>
             </w:r>
-            <w:proofErr w:type="spellStart"/>
             <w:r>
               <w:rPr>
                 <w:rFonts w:ascii="Calibri" w:eastAsia="Calibri" w:hAnsi="Calibri" w:cs="Calibri"/>
@@ -4841,9 +4696,8 @@
                 <w:sz w:val="18"/>
                 <w:szCs w:val="18"/>
               </w:rPr>
-              <w:t>mislabelling</w:t>
-            </w:r>
-            <w:proofErr w:type="spellEnd"/>
+              <w:t>mislabeling</w:t>
+            </w:r>
           </w:p>
         </w:tc>
         <w:tc>
@@ -4878,12 +4732,6 @@
         </w:tc>
       </w:tr>
       <w:tr>
-        <w:tblPrEx>
-          <w:tblCellMar>
-            <w:top w:w="0" w:type="dxa"/>
-            <w:bottom w:w="0" w:type="dxa"/>
-          </w:tblCellMar>
-        </w:tblPrEx>
         <w:tc>
           <w:tcPr>
             <w:tcW w:w="700" w:type="dxa"/>
@@ -5082,12 +4930,6 @@
         </w:tc>
       </w:tr>
       <w:tr>
-        <w:tblPrEx>
-          <w:tblCellMar>
-            <w:top w:w="0" w:type="dxa"/>
-            <w:bottom w:w="0" w:type="dxa"/>
-          </w:tblCellMar>
-        </w:tblPrEx>
         <w:tc>
           <w:tcPr>
             <w:tcW w:w="700" w:type="dxa"/>
@@ -5140,15 +4982,13 @@
               </w:rPr>
               <w:t xml:space="preserve">Listed in Table 2 alongside WCNF hard clauses. C11 (Eq. 6) is </w:t>
             </w:r>
-            <w:proofErr w:type="gramStart"/>
             <w:r>
               <w:rPr>
                 <w:rFonts w:ascii="Calibri" w:eastAsia="Calibri" w:hAnsi="Calibri" w:cs="Calibri"/>
                 <w:color w:val="B71C1C"/>
               </w:rPr>
-              <w:t>actually a</w:t>
-            </w:r>
-            <w:proofErr w:type="gramEnd"/>
+              <w:t>a</w:t>
+            </w:r>
             <w:r>
               <w:rPr>
                 <w:rFonts w:ascii="Calibri" w:eastAsia="Calibri" w:hAnsi="Calibri" w:cs="Calibri"/>
@@ -5223,12 +5063,6 @@
         </w:tc>
       </w:tr>
       <w:tr>
-        <w:tblPrEx>
-          <w:tblCellMar>
-            <w:top w:w="0" w:type="dxa"/>
-            <w:bottom w:w="0" w:type="dxa"/>
-          </w:tblCellMar>
-        </w:tblPrEx>
         <w:tc>
           <w:tcPr>
             <w:tcW w:w="700" w:type="dxa"/>
@@ -5351,15 +5185,13 @@
               </w:rPr>
               <w:t xml:space="preserve">F15 appears as a labelled procedure box in Figure 1 (the ZSTP pipeline diagram), between "receive instance I" and "generate WCNF". Table 2 is trimmed to clauses RC2 </w:t>
             </w:r>
-            <w:proofErr w:type="gramStart"/>
             <w:r>
               <w:rPr>
                 <w:rFonts w:ascii="Calibri" w:eastAsia="Calibri" w:hAnsi="Calibri" w:cs="Calibri"/>
                 <w:color w:val="37474F"/>
               </w:rPr>
-              <w:t>actually reasons</w:t>
-            </w:r>
-            <w:proofErr w:type="gramEnd"/>
+              <w:t>reasons</w:t>
+            </w:r>
             <w:r>
               <w:rPr>
                 <w:rFonts w:ascii="Calibri" w:eastAsia="Calibri" w:hAnsi="Calibri" w:cs="Calibri"/>
@@ -5482,12 +5314,6 @@
         <w:gridCol w:w="2300"/>
       </w:tblGrid>
       <w:tr>
-        <w:tblPrEx>
-          <w:tblCellMar>
-            <w:top w:w="0" w:type="dxa"/>
-            <w:bottom w:w="0" w:type="dxa"/>
-          </w:tblCellMar>
-        </w:tblPrEx>
         <w:tc>
           <w:tcPr>
             <w:tcW w:w="900" w:type="dxa"/>
@@ -5610,12 +5436,6 @@
         </w:tc>
       </w:tr>
       <w:tr>
-        <w:tblPrEx>
-          <w:tblCellMar>
-            <w:top w:w="0" w:type="dxa"/>
-            <w:bottom w:w="0" w:type="dxa"/>
-          </w:tblCellMar>
-        </w:tblPrEx>
         <w:tc>
           <w:tcPr>
             <w:tcW w:w="900" w:type="dxa"/>
@@ -5974,12 +5794,6 @@
         </w:tc>
       </w:tr>
       <w:tr>
-        <w:tblPrEx>
-          <w:tblCellMar>
-            <w:top w:w="0" w:type="dxa"/>
-            <w:bottom w:w="0" w:type="dxa"/>
-          </w:tblCellMar>
-        </w:tblPrEx>
         <w:tc>
           <w:tcPr>
             <w:tcW w:w="900" w:type="dxa"/>
@@ -6396,12 +6210,6 @@
         <w:gridCol w:w="1000"/>
       </w:tblGrid>
       <w:tr>
-        <w:tblPrEx>
-          <w:tblCellMar>
-            <w:top w:w="0" w:type="dxa"/>
-            <w:bottom w:w="0" w:type="dxa"/>
-          </w:tblCellMar>
-        </w:tblPrEx>
         <w:tc>
           <w:tcPr>
             <w:tcW w:w="1900" w:type="dxa"/>
@@ -6644,12 +6452,6 @@
         </w:tc>
       </w:tr>
       <w:tr>
-        <w:tblPrEx>
-          <w:tblCellMar>
-            <w:top w:w="0" w:type="dxa"/>
-            <w:bottom w:w="0" w:type="dxa"/>
-          </w:tblCellMar>
-        </w:tblPrEx>
         <w:tc>
           <w:tcPr>
             <w:tcW w:w="1900" w:type="dxa"/>
@@ -6930,12 +6732,6 @@
         </w:tc>
       </w:tr>
       <w:tr>
-        <w:tblPrEx>
-          <w:tblCellMar>
-            <w:top w:w="0" w:type="dxa"/>
-            <w:bottom w:w="0" w:type="dxa"/>
-          </w:tblCellMar>
-        </w:tblPrEx>
         <w:tc>
           <w:tcPr>
             <w:tcW w:w="1900" w:type="dxa"/>
@@ -7294,12 +7090,6 @@
         <w:gridCol w:w="4533"/>
       </w:tblGrid>
       <w:tr>
-        <w:tblPrEx>
-          <w:tblCellMar>
-            <w:top w:w="0" w:type="dxa"/>
-            <w:bottom w:w="0" w:type="dxa"/>
-          </w:tblCellMar>
-        </w:tblPrEx>
         <w:tc>
           <w:tcPr>
             <w:tcW w:w="600" w:type="dxa"/>
@@ -7381,12 +7171,6 @@
         </w:tc>
       </w:tr>
       <w:tr>
-        <w:tblPrEx>
-          <w:tblCellMar>
-            <w:top w:w="0" w:type="dxa"/>
-            <w:bottom w:w="0" w:type="dxa"/>
-          </w:tblCellMar>
-        </w:tblPrEx>
         <w:tc>
           <w:tcPr>
             <w:tcW w:w="600" w:type="dxa"/>
@@ -7439,15 +7223,13 @@
               </w:rPr>
               <w:t>C</w:t>
             </w:r>
-            <w:proofErr w:type="gramStart"/>
             <w:r>
               <w:rPr>
                 <w:rFonts w:ascii="Courier New" w:eastAsia="Courier New" w:hAnsi="Courier New" w:cs="Courier New"/>
                 <w:color w:val="B71C1C"/>
               </w:rPr>
-              <w:t>11  Threat</w:t>
-            </w:r>
-            <w:proofErr w:type="gramEnd"/>
+              <w:t>11 Threat</w:t>
+            </w:r>
             <w:r>
               <w:rPr>
                 <w:rFonts w:ascii="Courier New" w:eastAsia="Courier New" w:hAnsi="Courier New" w:cs="Courier New"/>
@@ -7548,12 +7330,6 @@
         </w:tc>
       </w:tr>
       <w:tr>
-        <w:tblPrEx>
-          <w:tblCellMar>
-            <w:top w:w="0" w:type="dxa"/>
-            <w:bottom w:w="0" w:type="dxa"/>
-          </w:tblCellMar>
-        </w:tblPrEx>
         <w:tc>
           <w:tcPr>
             <w:tcW w:w="600" w:type="dxa"/>
@@ -7869,12 +7645,6 @@
         <w:gridCol w:w="4634"/>
       </w:tblGrid>
       <w:tr>
-        <w:tblPrEx>
-          <w:tblCellMar>
-            <w:top w:w="0" w:type="dxa"/>
-            <w:bottom w:w="0" w:type="dxa"/>
-          </w:tblCellMar>
-        </w:tblPrEx>
         <w:tc>
           <w:tcPr>
             <w:tcW w:w="600" w:type="dxa"/>
@@ -7956,12 +7726,6 @@
         </w:tc>
       </w:tr>
       <w:tr>
-        <w:tblPrEx>
-          <w:tblCellMar>
-            <w:top w:w="0" w:type="dxa"/>
-            <w:bottom w:w="0" w:type="dxa"/>
-          </w:tblCellMar>
-        </w:tblPrEx>
         <w:tc>
           <w:tcPr>
             <w:tcW w:w="600" w:type="dxa"/>
@@ -8014,15 +7778,13 @@
               </w:rPr>
               <w:t>C</w:t>
             </w:r>
-            <w:proofErr w:type="gramStart"/>
             <w:r>
               <w:rPr>
                 <w:rFonts w:ascii="Courier New" w:eastAsia="Courier New" w:hAnsi="Courier New" w:cs="Courier New"/>
                 <w:color w:val="B71C1C"/>
               </w:rPr>
-              <w:t>15  Minimum</w:t>
-            </w:r>
-            <w:proofErr w:type="gramEnd"/>
+              <w:t>15 Minimum</w:t>
+            </w:r>
             <w:r>
               <w:rPr>
                 <w:rFonts w:ascii="Courier New" w:eastAsia="Courier New" w:hAnsi="Courier New" w:cs="Courier New"/>
@@ -8132,17 +7894,7 @@
                 <w:sz w:val="19"/>
                 <w:szCs w:val="19"/>
               </w:rPr>
-              <w:t xml:space="preserve"> is disabled by injecting unit clause </w:t>
-            </w:r>
-            <w:r>
-              <w:rPr>
-                <w:rFonts w:ascii="Courier New" w:eastAsia="Courier New" w:hAnsi="Courier New" w:cs="Courier New"/>
-                <w:color w:val="1B5E20"/>
-                <w:sz w:val="19"/>
-                <w:szCs w:val="19"/>
-              </w:rPr>
-              <w:lastRenderedPageBreak/>
-              <w:t>¬x[</w:t>
+              <w:t xml:space="preserve"> is disabled by injecting unit clause ¬x[</w:t>
             </w:r>
             <w:proofErr w:type="spellStart"/>
             <w:proofErr w:type="gramStart"/>
@@ -8215,18 +7967,22 @@
                 <w:sz w:val="19"/>
                 <w:szCs w:val="19"/>
               </w:rPr>
-              <w:t>. Disabled slots carry no variables; RC2 does not reason about them."</w:t>
+              <w:t xml:space="preserve">. Disabled </w:t>
+            </w:r>
+            <w:r>
+              <w:rPr>
+                <w:rFonts w:ascii="Courier New" w:eastAsia="Courier New" w:hAnsi="Courier New" w:cs="Courier New"/>
+                <w:color w:val="1B5E20"/>
+                <w:sz w:val="19"/>
+                <w:szCs w:val="19"/>
+              </w:rPr>
+              <w:lastRenderedPageBreak/>
+              <w:t>slots carry no variables; RC2 does not reason about them."</w:t>
             </w:r>
           </w:p>
         </w:tc>
       </w:tr>
       <w:tr>
-        <w:tblPrEx>
-          <w:tblCellMar>
-            <w:top w:w="0" w:type="dxa"/>
-            <w:bottom w:w="0" w:type="dxa"/>
-          </w:tblCellMar>
-        </w:tblPrEx>
         <w:tc>
           <w:tcPr>
             <w:tcW w:w="600" w:type="dxa"/>
@@ -8580,12 +8336,6 @@
         <w:gridCol w:w="3920"/>
       </w:tblGrid>
       <w:tr>
-        <w:tblPrEx>
-          <w:tblCellMar>
-            <w:top w:w="0" w:type="dxa"/>
-            <w:bottom w:w="0" w:type="dxa"/>
-          </w:tblCellMar>
-        </w:tblPrEx>
         <w:tc>
           <w:tcPr>
             <w:tcW w:w="380" w:type="dxa"/>
@@ -8708,12 +8458,6 @@
         </w:tc>
       </w:tr>
       <w:tr>
-        <w:tblPrEx>
-          <w:tblCellMar>
-            <w:top w:w="0" w:type="dxa"/>
-            <w:bottom w:w="0" w:type="dxa"/>
-          </w:tblCellMar>
-        </w:tblPrEx>
         <w:tc>
           <w:tcPr>
             <w:tcW w:w="380" w:type="dxa"/>
@@ -8854,7 +8598,6 @@
               </w:rPr>
               <w:t>C10</w:t>
             </w:r>
-            <w:proofErr w:type="gramStart"/>
             <w:r>
               <w:rPr>
                 <w:rFonts w:ascii="Courier New" w:eastAsia="Courier New" w:hAnsi="Courier New" w:cs="Courier New"/>
@@ -8871,9 +8614,8 @@
                 <w:sz w:val="19"/>
                 <w:szCs w:val="19"/>
               </w:rPr>
-              <w:t xml:space="preserve">  Minimum</w:t>
-            </w:r>
-            <w:proofErr w:type="gramEnd"/>
+              <w:t xml:space="preserve"> Minimum</w:t>
+            </w:r>
             <w:r>
               <w:rPr>
                 <w:rFonts w:ascii="Courier New" w:eastAsia="Courier New" w:hAnsi="Courier New" w:cs="Courier New"/>
@@ -8964,7 +8706,6 @@
               </w:rPr>
               <w:t>C10</w:t>
             </w:r>
-            <w:proofErr w:type="gramStart"/>
             <w:r>
               <w:rPr>
                 <w:rFonts w:ascii="Courier New" w:eastAsia="Courier New" w:hAnsi="Courier New" w:cs="Courier New"/>
@@ -8981,9 +8722,8 @@
                 <w:sz w:val="19"/>
                 <w:szCs w:val="19"/>
               </w:rPr>
-              <w:t xml:space="preserve">  Maximum</w:t>
-            </w:r>
-            <w:proofErr w:type="gramEnd"/>
+              <w:t xml:space="preserve"> Maximum</w:t>
+            </w:r>
             <w:r>
               <w:rPr>
                 <w:rFonts w:ascii="Courier New" w:eastAsia="Courier New" w:hAnsi="Courier New" w:cs="Courier New"/>
@@ -9164,12 +8904,6 @@
         </w:tc>
       </w:tr>
       <w:tr>
-        <w:tblPrEx>
-          <w:tblCellMar>
-            <w:top w:w="0" w:type="dxa"/>
-            <w:bottom w:w="0" w:type="dxa"/>
-          </w:tblCellMar>
-        </w:tblPrEx>
         <w:tc>
           <w:tcPr>
             <w:tcW w:w="380" w:type="dxa"/>
@@ -9249,7 +8983,6 @@
               </w:rPr>
               <w:t>C</w:t>
             </w:r>
-            <w:proofErr w:type="gramStart"/>
             <w:r>
               <w:rPr>
                 <w:rFonts w:ascii="Courier New" w:eastAsia="Courier New" w:hAnsi="Courier New" w:cs="Courier New"/>
@@ -9257,9 +8990,8 @@
                 <w:sz w:val="19"/>
                 <w:szCs w:val="19"/>
               </w:rPr>
-              <w:t>11  Threat</w:t>
-            </w:r>
-            <w:proofErr w:type="gramEnd"/>
+              <w:t>11 Threat</w:t>
+            </w:r>
             <w:r>
               <w:rPr>
                 <w:rFonts w:ascii="Courier New" w:eastAsia="Courier New" w:hAnsi="Courier New" w:cs="Courier New"/>
@@ -9334,12 +9066,6 @@
         </w:tc>
       </w:tr>
       <w:tr>
-        <w:tblPrEx>
-          <w:tblCellMar>
-            <w:top w:w="0" w:type="dxa"/>
-            <w:bottom w:w="0" w:type="dxa"/>
-          </w:tblCellMar>
-        </w:tblPrEx>
         <w:tc>
           <w:tcPr>
             <w:tcW w:w="380" w:type="dxa"/>
@@ -9595,12 +9321,6 @@
         </w:tc>
       </w:tr>
       <w:tr>
-        <w:tblPrEx>
-          <w:tblCellMar>
-            <w:top w:w="0" w:type="dxa"/>
-            <w:bottom w:w="0" w:type="dxa"/>
-          </w:tblCellMar>
-        </w:tblPrEx>
         <w:tc>
           <w:tcPr>
             <w:tcW w:w="380" w:type="dxa"/>
@@ -9680,7 +9400,6 @@
               </w:rPr>
               <w:t>C</w:t>
             </w:r>
-            <w:proofErr w:type="gramStart"/>
             <w:r>
               <w:rPr>
                 <w:rFonts w:ascii="Courier New" w:eastAsia="Courier New" w:hAnsi="Courier New" w:cs="Courier New"/>
@@ -9688,9 +9407,8 @@
                 <w:sz w:val="19"/>
                 <w:szCs w:val="19"/>
               </w:rPr>
-              <w:t>15  Minimum</w:t>
-            </w:r>
-            <w:proofErr w:type="gramEnd"/>
+              <w:t>15 Minimum</w:t>
+            </w:r>
             <w:r>
               <w:rPr>
                 <w:rFonts w:ascii="Courier New" w:eastAsia="Courier New" w:hAnsi="Courier New" w:cs="Courier New"/>
@@ -9884,12 +9602,6 @@
         </w:tc>
       </w:tr>
       <w:tr>
-        <w:tblPrEx>
-          <w:tblCellMar>
-            <w:top w:w="0" w:type="dxa"/>
-            <w:bottom w:w="0" w:type="dxa"/>
-          </w:tblCellMar>
-        </w:tblPrEx>
         <w:tc>
           <w:tcPr>
             <w:tcW w:w="380" w:type="dxa"/>
@@ -10191,15 +9903,13 @@
         </w:rPr>
         <w:t xml:space="preserve">6. Clarify what the optimizer </w:t>
       </w:r>
-      <w:proofErr w:type="gramStart"/>
       <w:r>
         <w:rPr>
           <w:b/>
           <w:bCs/>
         </w:rPr>
-        <w:t>actually prioritizes</w:t>
-      </w:r>
-      <w:proofErr w:type="gramEnd"/>
+        <w:t>prioritizes</w:t>
+      </w:r>
     </w:p>
     <w:p>
       <w:pPr>
@@ -10482,7 +10192,6 @@
         </w:rPr>
         <w:t xml:space="preserve">Feedback Item </w:t>
       </w:r>
-      <w:proofErr w:type="gramStart"/>
       <w:r>
         <w:rPr>
           <w:rFonts w:ascii="Calibri" w:eastAsia="Calibri" w:hAnsi="Calibri" w:cs="Calibri"/>
@@ -10492,9 +10201,8 @@
           <w:sz w:val="21"/>
           <w:szCs w:val="21"/>
         </w:rPr>
-        <w:t>6  ·</w:t>
-      </w:r>
-      <w:proofErr w:type="gramEnd"/>
+        <w:t xml:space="preserve">6 </w:t>
+      </w:r>
       <w:r>
         <w:rPr>
           <w:rFonts w:ascii="Calibri" w:eastAsia="Calibri" w:hAnsi="Calibri" w:cs="Calibri"/>
@@ -10504,7 +10212,18 @@
           <w:sz w:val="21"/>
           <w:szCs w:val="21"/>
         </w:rPr>
-        <w:t xml:space="preserve">  Strict priority without inflated weights: four sequential RC2 passes, one per tier</w:t>
+        <w:t>· Strict</w:t>
+      </w:r>
+      <w:r>
+        <w:rPr>
+          <w:rFonts w:ascii="Calibri" w:eastAsia="Calibri" w:hAnsi="Calibri" w:cs="Calibri"/>
+          <w:i/>
+          <w:iCs/>
+          <w:color w:val="006064"/>
+          <w:sz w:val="21"/>
+          <w:szCs w:val="21"/>
+        </w:rPr>
+        <w:t xml:space="preserve"> priority without inflated weights: four sequential RC2 passes, one per tier</w:t>
       </w:r>
     </w:p>
     <w:p>
@@ -10558,12 +10277,6 @@
         <w:gridCol w:w="4700"/>
       </w:tblGrid>
       <w:tr>
-        <w:tblPrEx>
-          <w:tblCellMar>
-            <w:top w:w="0" w:type="dxa"/>
-            <w:bottom w:w="0" w:type="dxa"/>
-          </w:tblCellMar>
-        </w:tblPrEx>
         <w:tc>
           <w:tcPr>
             <w:tcW w:w="4500" w:type="dxa"/>
@@ -10650,12 +10363,6 @@
         </w:tc>
       </w:tr>
       <w:tr>
-        <w:tblPrEx>
-          <w:tblCellMar>
-            <w:top w:w="0" w:type="dxa"/>
-            <w:bottom w:w="0" w:type="dxa"/>
-          </w:tblCellMar>
-        </w:tblPrEx>
         <w:tc>
           <w:tcPr>
             <w:tcW w:w="4500" w:type="dxa"/>
@@ -10866,12 +10573,6 @@
         <w:gridCol w:w="2043"/>
       </w:tblGrid>
       <w:tr>
-        <w:tblPrEx>
-          <w:tblCellMar>
-            <w:top w:w="0" w:type="dxa"/>
-            <w:bottom w:w="0" w:type="dxa"/>
-          </w:tblCellMar>
-        </w:tblPrEx>
         <w:tc>
           <w:tcPr>
             <w:tcW w:w="2000" w:type="dxa"/>
@@ -11696,15 +11397,13 @@
         </w:rPr>
         <w:t xml:space="preserve">Before Pass 2 runs, the </w:t>
       </w:r>
-      <w:proofErr w:type="gramStart"/>
       <w:r>
         <w:rPr>
           <w:rFonts w:ascii="Calibri" w:eastAsia="Calibri" w:hAnsi="Calibri" w:cs="Calibri"/>
           <w:color w:val="1A237E"/>
         </w:rPr>
-        <w:t>clause  L</w:t>
-      </w:r>
-      <w:proofErr w:type="gramEnd"/>
+        <w:t>clause L</w:t>
+      </w:r>
       <w:r>
         <w:rPr>
           <w:rFonts w:ascii="Calibri" w:eastAsia="Calibri" w:hAnsi="Calibri" w:cs="Calibri"/>
@@ -11930,12 +11629,6 @@
         <w:gridCol w:w="1510"/>
       </w:tblGrid>
       <w:tr>
-        <w:tblPrEx>
-          <w:tblCellMar>
-            <w:top w:w="0" w:type="dxa"/>
-            <w:bottom w:w="0" w:type="dxa"/>
-          </w:tblCellMar>
-        </w:tblPrEx>
         <w:tc>
           <w:tcPr>
             <w:tcW w:w="1400" w:type="dxa"/>
@@ -12208,12 +11901,6 @@
         </w:tc>
       </w:tr>
       <w:tr>
-        <w:tblPrEx>
-          <w:tblCellMar>
-            <w:top w:w="0" w:type="dxa"/>
-            <w:bottom w:w="0" w:type="dxa"/>
-          </w:tblCellMar>
-        </w:tblPrEx>
         <w:tc>
           <w:tcPr>
             <w:tcW w:w="1400" w:type="dxa"/>
@@ -12529,12 +12216,6 @@
         </w:tc>
       </w:tr>
       <w:tr>
-        <w:tblPrEx>
-          <w:tblCellMar>
-            <w:top w:w="0" w:type="dxa"/>
-            <w:bottom w:w="0" w:type="dxa"/>
-          </w:tblCellMar>
-        </w:tblPrEx>
         <w:tc>
           <w:tcPr>
             <w:tcW w:w="1400" w:type="dxa"/>
@@ -12841,12 +12522,6 @@
         </w:tc>
       </w:tr>
       <w:tr>
-        <w:tblPrEx>
-          <w:tblCellMar>
-            <w:top w:w="0" w:type="dxa"/>
-            <w:bottom w:w="0" w:type="dxa"/>
-          </w:tblCellMar>
-        </w:tblPrEx>
         <w:tc>
           <w:tcPr>
             <w:tcW w:w="1400" w:type="dxa"/>
@@ -13135,12 +12810,6 @@
         </w:tc>
       </w:tr>
       <w:tr>
-        <w:tblPrEx>
-          <w:tblCellMar>
-            <w:top w:w="0" w:type="dxa"/>
-            <w:bottom w:w="0" w:type="dxa"/>
-          </w:tblCellMar>
-        </w:tblPrEx>
         <w:tc>
           <w:tcPr>
             <w:tcW w:w="1400" w:type="dxa"/>
@@ -13476,12 +13145,6 @@
         </w:tc>
       </w:tr>
       <w:tr>
-        <w:tblPrEx>
-          <w:tblCellMar>
-            <w:top w:w="0" w:type="dxa"/>
-            <w:bottom w:w="0" w:type="dxa"/>
-          </w:tblCellMar>
-        </w:tblPrEx>
         <w:tc>
           <w:tcPr>
             <w:tcW w:w="1400" w:type="dxa"/>
@@ -14051,12 +13714,6 @@
         <w:gridCol w:w="3920"/>
       </w:tblGrid>
       <w:tr>
-        <w:tblPrEx>
-          <w:tblCellMar>
-            <w:top w:w="0" w:type="dxa"/>
-            <w:bottom w:w="0" w:type="dxa"/>
-          </w:tblCellMar>
-        </w:tblPrEx>
         <w:tc>
           <w:tcPr>
             <w:tcW w:w="380" w:type="dxa"/>
@@ -14179,12 +13836,6 @@
         </w:tc>
       </w:tr>
       <w:tr>
-        <w:tblPrEx>
-          <w:tblCellMar>
-            <w:top w:w="0" w:type="dxa"/>
-            <w:bottom w:w="0" w:type="dxa"/>
-          </w:tblCellMar>
-        </w:tblPrEx>
         <w:tc>
           <w:tcPr>
             <w:tcW w:w="380" w:type="dxa"/>
@@ -14442,12 +14093,6 @@
         </w:tc>
       </w:tr>
       <w:tr>
-        <w:tblPrEx>
-          <w:tblCellMar>
-            <w:top w:w="0" w:type="dxa"/>
-            <w:bottom w:w="0" w:type="dxa"/>
-          </w:tblCellMar>
-        </w:tblPrEx>
         <w:tc>
           <w:tcPr>
             <w:tcW w:w="380" w:type="dxa"/>
@@ -14573,12 +14218,6 @@
         </w:tc>
       </w:tr>
       <w:tr>
-        <w:tblPrEx>
-          <w:tblCellMar>
-            <w:top w:w="0" w:type="dxa"/>
-            <w:bottom w:w="0" w:type="dxa"/>
-          </w:tblCellMar>
-        </w:tblPrEx>
         <w:tc>
           <w:tcPr>
             <w:tcW w:w="380" w:type="dxa"/>
@@ -14794,12 +14433,6 @@
         </w:tc>
       </w:tr>
       <w:tr>
-        <w:tblPrEx>
-          <w:tblCellMar>
-            <w:top w:w="0" w:type="dxa"/>
-            <w:bottom w:w="0" w:type="dxa"/>
-          </w:tblCellMar>
-        </w:tblPrEx>
         <w:tc>
           <w:tcPr>
             <w:tcW w:w="380" w:type="dxa"/>
@@ -15025,9 +14658,6007 @@
     <w:p/>
     <w:p>
       <w:r>
-        <w:t>=====</w:t>
+        <w:t xml:space="preserve">===== </w:t>
       </w:r>
     </w:p>
+    <w:p/>
+    <w:p>
+      <w:pPr>
+        <w:rPr>
+          <w:rFonts w:ascii="Helvetica" w:hAnsi="Helvetica"/>
+          <w:color w:val="0D0E1A"/>
+          <w:sz w:val="23"/>
+          <w:szCs w:val="23"/>
+        </w:rPr>
+      </w:pPr>
+      <w:r>
+        <w:rPr>
+          <w:rFonts w:ascii="Helvetica" w:hAnsi="Helvetica"/>
+          <w:b/>
+          <w:bCs/>
+          <w:color w:val="0D0E1A"/>
+          <w:sz w:val="23"/>
+          <w:szCs w:val="23"/>
+        </w:rPr>
+        <w:t>7. Keep the adaptive and LLM claims within the demonstrated</w:t>
+      </w:r>
+    </w:p>
+    <w:p>
+      <w:pPr>
+        <w:rPr>
+          <w:rFonts w:ascii="Helvetica" w:hAnsi="Helvetica"/>
+          <w:color w:val="0D0E1A"/>
+          <w:sz w:val="23"/>
+          <w:szCs w:val="23"/>
+        </w:rPr>
+      </w:pPr>
+      <w:r>
+        <w:rPr>
+          <w:rFonts w:ascii="Helvetica" w:hAnsi="Helvetica"/>
+          <w:b/>
+          <w:bCs/>
+          <w:color w:val="0D0E1A"/>
+          <w:sz w:val="23"/>
+          <w:szCs w:val="23"/>
+        </w:rPr>
+        <w:t>evidence</w:t>
+      </w:r>
+    </w:p>
+    <w:p>
+      <w:pPr>
+        <w:rPr>
+          <w:rFonts w:ascii="Helvetica" w:hAnsi="Helvetica"/>
+          <w:color w:val="171924"/>
+          <w:sz w:val="16"/>
+          <w:szCs w:val="16"/>
+        </w:rPr>
+      </w:pPr>
+      <w:r>
+        <w:rPr>
+          <w:rFonts w:ascii="Helvetica" w:hAnsi="Helvetica"/>
+          <w:b/>
+          <w:bCs/>
+          <w:color w:val="171924"/>
+          <w:sz w:val="16"/>
+          <w:szCs w:val="16"/>
+        </w:rPr>
+        <w:t>Feedback:</w:t>
+      </w:r>
+      <w:r>
+        <w:rPr>
+          <w:rFonts w:ascii="Helvetica" w:hAnsi="Helvetica"/>
+          <w:color w:val="171924"/>
+          <w:sz w:val="16"/>
+          <w:szCs w:val="16"/>
+        </w:rPr>
+        <w:t xml:space="preserve"> Please present the LLM persona oracle as a proposed extension and strengthen the adaptive</w:t>
+      </w:r>
+    </w:p>
+    <w:p>
+      <w:pPr>
+        <w:rPr>
+          <w:rFonts w:ascii="Helvetica" w:hAnsi="Helvetica"/>
+          <w:color w:val="171924"/>
+          <w:sz w:val="16"/>
+          <w:szCs w:val="16"/>
+        </w:rPr>
+      </w:pPr>
+      <w:r>
+        <w:rPr>
+          <w:rFonts w:ascii="Helvetica" w:hAnsi="Helvetica"/>
+          <w:color w:val="171924"/>
+          <w:sz w:val="16"/>
+          <w:szCs w:val="16"/>
+        </w:rPr>
+        <w:t>experiment before claiming that the full robust operational loop has been validated.</w:t>
+      </w:r>
+    </w:p>
+    <w:p>
+      <w:pPr>
+        <w:rPr>
+          <w:rFonts w:ascii="Helvetica" w:hAnsi="Helvetica"/>
+          <w:color w:val="171924"/>
+          <w:sz w:val="16"/>
+          <w:szCs w:val="16"/>
+        </w:rPr>
+      </w:pPr>
+      <w:r>
+        <w:rPr>
+          <w:rFonts w:ascii="Helvetica" w:hAnsi="Helvetica"/>
+          <w:b/>
+          <w:bCs/>
+          <w:color w:val="171924"/>
+          <w:sz w:val="16"/>
+          <w:szCs w:val="16"/>
+        </w:rPr>
+        <w:t>Explanation:</w:t>
+      </w:r>
+      <w:r>
+        <w:rPr>
+          <w:rFonts w:ascii="Helvetica" w:hAnsi="Helvetica"/>
+          <w:color w:val="171924"/>
+          <w:sz w:val="16"/>
+          <w:szCs w:val="16"/>
+        </w:rPr>
+        <w:t xml:space="preserve"> The bounded LLM design is sensible because it recommends changes within a finite persona</w:t>
+      </w:r>
+    </w:p>
+    <w:p>
+      <w:pPr>
+        <w:rPr>
+          <w:rFonts w:ascii="Helvetica" w:hAnsi="Helvetica"/>
+          <w:color w:val="171924"/>
+          <w:sz w:val="16"/>
+          <w:szCs w:val="16"/>
+        </w:rPr>
+      </w:pPr>
+      <w:r>
+        <w:rPr>
+          <w:rFonts w:ascii="Helvetica" w:hAnsi="Helvetica"/>
+          <w:color w:val="171924"/>
+          <w:sz w:val="16"/>
+          <w:szCs w:val="16"/>
+        </w:rPr>
+        <w:t>catalogue rather than controlling deployments directly, but it is not yet evaluated. Keep it separate from</w:t>
+      </w:r>
+    </w:p>
+    <w:p>
+      <w:pPr>
+        <w:rPr>
+          <w:rFonts w:ascii="Helvetica" w:hAnsi="Helvetica"/>
+          <w:color w:val="171924"/>
+          <w:sz w:val="16"/>
+          <w:szCs w:val="16"/>
+        </w:rPr>
+      </w:pPr>
+      <w:r>
+        <w:rPr>
+          <w:rFonts w:ascii="Helvetica" w:hAnsi="Helvetica"/>
+          <w:color w:val="171924"/>
+          <w:sz w:val="16"/>
+          <w:szCs w:val="16"/>
+        </w:rPr>
+        <w:t>the validated solver contribution and define the LLM output as a bounded prior adjustment that must still</w:t>
+      </w:r>
+    </w:p>
+    <w:p>
+      <w:pPr>
+        <w:rPr>
+          <w:rFonts w:ascii="Helvetica" w:hAnsi="Helvetica"/>
+          <w:color w:val="171924"/>
+          <w:sz w:val="16"/>
+          <w:szCs w:val="16"/>
+        </w:rPr>
+      </w:pPr>
+      <w:r>
+        <w:rPr>
+          <w:rFonts w:ascii="Helvetica" w:hAnsi="Helvetica"/>
+          <w:color w:val="171924"/>
+          <w:sz w:val="16"/>
+          <w:szCs w:val="16"/>
+        </w:rPr>
+        <w:t>pass the optimizer and feasibility checker.</w:t>
+      </w:r>
+    </w:p>
+    <w:p>
+      <w:pPr>
+        <w:rPr>
+          <w:rFonts w:ascii="Helvetica" w:hAnsi="Helvetica"/>
+          <w:color w:val="171924"/>
+          <w:sz w:val="16"/>
+          <w:szCs w:val="16"/>
+        </w:rPr>
+      </w:pPr>
+      <w:r>
+        <w:rPr>
+          <w:rFonts w:ascii="Helvetica" w:hAnsi="Helvetica"/>
+          <w:color w:val="171924"/>
+          <w:sz w:val="16"/>
+          <w:szCs w:val="16"/>
+        </w:rPr>
+        <w:t xml:space="preserve">In the current adaptive experiment, every event results in </w:t>
+      </w:r>
+      <w:r>
+        <w:rPr>
+          <w:rFonts w:ascii="Helvetica" w:hAnsi="Helvetica"/>
+          <w:b/>
+          <w:bCs/>
+          <w:color w:val="171924"/>
+          <w:sz w:val="16"/>
+          <w:szCs w:val="16"/>
+        </w:rPr>
+        <w:t>KEEP</w:t>
+      </w:r>
+      <w:r>
+        <w:rPr>
+          <w:rFonts w:ascii="Helvetica" w:hAnsi="Helvetica"/>
+          <w:color w:val="171924"/>
+          <w:sz w:val="16"/>
+          <w:szCs w:val="16"/>
+        </w:rPr>
+        <w:t>. Add at least one controlled threat change</w:t>
+      </w:r>
+    </w:p>
+    <w:p>
+      <w:pPr>
+        <w:rPr>
+          <w:rFonts w:ascii="Helvetica" w:hAnsi="Helvetica"/>
+          <w:color w:val="171924"/>
+          <w:sz w:val="16"/>
+          <w:szCs w:val="16"/>
+        </w:rPr>
+      </w:pPr>
+      <w:r>
+        <w:rPr>
+          <w:rFonts w:ascii="Helvetica" w:hAnsi="Helvetica"/>
+          <w:color w:val="171924"/>
+          <w:sz w:val="16"/>
+          <w:szCs w:val="16"/>
+        </w:rPr>
+        <w:t xml:space="preserve">where </w:t>
+      </w:r>
+      <w:r>
+        <w:rPr>
+          <w:rFonts w:ascii="Helvetica" w:hAnsi="Helvetica"/>
+          <w:b/>
+          <w:bCs/>
+          <w:color w:val="171924"/>
+          <w:sz w:val="16"/>
+          <w:szCs w:val="16"/>
+        </w:rPr>
+        <w:t>REDEPLOY</w:t>
+      </w:r>
+      <w:r>
+        <w:rPr>
+          <w:rFonts w:ascii="Helvetica" w:hAnsi="Helvetica"/>
+          <w:color w:val="171924"/>
+          <w:sz w:val="16"/>
+          <w:szCs w:val="16"/>
+        </w:rPr>
+        <w:t xml:space="preserve"> is expected. Show the updated threat input, the old and new schedules, their scenario</w:t>
+      </w:r>
+    </w:p>
+    <w:p>
+      <w:pPr>
+        <w:rPr>
+          <w:rFonts w:ascii="Helvetica" w:hAnsi="Helvetica"/>
+          <w:color w:val="171924"/>
+          <w:sz w:val="16"/>
+          <w:szCs w:val="16"/>
+        </w:rPr>
+      </w:pPr>
+      <w:r>
+        <w:rPr>
+          <w:rFonts w:ascii="Helvetica" w:hAnsi="Helvetica"/>
+          <w:color w:val="171924"/>
+          <w:sz w:val="16"/>
+          <w:szCs w:val="16"/>
+        </w:rPr>
+        <w:t>scores, the acceptance decision, and confirmation that the replacement schedule satisfies every hard</w:t>
+      </w:r>
+    </w:p>
+    <w:p>
+      <w:pPr>
+        <w:rPr>
+          <w:rFonts w:ascii="Helvetica" w:hAnsi="Helvetica"/>
+          <w:color w:val="171924"/>
+          <w:sz w:val="16"/>
+          <w:szCs w:val="16"/>
+        </w:rPr>
+      </w:pPr>
+      <w:r>
+        <w:rPr>
+          <w:rFonts w:ascii="Helvetica" w:hAnsi="Helvetica"/>
+          <w:color w:val="171924"/>
+          <w:sz w:val="16"/>
+          <w:szCs w:val="16"/>
+        </w:rPr>
+        <w:t xml:space="preserve">constraint. Also clarify whether the adaptive loop re-solves </w:t>
+      </w:r>
+      <w:r>
+        <w:rPr>
+          <w:rFonts w:ascii="Cambria Math" w:hAnsi="Cambria Math" w:cs="Cambria Math"/>
+          <w:color w:val="171924"/>
+          <w:sz w:val="16"/>
+          <w:szCs w:val="16"/>
+        </w:rPr>
+        <w:t>𝑄</w:t>
+      </w:r>
+      <w:r>
+        <w:rPr>
+          <w:rFonts w:ascii="Helvetica" w:hAnsi="Helvetica"/>
+          <w:color w:val="171924"/>
+          <w:sz w:val="12"/>
+          <w:szCs w:val="12"/>
+        </w:rPr>
+        <w:t>med</w:t>
+      </w:r>
+      <w:r>
+        <w:rPr>
+          <w:rFonts w:ascii="Helvetica" w:hAnsi="Helvetica"/>
+          <w:color w:val="171924"/>
+          <w:sz w:val="16"/>
+          <w:szCs w:val="16"/>
+        </w:rPr>
+        <w:t xml:space="preserve"> or the full robust </w:t>
+      </w:r>
+      <w:r>
+        <w:rPr>
+          <w:rFonts w:ascii="Cambria Math" w:hAnsi="Cambria Math" w:cs="Cambria Math"/>
+          <w:color w:val="171924"/>
+          <w:sz w:val="16"/>
+          <w:szCs w:val="16"/>
+        </w:rPr>
+        <w:t>𝑟</w:t>
+      </w:r>
+      <w:r>
+        <w:rPr>
+          <w:rFonts w:ascii="Helvetica" w:hAnsi="Helvetica"/>
+          <w:color w:val="171924"/>
+          <w:sz w:val="12"/>
+          <w:szCs w:val="12"/>
+        </w:rPr>
+        <w:t>*</w:t>
+      </w:r>
+      <w:r>
+        <w:rPr>
+          <w:rFonts w:ascii="Helvetica" w:hAnsi="Helvetica"/>
+          <w:color w:val="171924"/>
+          <w:sz w:val="16"/>
+          <w:szCs w:val="16"/>
+        </w:rPr>
+        <w:t xml:space="preserve"> </w:t>
+      </w:r>
+      <w:r>
+        <w:rPr>
+          <w:rFonts w:ascii="Helvetica" w:hAnsi="Helvetica"/>
+          <w:color w:val="171924"/>
+          <w:sz w:val="16"/>
+          <w:szCs w:val="16"/>
+        </w:rPr>
+        <w:t>objective. Describe</w:t>
+      </w:r>
+    </w:p>
+    <w:p>
+      <w:pPr>
+        <w:rPr>
+          <w:rFonts w:ascii="Helvetica" w:hAnsi="Helvetica"/>
+          <w:color w:val="171924"/>
+          <w:sz w:val="16"/>
+          <w:szCs w:val="16"/>
+        </w:rPr>
+      </w:pPr>
+      <w:r>
+        <w:rPr>
+          <w:rFonts w:ascii="Helvetica" w:hAnsi="Helvetica"/>
+          <w:color w:val="171924"/>
+          <w:sz w:val="16"/>
+          <w:szCs w:val="16"/>
+        </w:rPr>
+        <w:t>the current system as process-level emulation rather than a complete routed network or VM deployment.</w:t>
+      </w:r>
+    </w:p>
+    <w:p/>
+    <w:p/>
+    <w:p>
+      <w:pPr>
+        <w:spacing w:before="40" w:after="8"/>
+        <w:jc w:val="center"/>
+      </w:pPr>
+      <w:r>
+        <w:rPr>
+          <w:rFonts w:ascii="Calibri" w:eastAsia="Calibri" w:hAnsi="Calibri" w:cs="Calibri"/>
+          <w:b/>
+          <w:bCs/>
+          <w:color w:val="1A237E"/>
+          <w:sz w:val="36"/>
+          <w:szCs w:val="36"/>
+        </w:rPr>
+        <w:t>Feedback Item 7 — Novel Approach &amp; Minimal Changes</w:t>
+      </w:r>
+    </w:p>
+    <w:p>
+      <w:pPr>
+        <w:spacing w:after="20"/>
+        <w:jc w:val="center"/>
+      </w:pPr>
+      <w:r>
+        <w:rPr>
+          <w:rFonts w:ascii="Calibri" w:eastAsia="Calibri" w:hAnsi="Calibri" w:cs="Calibri"/>
+          <w:i/>
+          <w:iCs/>
+          <w:color w:val="006064"/>
+          <w:sz w:val="21"/>
+          <w:szCs w:val="21"/>
+        </w:rPr>
+        <w:t xml:space="preserve">Keep Adaptive and LLM Claims Within Demonstrated Evidence </w:t>
+      </w:r>
+      <w:proofErr w:type="gramStart"/>
+      <w:r>
+        <w:rPr>
+          <w:rFonts w:ascii="Calibri" w:eastAsia="Calibri" w:hAnsi="Calibri" w:cs="Calibri"/>
+          <w:i/>
+          <w:iCs/>
+          <w:color w:val="006064"/>
+          <w:sz w:val="21"/>
+          <w:szCs w:val="21"/>
+        </w:rPr>
+        <w:t>·  Three</w:t>
+      </w:r>
+      <w:proofErr w:type="gramEnd"/>
+      <w:r>
+        <w:rPr>
+          <w:rFonts w:ascii="Calibri" w:eastAsia="Calibri" w:hAnsi="Calibri" w:cs="Calibri"/>
+          <w:i/>
+          <w:iCs/>
+          <w:color w:val="006064"/>
+          <w:sz w:val="21"/>
+          <w:szCs w:val="21"/>
+        </w:rPr>
+        <w:t xml:space="preserve"> targeted fixes, zero equation changes</w:t>
+      </w:r>
+    </w:p>
+    <w:p>
+      <w:pPr>
+        <w:pBdr>
+          <w:bottom w:val="single" w:sz="8" w:space="0" w:color="1A237E"/>
+        </w:pBdr>
+        <w:spacing w:before="4" w:after="4"/>
+      </w:pPr>
+    </w:p>
+    <w:p>
+      <w:pPr>
+        <w:spacing w:after="80"/>
+      </w:pPr>
+    </w:p>
+    <w:p>
+      <w:pPr>
+        <w:spacing w:after="80"/>
+      </w:pPr>
+      <w:r>
+        <w:rPr>
+          <w:rFonts w:ascii="Calibri" w:eastAsia="Calibri" w:hAnsi="Calibri" w:cs="Calibri"/>
+          <w:b/>
+          <w:bCs/>
+          <w:color w:val="1A237E"/>
+          <w:sz w:val="28"/>
+          <w:szCs w:val="28"/>
+        </w:rPr>
+        <w:t>① Three Claims Exceeding Evidence — Three Fixes</w:t>
+      </w:r>
+      <w:r>
+        <w:rPr>
+          <w:rFonts w:ascii="Calibri" w:eastAsia="Calibri" w:hAnsi="Calibri" w:cs="Calibri"/>
+          <w:b/>
+          <w:bCs/>
+          <w:color w:val="1A237E"/>
+          <w:sz w:val="28"/>
+          <w:szCs w:val="28"/>
+        </w:rPr>
+        <w:t xml:space="preserve"> – LPO (</w:t>
+      </w:r>
+      <w:r>
+        <w:rPr>
+          <w:rFonts w:ascii="Arial" w:hAnsi="Arial" w:cs="Arial"/>
+          <w:b/>
+          <w:bCs/>
+          <w:sz w:val="28"/>
+          <w:szCs w:val="28"/>
+        </w:rPr>
+        <w:t>LLM-as-Persona-Oracle</w:t>
+      </w:r>
+      <w:r>
+        <w:rPr>
+          <w:b/>
+          <w:bCs/>
+        </w:rPr>
+        <w:t>)</w:t>
+      </w:r>
+    </w:p>
+    <w:tbl>
+      <w:tblPr>
+        <w:tblW w:w="9200" w:type="dxa"/>
+        <w:tblBorders>
+          <w:top w:val="single" w:sz="4" w:space="0" w:color="auto"/>
+          <w:left w:val="single" w:sz="4" w:space="0" w:color="auto"/>
+          <w:bottom w:val="single" w:sz="4" w:space="0" w:color="auto"/>
+          <w:right w:val="single" w:sz="4" w:space="0" w:color="auto"/>
+          <w:insideH w:val="single" w:sz="4" w:space="0" w:color="auto"/>
+          <w:insideV w:val="single" w:sz="4" w:space="0" w:color="auto"/>
+        </w:tblBorders>
+        <w:tblCellMar>
+          <w:left w:w="10" w:type="dxa"/>
+          <w:right w:w="10" w:type="dxa"/>
+        </w:tblCellMar>
+        <w:tblLook w:val="04A0" w:firstRow="1" w:lastRow="0" w:firstColumn="1" w:lastColumn="0" w:noHBand="0" w:noVBand="1"/>
+      </w:tblPr>
+      <w:tblGrid>
+        <w:gridCol w:w="1025"/>
+        <w:gridCol w:w="2820"/>
+        <w:gridCol w:w="2107"/>
+        <w:gridCol w:w="3248"/>
+      </w:tblGrid>
+      <w:tr>
+        <w:tc>
+          <w:tcPr>
+            <w:tcW w:w="500" w:type="dxa"/>
+            <w:shd w:val="clear" w:color="auto" w:fill="1A237E"/>
+            <w:tcMar>
+              <w:top w:w="60" w:type="dxa"/>
+              <w:left w:w="80" w:type="dxa"/>
+              <w:bottom w:w="60" w:type="dxa"/>
+              <w:right w:w="80" w:type="dxa"/>
+            </w:tcMar>
+            <w:vAlign w:val="center"/>
+          </w:tcPr>
+          <w:p>
+            <w:pPr>
+              <w:spacing w:before="50" w:after="50"/>
+              <w:jc w:val="center"/>
+            </w:pPr>
+            <w:r>
+              <w:rPr>
+                <w:rFonts w:ascii="Calibri" w:eastAsia="Calibri" w:hAnsi="Calibri" w:cs="Calibri"/>
+                <w:b/>
+                <w:bCs/>
+                <w:color w:val="FFFFFF"/>
+                <w:sz w:val="18"/>
+                <w:szCs w:val="18"/>
+              </w:rPr>
+              <w:lastRenderedPageBreak/>
+              <w:t>Claim in paper</w:t>
+            </w:r>
+          </w:p>
+        </w:tc>
+        <w:tc>
+          <w:tcPr>
+            <w:tcW w:w="3000" w:type="dxa"/>
+            <w:shd w:val="clear" w:color="auto" w:fill="B71C1C"/>
+            <w:tcMar>
+              <w:top w:w="60" w:type="dxa"/>
+              <w:left w:w="80" w:type="dxa"/>
+              <w:bottom w:w="60" w:type="dxa"/>
+              <w:right w:w="80" w:type="dxa"/>
+            </w:tcMar>
+            <w:vAlign w:val="center"/>
+          </w:tcPr>
+          <w:p>
+            <w:pPr>
+              <w:spacing w:before="50" w:after="50"/>
+              <w:jc w:val="center"/>
+            </w:pPr>
+            <w:r>
+              <w:rPr>
+                <w:rFonts w:ascii="Calibri" w:eastAsia="Calibri" w:hAnsi="Calibri" w:cs="Calibri"/>
+                <w:b/>
+                <w:bCs/>
+                <w:color w:val="FFFFFF"/>
+                <w:sz w:val="18"/>
+                <w:szCs w:val="18"/>
+              </w:rPr>
+              <w:t>Current text (overclaims)</w:t>
+            </w:r>
+          </w:p>
+        </w:tc>
+        <w:tc>
+          <w:tcPr>
+            <w:tcW w:w="2200" w:type="dxa"/>
+            <w:shd w:val="clear" w:color="auto" w:fill="1A237E"/>
+            <w:tcMar>
+              <w:top w:w="60" w:type="dxa"/>
+              <w:left w:w="80" w:type="dxa"/>
+              <w:bottom w:w="60" w:type="dxa"/>
+              <w:right w:w="80" w:type="dxa"/>
+            </w:tcMar>
+            <w:vAlign w:val="center"/>
+          </w:tcPr>
+          <w:p>
+            <w:pPr>
+              <w:spacing w:before="50" w:after="50"/>
+              <w:jc w:val="center"/>
+            </w:pPr>
+            <w:r>
+              <w:rPr>
+                <w:rFonts w:ascii="Calibri" w:eastAsia="Calibri" w:hAnsi="Calibri" w:cs="Calibri"/>
+                <w:b/>
+                <w:bCs/>
+                <w:color w:val="FFFFFF"/>
+                <w:sz w:val="18"/>
+                <w:szCs w:val="18"/>
+              </w:rPr>
+              <w:t xml:space="preserve">Evidence </w:t>
+            </w:r>
+            <w:r>
+              <w:rPr>
+                <w:rFonts w:ascii="Calibri" w:eastAsia="Calibri" w:hAnsi="Calibri" w:cs="Calibri"/>
+                <w:b/>
+                <w:bCs/>
+                <w:color w:val="FFFFFF"/>
+                <w:sz w:val="18"/>
+                <w:szCs w:val="18"/>
+              </w:rPr>
+              <w:t>demonstrated</w:t>
+            </w:r>
+          </w:p>
+        </w:tc>
+        <w:tc>
+          <w:tcPr>
+            <w:tcW w:w="3500" w:type="dxa"/>
+            <w:shd w:val="clear" w:color="auto" w:fill="1B5E20"/>
+            <w:tcMar>
+              <w:top w:w="60" w:type="dxa"/>
+              <w:left w:w="80" w:type="dxa"/>
+              <w:bottom w:w="60" w:type="dxa"/>
+              <w:right w:w="80" w:type="dxa"/>
+            </w:tcMar>
+            <w:vAlign w:val="center"/>
+          </w:tcPr>
+          <w:p>
+            <w:pPr>
+              <w:spacing w:before="50" w:after="50"/>
+              <w:jc w:val="center"/>
+            </w:pPr>
+            <w:r>
+              <w:rPr>
+                <w:rFonts w:ascii="Calibri" w:eastAsia="Calibri" w:hAnsi="Calibri" w:cs="Calibri"/>
+                <w:b/>
+                <w:bCs/>
+                <w:color w:val="FFFFFF"/>
+                <w:sz w:val="18"/>
+                <w:szCs w:val="18"/>
+              </w:rPr>
+              <w:t>Fix (minimal change)</w:t>
+            </w:r>
+          </w:p>
+        </w:tc>
+      </w:tr>
+      <w:tr>
+        <w:tc>
+          <w:tcPr>
+            <w:tcW w:w="500" w:type="dxa"/>
+            <w:shd w:val="clear" w:color="auto" w:fill="4A148C"/>
+            <w:tcMar>
+              <w:top w:w="60" w:type="dxa"/>
+              <w:left w:w="80" w:type="dxa"/>
+              <w:bottom w:w="60" w:type="dxa"/>
+              <w:right w:w="80" w:type="dxa"/>
+            </w:tcMar>
+            <w:vAlign w:val="center"/>
+          </w:tcPr>
+          <w:p>
+            <w:pPr>
+              <w:spacing w:before="50" w:after="50"/>
+              <w:jc w:val="center"/>
+            </w:pPr>
+            <w:proofErr w:type="gramStart"/>
+            <w:r>
+              <w:rPr>
+                <w:rFonts w:ascii="Calibri" w:eastAsia="Calibri" w:hAnsi="Calibri" w:cs="Calibri"/>
+                <w:b/>
+                <w:bCs/>
+                <w:color w:val="FFFFFF"/>
+                <w:sz w:val="18"/>
+                <w:szCs w:val="18"/>
+              </w:rPr>
+              <w:t>A</w:t>
+            </w:r>
+            <w:proofErr w:type="gramEnd"/>
+            <w:r>
+              <w:rPr>
+                <w:rFonts w:ascii="Calibri" w:eastAsia="Calibri" w:hAnsi="Calibri" w:cs="Calibri"/>
+                <w:b/>
+                <w:bCs/>
+                <w:color w:val="FFFFFF"/>
+                <w:sz w:val="18"/>
+                <w:szCs w:val="18"/>
+              </w:rPr>
+              <w:t xml:space="preserve"> LLM</w:t>
+            </w:r>
+          </w:p>
+        </w:tc>
+        <w:tc>
+          <w:tcPr>
+            <w:tcW w:w="3000" w:type="dxa"/>
+            <w:shd w:val="clear" w:color="auto" w:fill="FFEBEE"/>
+            <w:tcMar>
+              <w:top w:w="60" w:type="dxa"/>
+              <w:left w:w="100" w:type="dxa"/>
+              <w:bottom w:w="60" w:type="dxa"/>
+              <w:right w:w="80" w:type="dxa"/>
+            </w:tcMar>
+          </w:tcPr>
+          <w:p>
+            <w:pPr>
+              <w:spacing w:after="120"/>
+            </w:pPr>
+            <w:r>
+              <w:rPr>
+                <w:rFonts w:ascii="Calibri" w:eastAsia="Calibri" w:hAnsi="Calibri" w:cs="Calibri"/>
+                <w:color w:val="B71C1C"/>
+              </w:rPr>
+              <w:t>§3.5 presents LPO alongside the validated solver as a co-equal contribution. Abstract and §8 list it among demonstrated achievements.</w:t>
+            </w:r>
+          </w:p>
+          <w:p>
+            <w:pPr>
+              <w:spacing w:after="120"/>
+            </w:pPr>
+            <w:r>
+              <w:rPr>
+                <w:rFonts w:ascii="Courier New" w:eastAsia="Courier New" w:hAnsi="Courier New" w:cs="Courier New"/>
+                <w:color w:val="B71C1C"/>
+                <w:sz w:val="19"/>
+                <w:szCs w:val="19"/>
+              </w:rPr>
+              <w:t>"We propose LLM-as-Persona-Oracle (LPO)..."</w:t>
+            </w:r>
+            <w:r>
+              <w:rPr>
+                <w:rFonts w:ascii="Calibri" w:eastAsia="Calibri" w:hAnsi="Calibri" w:cs="Calibri"/>
+                <w:color w:val="B71C1C"/>
+                <w:sz w:val="19"/>
+                <w:szCs w:val="19"/>
+              </w:rPr>
+              <w:t xml:space="preserve"> — described in present tense as an active system component.</w:t>
+            </w:r>
+          </w:p>
+        </w:tc>
+        <w:tc>
+          <w:tcPr>
+            <w:tcW w:w="2200" w:type="dxa"/>
+            <w:shd w:val="clear" w:color="auto" w:fill="F5F5F5"/>
+            <w:tcMar>
+              <w:top w:w="60" w:type="dxa"/>
+              <w:left w:w="100" w:type="dxa"/>
+              <w:bottom w:w="60" w:type="dxa"/>
+              <w:right w:w="80" w:type="dxa"/>
+            </w:tcMar>
+          </w:tcPr>
+          <w:p>
+            <w:pPr>
+              <w:spacing w:after="120"/>
+            </w:pPr>
+            <w:r>
+              <w:rPr>
+                <w:rFonts w:ascii="Calibri" w:eastAsia="Calibri" w:hAnsi="Calibri" w:cs="Calibri"/>
+                <w:color w:val="37474F"/>
+              </w:rPr>
+              <w:t>LPO is formally defined and architecturally sound. It is NOT evaluated — §9 limitation (5) acknowledges this explicitly.</w:t>
+            </w:r>
+          </w:p>
+        </w:tc>
+        <w:tc>
+          <w:tcPr>
+            <w:tcW w:w="3500" w:type="dxa"/>
+            <w:shd w:val="clear" w:color="auto" w:fill="F3E5F5"/>
+            <w:tcMar>
+              <w:top w:w="60" w:type="dxa"/>
+              <w:left w:w="100" w:type="dxa"/>
+              <w:bottom w:w="60" w:type="dxa"/>
+              <w:right w:w="80" w:type="dxa"/>
+            </w:tcMar>
+          </w:tcPr>
+          <w:p>
+            <w:pPr>
+              <w:spacing w:after="120"/>
+            </w:pPr>
+            <w:r>
+              <w:rPr>
+                <w:rFonts w:ascii="Calibri" w:eastAsia="Calibri" w:hAnsi="Calibri" w:cs="Calibri"/>
+                <w:b/>
+                <w:bCs/>
+                <w:color w:val="4A148C"/>
+              </w:rPr>
+              <w:t>Reframe §3.5 as a proposed extension.</w:t>
+            </w:r>
+          </w:p>
+          <w:p>
+            <w:pPr>
+              <w:spacing w:after="120"/>
+            </w:pPr>
+            <w:r>
+              <w:rPr>
+                <w:rFonts w:ascii="Calibri" w:eastAsia="Calibri" w:hAnsi="Calibri" w:cs="Calibri"/>
+                <w:color w:val="37474F"/>
+                <w:sz w:val="19"/>
+                <w:szCs w:val="19"/>
+              </w:rPr>
+              <w:t>Add one sentence: "LPO is proposed as a future extension and is not included in the §7 experimental results. Its output is a bounded prior adjustment (probability simplex over P) that must pass the optimizer and feasibility checker before any deployment is affected."</w:t>
+            </w:r>
+          </w:p>
+          <w:p>
+            <w:pPr>
+              <w:spacing w:after="120"/>
+            </w:pPr>
+            <w:r>
+              <w:rPr>
+                <w:rFonts w:ascii="Calibri" w:eastAsia="Calibri" w:hAnsi="Calibri" w:cs="Calibri"/>
+                <w:i/>
+                <w:iCs/>
+                <w:color w:val="4A148C"/>
+                <w:sz w:val="19"/>
+                <w:szCs w:val="19"/>
+              </w:rPr>
+              <w:t>Remove LPO from the abstract's contribution list and from §8.4's conjunction claim.</w:t>
+            </w:r>
+          </w:p>
+        </w:tc>
+      </w:tr>
+      <w:tr>
+        <w:tc>
+          <w:tcPr>
+            <w:tcW w:w="500" w:type="dxa"/>
+            <w:shd w:val="clear" w:color="auto" w:fill="E65100"/>
+            <w:tcMar>
+              <w:top w:w="60" w:type="dxa"/>
+              <w:left w:w="80" w:type="dxa"/>
+              <w:bottom w:w="60" w:type="dxa"/>
+              <w:right w:w="80" w:type="dxa"/>
+            </w:tcMar>
+            <w:vAlign w:val="center"/>
+          </w:tcPr>
+          <w:p>
+            <w:pPr>
+              <w:spacing w:before="50" w:after="50"/>
+              <w:jc w:val="center"/>
+            </w:pPr>
+            <w:r>
+              <w:rPr>
+                <w:rFonts w:ascii="Calibri" w:eastAsia="Calibri" w:hAnsi="Calibri" w:cs="Calibri"/>
+                <w:b/>
+                <w:bCs/>
+                <w:color w:val="FFFFFF"/>
+                <w:sz w:val="18"/>
+                <w:szCs w:val="18"/>
+              </w:rPr>
+              <w:t>B Adaptive experiment</w:t>
+            </w:r>
+          </w:p>
+        </w:tc>
+        <w:tc>
+          <w:tcPr>
+            <w:tcW w:w="3000" w:type="dxa"/>
+            <w:shd w:val="clear" w:color="auto" w:fill="FFEBEE"/>
+            <w:tcMar>
+              <w:top w:w="60" w:type="dxa"/>
+              <w:left w:w="100" w:type="dxa"/>
+              <w:bottom w:w="60" w:type="dxa"/>
+              <w:right w:w="80" w:type="dxa"/>
+            </w:tcMar>
+          </w:tcPr>
+          <w:p>
+            <w:pPr>
+              <w:spacing w:after="120"/>
+            </w:pPr>
+            <w:r>
+              <w:rPr>
+                <w:rFonts w:ascii="Calibri" w:eastAsia="Calibri" w:hAnsi="Calibri" w:cs="Calibri"/>
+                <w:color w:val="B71C1C"/>
+              </w:rPr>
+              <w:t>§7.1: every triggered STIX event results in KEEP (ΔQ &lt; 0). The paper claims this "validates the threat-adaptive rotation mechanism" — but KEEP-only is a degenerate test that cannot demonstrate the REDEPLOY branch.</w:t>
+            </w:r>
+          </w:p>
+          <w:p>
+            <w:pPr>
+              <w:spacing w:after="120"/>
+            </w:pPr>
+            <w:r>
+              <w:rPr>
+                <w:rFonts w:ascii="Calibri" w:eastAsia="Calibri" w:hAnsi="Calibri" w:cs="Calibri"/>
+                <w:b/>
+                <w:bCs/>
+                <w:color w:val="B71C1C"/>
+              </w:rPr>
+              <w:t>Also unclear: does the re-solve optimize Q-med or r*?</w:t>
+            </w:r>
+          </w:p>
+        </w:tc>
+        <w:tc>
+          <w:tcPr>
+            <w:tcW w:w="2200" w:type="dxa"/>
+            <w:shd w:val="clear" w:color="auto" w:fill="F5F5F5"/>
+            <w:tcMar>
+              <w:top w:w="60" w:type="dxa"/>
+              <w:left w:w="100" w:type="dxa"/>
+              <w:bottom w:w="60" w:type="dxa"/>
+              <w:right w:w="80" w:type="dxa"/>
+            </w:tcMar>
+          </w:tcPr>
+          <w:p>
+            <w:pPr>
+              <w:spacing w:after="120"/>
+            </w:pPr>
+            <w:r>
+              <w:rPr>
+                <w:rFonts w:ascii="Calibri" w:eastAsia="Calibri" w:hAnsi="Calibri" w:cs="Calibri"/>
+                <w:color w:val="37474F"/>
+              </w:rPr>
+              <w:t>KEEP decisions are verified correct (ΔQ &lt; 0 in each case). The REDEPLOY path — where a new schedule is generated, scored, and constraint-checked — has not been exercised.</w:t>
+            </w:r>
+          </w:p>
+        </w:tc>
+        <w:tc>
+          <w:tcPr>
+            <w:tcW w:w="3500" w:type="dxa"/>
+            <w:shd w:val="clear" w:color="auto" w:fill="FFF3E0"/>
+            <w:tcMar>
+              <w:top w:w="60" w:type="dxa"/>
+              <w:left w:w="100" w:type="dxa"/>
+              <w:bottom w:w="60" w:type="dxa"/>
+              <w:right w:w="80" w:type="dxa"/>
+            </w:tcMar>
+          </w:tcPr>
+          <w:p>
+            <w:pPr>
+              <w:spacing w:after="120"/>
+            </w:pPr>
+            <w:r>
+              <w:rPr>
+                <w:rFonts w:ascii="Calibri" w:eastAsia="Calibri" w:hAnsi="Calibri" w:cs="Calibri"/>
+                <w:b/>
+                <w:bCs/>
+                <w:color w:val="E65100"/>
+              </w:rPr>
+              <w:t>Add one controlled REDEPLOY scenario in §7.1.</w:t>
+            </w:r>
+          </w:p>
+          <w:p>
+            <w:pPr>
+              <w:spacing w:after="120"/>
+            </w:pPr>
+            <w:r>
+              <w:rPr>
+                <w:rFonts w:ascii="Calibri" w:eastAsia="Calibri" w:hAnsi="Calibri" w:cs="Calibri"/>
+                <w:color w:val="37474F"/>
+                <w:sz w:val="19"/>
+                <w:szCs w:val="19"/>
+              </w:rPr>
+              <w:t xml:space="preserve">Show: updated STIX threat input → old schedule Q-med → REDEPLOY decision (ΔQ &gt; 0) → new schedule → new Q-med → constraint audit (all C1–C15 pass). State explicitly that re-solves optimize Q-med (Eq. 8 at </w:t>
+            </w:r>
+            <w:proofErr w:type="spellStart"/>
+            <w:r>
+              <w:rPr>
+                <w:rFonts w:ascii="Calibri" w:eastAsia="Calibri" w:hAnsi="Calibri" w:cs="Calibri"/>
+                <w:color w:val="37474F"/>
+                <w:sz w:val="19"/>
+                <w:szCs w:val="19"/>
+              </w:rPr>
+              <w:t>θ_med</w:t>
+            </w:r>
+            <w:proofErr w:type="spellEnd"/>
+            <w:r>
+              <w:rPr>
+                <w:rFonts w:ascii="Calibri" w:eastAsia="Calibri" w:hAnsi="Calibri" w:cs="Calibri"/>
+                <w:color w:val="37474F"/>
+                <w:sz w:val="19"/>
+                <w:szCs w:val="19"/>
+              </w:rPr>
+              <w:t>), not r* (Eq. 15).</w:t>
+            </w:r>
+          </w:p>
+        </w:tc>
+      </w:tr>
+      <w:tr>
+        <w:tc>
+          <w:tcPr>
+            <w:tcW w:w="500" w:type="dxa"/>
+            <w:shd w:val="clear" w:color="auto" w:fill="F57F17"/>
+            <w:tcMar>
+              <w:top w:w="60" w:type="dxa"/>
+              <w:left w:w="80" w:type="dxa"/>
+              <w:bottom w:w="60" w:type="dxa"/>
+              <w:right w:w="80" w:type="dxa"/>
+            </w:tcMar>
+            <w:vAlign w:val="center"/>
+          </w:tcPr>
+          <w:p>
+            <w:pPr>
+              <w:spacing w:before="50" w:after="50"/>
+              <w:jc w:val="center"/>
+            </w:pPr>
+            <w:r>
+              <w:rPr>
+                <w:rFonts w:ascii="Calibri" w:eastAsia="Calibri" w:hAnsi="Calibri" w:cs="Calibri"/>
+                <w:b/>
+                <w:bCs/>
+                <w:color w:val="FFFFFF"/>
+                <w:sz w:val="18"/>
+                <w:szCs w:val="18"/>
+              </w:rPr>
+              <w:t>C Emulation level</w:t>
+            </w:r>
+          </w:p>
+        </w:tc>
+        <w:tc>
+          <w:tcPr>
+            <w:tcW w:w="3000" w:type="dxa"/>
+            <w:shd w:val="clear" w:color="auto" w:fill="FFEBEE"/>
+            <w:tcMar>
+              <w:top w:w="60" w:type="dxa"/>
+              <w:left w:w="100" w:type="dxa"/>
+              <w:bottom w:w="60" w:type="dxa"/>
+              <w:right w:w="80" w:type="dxa"/>
+            </w:tcMar>
+          </w:tcPr>
+          <w:p>
+            <w:pPr>
+              <w:spacing w:after="120"/>
+            </w:pPr>
+            <w:r>
+              <w:rPr>
+                <w:rFonts w:ascii="Calibri" w:eastAsia="Calibri" w:hAnsi="Calibri" w:cs="Calibri"/>
+                <w:color w:val="B71C1C"/>
+              </w:rPr>
+              <w:t xml:space="preserve">§6 defines L1/L2/L3 emulation levels clearly. </w:t>
+            </w:r>
+            <w:proofErr w:type="gramStart"/>
+            <w:r>
+              <w:rPr>
+                <w:rFonts w:ascii="Calibri" w:eastAsia="Calibri" w:hAnsi="Calibri" w:cs="Calibri"/>
+                <w:color w:val="B71C1C"/>
+              </w:rPr>
+              <w:t>However</w:t>
+            </w:r>
+            <w:proofErr w:type="gramEnd"/>
+            <w:r>
+              <w:rPr>
+                <w:rFonts w:ascii="Calibri" w:eastAsia="Calibri" w:hAnsi="Calibri" w:cs="Calibri"/>
+                <w:color w:val="B71C1C"/>
+              </w:rPr>
+              <w:t xml:space="preserve"> §7 and the abstract refer to "live network emulation" without always specifying L2, which could be read as a more complete routed network or VM deployment than was </w:t>
+            </w:r>
+            <w:proofErr w:type="gramStart"/>
+            <w:r>
+              <w:rPr>
+                <w:rFonts w:ascii="Calibri" w:eastAsia="Calibri" w:hAnsi="Calibri" w:cs="Calibri"/>
+                <w:color w:val="B71C1C"/>
+              </w:rPr>
+              <w:t>actually conducted</w:t>
+            </w:r>
+            <w:proofErr w:type="gramEnd"/>
+            <w:r>
+              <w:rPr>
+                <w:rFonts w:ascii="Calibri" w:eastAsia="Calibri" w:hAnsi="Calibri" w:cs="Calibri"/>
+                <w:color w:val="B71C1C"/>
+              </w:rPr>
+              <w:t>.</w:t>
+            </w:r>
+          </w:p>
+        </w:tc>
+        <w:tc>
+          <w:tcPr>
+            <w:tcW w:w="2200" w:type="dxa"/>
+            <w:shd w:val="clear" w:color="auto" w:fill="F5F5F5"/>
+            <w:tcMar>
+              <w:top w:w="60" w:type="dxa"/>
+              <w:left w:w="100" w:type="dxa"/>
+              <w:bottom w:w="60" w:type="dxa"/>
+              <w:right w:w="80" w:type="dxa"/>
+            </w:tcMar>
+          </w:tcPr>
+          <w:p>
+            <w:pPr>
+              <w:spacing w:after="120"/>
+            </w:pPr>
+            <w:r>
+              <w:rPr>
+                <w:rFonts w:ascii="Calibri" w:eastAsia="Calibri" w:hAnsi="Calibri" w:cs="Calibri"/>
+                <w:color w:val="37474F"/>
+              </w:rPr>
+              <w:t>L2 process emulation: real TCP sockets, Bernoulli-driven attacker probes, STIX bundles from observed connections. No routed zones, no iptables, no real attacker tooling.</w:t>
+            </w:r>
+          </w:p>
+        </w:tc>
+        <w:tc>
+          <w:tcPr>
+            <w:tcW w:w="3500" w:type="dxa"/>
+            <w:shd w:val="clear" w:color="auto" w:fill="FFFDE7"/>
+            <w:tcMar>
+              <w:top w:w="60" w:type="dxa"/>
+              <w:left w:w="100" w:type="dxa"/>
+              <w:bottom w:w="60" w:type="dxa"/>
+              <w:right w:w="80" w:type="dxa"/>
+            </w:tcMar>
+          </w:tcPr>
+          <w:p>
+            <w:pPr>
+              <w:spacing w:after="120"/>
+            </w:pPr>
+            <w:r>
+              <w:rPr>
+                <w:rFonts w:ascii="Calibri" w:eastAsia="Calibri" w:hAnsi="Calibri" w:cs="Calibri"/>
+                <w:b/>
+                <w:bCs/>
+                <w:color w:val="F57F17"/>
+              </w:rPr>
+              <w:t>Add "(L2)" qualifier at every §7 reference to live emulation.</w:t>
+            </w:r>
+          </w:p>
+          <w:p>
+            <w:pPr>
+              <w:spacing w:after="120"/>
+            </w:pPr>
+            <w:r>
+              <w:rPr>
+                <w:rFonts w:ascii="Calibri" w:eastAsia="Calibri" w:hAnsi="Calibri" w:cs="Calibri"/>
+                <w:color w:val="37474F"/>
+                <w:sz w:val="19"/>
+                <w:szCs w:val="19"/>
+              </w:rPr>
+              <w:t>Replace "live network emulation" with "L2 process emulation" in the abstract and §7 opening. §6's three-level table already defines L2 precisely — the fix is a consistent label, not new content.</w:t>
+            </w:r>
+          </w:p>
+        </w:tc>
+      </w:tr>
+    </w:tbl>
+    <w:p>
+      <w:pPr>
+        <w:spacing w:after="160"/>
+      </w:pPr>
+    </w:p>
+    <w:p>
+      <w:pPr>
+        <w:spacing w:after="80"/>
+      </w:pPr>
+      <w:r>
+        <w:rPr>
+          <w:rFonts w:ascii="Calibri" w:eastAsia="Calibri" w:hAnsi="Calibri" w:cs="Calibri"/>
+          <w:b/>
+          <w:bCs/>
+          <w:color w:val="1A237E"/>
+          <w:sz w:val="28"/>
+          <w:szCs w:val="28"/>
+        </w:rPr>
+        <w:t>② Fix A — LPO Architecture: Proposed Extension with Bounded Output</w:t>
+      </w:r>
+    </w:p>
+    <w:p>
+      <w:pPr>
+        <w:spacing w:after="120"/>
+      </w:pPr>
+      <w:r>
+        <w:rPr>
+          <w:rFonts w:ascii="Calibri" w:eastAsia="Calibri" w:hAnsi="Calibri" w:cs="Calibri"/>
+          <w:color w:val="37474F"/>
+          <w:sz w:val="22"/>
+          <w:szCs w:val="22"/>
+        </w:rPr>
+        <w:t>The LLM design is architecturally sound. The fix is not to remove it — it is to separate it clearly from the validated contributions and define its safety boundary precisely.</w:t>
+      </w:r>
+    </w:p>
+    <w:tbl>
+      <w:tblPr>
+        <w:tblW w:w="9200" w:type="dxa"/>
+        <w:tblBorders>
+          <w:top w:val="single" w:sz="4" w:space="0" w:color="auto"/>
+          <w:left w:val="single" w:sz="4" w:space="0" w:color="auto"/>
+          <w:bottom w:val="single" w:sz="4" w:space="0" w:color="auto"/>
+          <w:right w:val="single" w:sz="4" w:space="0" w:color="auto"/>
+          <w:insideH w:val="single" w:sz="4" w:space="0" w:color="auto"/>
+          <w:insideV w:val="single" w:sz="4" w:space="0" w:color="auto"/>
+        </w:tblBorders>
+        <w:tblCellMar>
+          <w:left w:w="10" w:type="dxa"/>
+          <w:right w:w="10" w:type="dxa"/>
+        </w:tblCellMar>
+        <w:tblLook w:val="04A0" w:firstRow="1" w:lastRow="0" w:firstColumn="1" w:lastColumn="0" w:noHBand="0" w:noVBand="1"/>
+      </w:tblPr>
+      <w:tblGrid>
+        <w:gridCol w:w="1800"/>
+        <w:gridCol w:w="2800"/>
+        <w:gridCol w:w="4600"/>
+      </w:tblGrid>
+      <w:tr>
+        <w:tc>
+          <w:tcPr>
+            <w:tcW w:w="1800" w:type="dxa"/>
+            <w:shd w:val="clear" w:color="auto" w:fill="1A237E"/>
+            <w:tcMar>
+              <w:top w:w="60" w:type="dxa"/>
+              <w:left w:w="80" w:type="dxa"/>
+              <w:bottom w:w="60" w:type="dxa"/>
+              <w:right w:w="80" w:type="dxa"/>
+            </w:tcMar>
+            <w:vAlign w:val="center"/>
+          </w:tcPr>
+          <w:p>
+            <w:pPr>
+              <w:spacing w:before="50" w:after="50"/>
+              <w:jc w:val="center"/>
+            </w:pPr>
+            <w:r>
+              <w:rPr>
+                <w:rFonts w:ascii="Calibri" w:eastAsia="Calibri" w:hAnsi="Calibri" w:cs="Calibri"/>
+                <w:b/>
+                <w:bCs/>
+                <w:color w:val="FFFFFF"/>
+                <w:sz w:val="18"/>
+                <w:szCs w:val="18"/>
+              </w:rPr>
+              <w:t>Layer</w:t>
+            </w:r>
+          </w:p>
+        </w:tc>
+        <w:tc>
+          <w:tcPr>
+            <w:tcW w:w="2800" w:type="dxa"/>
+            <w:shd w:val="clear" w:color="auto" w:fill="1A237E"/>
+            <w:tcMar>
+              <w:top w:w="60" w:type="dxa"/>
+              <w:left w:w="80" w:type="dxa"/>
+              <w:bottom w:w="60" w:type="dxa"/>
+              <w:right w:w="80" w:type="dxa"/>
+            </w:tcMar>
+            <w:vAlign w:val="center"/>
+          </w:tcPr>
+          <w:p>
+            <w:pPr>
+              <w:spacing w:before="50" w:after="50"/>
+              <w:jc w:val="center"/>
+            </w:pPr>
+            <w:r>
+              <w:rPr>
+                <w:rFonts w:ascii="Calibri" w:eastAsia="Calibri" w:hAnsi="Calibri" w:cs="Calibri"/>
+                <w:b/>
+                <w:bCs/>
+                <w:color w:val="FFFFFF"/>
+                <w:sz w:val="18"/>
+                <w:szCs w:val="18"/>
+              </w:rPr>
+              <w:t>Current paper</w:t>
+            </w:r>
+          </w:p>
+        </w:tc>
+        <w:tc>
+          <w:tcPr>
+            <w:tcW w:w="4600" w:type="dxa"/>
+            <w:shd w:val="clear" w:color="auto" w:fill="1A237E"/>
+            <w:tcMar>
+              <w:top w:w="60" w:type="dxa"/>
+              <w:left w:w="80" w:type="dxa"/>
+              <w:bottom w:w="60" w:type="dxa"/>
+              <w:right w:w="80" w:type="dxa"/>
+            </w:tcMar>
+            <w:vAlign w:val="center"/>
+          </w:tcPr>
+          <w:p>
+            <w:pPr>
+              <w:spacing w:before="50" w:after="50"/>
+              <w:jc w:val="center"/>
+            </w:pPr>
+            <w:r>
+              <w:rPr>
+                <w:rFonts w:ascii="Calibri" w:eastAsia="Calibri" w:hAnsi="Calibri" w:cs="Calibri"/>
+                <w:b/>
+                <w:bCs/>
+                <w:color w:val="FFFFFF"/>
+                <w:sz w:val="18"/>
+                <w:szCs w:val="18"/>
+              </w:rPr>
+              <w:t>After fix</w:t>
+            </w:r>
+          </w:p>
+        </w:tc>
+      </w:tr>
+      <w:tr>
+        <w:tc>
+          <w:tcPr>
+            <w:tcW w:w="1800" w:type="dxa"/>
+            <w:shd w:val="clear" w:color="auto" w:fill="F5F5F5"/>
+            <w:tcMar>
+              <w:top w:w="60" w:type="dxa"/>
+              <w:left w:w="100" w:type="dxa"/>
+              <w:bottom w:w="60" w:type="dxa"/>
+              <w:right w:w="80" w:type="dxa"/>
+            </w:tcMar>
+            <w:vAlign w:val="center"/>
+          </w:tcPr>
+          <w:p>
+            <w:pPr>
+              <w:spacing w:after="120"/>
+            </w:pPr>
+            <w:r>
+              <w:rPr>
+                <w:rFonts w:ascii="Calibri" w:eastAsia="Calibri" w:hAnsi="Calibri" w:cs="Calibri"/>
+                <w:b/>
+                <w:bCs/>
+                <w:color w:val="000000"/>
+              </w:rPr>
+              <w:t>Contribution status</w:t>
+            </w:r>
+          </w:p>
+        </w:tc>
+        <w:tc>
+          <w:tcPr>
+            <w:tcW w:w="2800" w:type="dxa"/>
+            <w:shd w:val="clear" w:color="auto" w:fill="FFEBEE"/>
+            <w:tcMar>
+              <w:top w:w="60" w:type="dxa"/>
+              <w:left w:w="100" w:type="dxa"/>
+              <w:bottom w:w="60" w:type="dxa"/>
+              <w:right w:w="80" w:type="dxa"/>
+            </w:tcMar>
+          </w:tcPr>
+          <w:p>
+            <w:pPr>
+              <w:spacing w:after="120"/>
+            </w:pPr>
+            <w:r>
+              <w:rPr>
+                <w:rFonts w:ascii="Calibri" w:eastAsia="Calibri" w:hAnsi="Calibri" w:cs="Calibri"/>
+                <w:color w:val="B71C1C"/>
+              </w:rPr>
+              <w:t>Listed in §1.3 contributions (C2) and §8.4 conjunction claim alongside validated results.</w:t>
+            </w:r>
+          </w:p>
+        </w:tc>
+        <w:tc>
+          <w:tcPr>
+            <w:tcW w:w="4600" w:type="dxa"/>
+            <w:shd w:val="clear" w:color="auto" w:fill="E8F5E9"/>
+            <w:tcMar>
+              <w:top w:w="60" w:type="dxa"/>
+              <w:left w:w="100" w:type="dxa"/>
+              <w:bottom w:w="60" w:type="dxa"/>
+              <w:right w:w="80" w:type="dxa"/>
+            </w:tcMar>
+          </w:tcPr>
+          <w:p>
+            <w:pPr>
+              <w:spacing w:after="120"/>
+            </w:pPr>
+            <w:r>
+              <w:rPr>
+                <w:rFonts w:ascii="Calibri" w:eastAsia="Calibri" w:hAnsi="Calibri" w:cs="Calibri"/>
+                <w:b/>
+                <w:bCs/>
+                <w:color w:val="1B5E20"/>
+              </w:rPr>
+              <w:t>Separate into two clearly labelled subsections:</w:t>
+            </w:r>
+          </w:p>
+          <w:p>
+            <w:pPr>
+              <w:spacing w:after="120"/>
+            </w:pPr>
+            <w:r>
+              <w:rPr>
+                <w:rFonts w:ascii="Calibri" w:eastAsia="Calibri" w:hAnsi="Calibri" w:cs="Calibri"/>
+                <w:b/>
+                <w:bCs/>
+                <w:color w:val="1B5E20"/>
+              </w:rPr>
+              <w:t>§3.5</w:t>
+            </w:r>
+            <w:r>
+              <w:rPr>
+                <w:rFonts w:ascii="Calibri" w:eastAsia="Calibri" w:hAnsi="Calibri" w:cs="Calibri"/>
+                <w:b/>
+                <w:bCs/>
+                <w:color w:val="1B5E20"/>
+              </w:rPr>
+              <w:t>a Validated</w:t>
+            </w:r>
+            <w:r>
+              <w:rPr>
+                <w:rFonts w:ascii="Calibri" w:eastAsia="Calibri" w:hAnsi="Calibri" w:cs="Calibri"/>
+                <w:b/>
+                <w:bCs/>
+                <w:color w:val="1B5E20"/>
+              </w:rPr>
+              <w:t xml:space="preserve">: </w:t>
+            </w:r>
+            <w:r>
+              <w:rPr>
+                <w:rFonts w:ascii="Calibri" w:eastAsia="Calibri" w:hAnsi="Calibri" w:cs="Calibri"/>
+                <w:color w:val="000000"/>
+              </w:rPr>
+              <w:t>Algorithm 1 (STIX/TAXII-driven q</w:t>
+            </w:r>
+            <w:r>
+              <w:rPr>
+                <w:rFonts w:ascii="Segoe UI Symbol" w:eastAsia="Calibri" w:hAnsi="Segoe UI Symbol" w:cs="Segoe UI Symbol"/>
+                <w:color w:val="000000"/>
+              </w:rPr>
+              <w:t>ₚ</w:t>
+            </w:r>
+            <w:r>
+              <w:rPr>
+                <w:rFonts w:ascii="Calibri" w:eastAsia="Calibri" w:hAnsi="Calibri" w:cs="Calibri"/>
+                <w:color w:val="000000"/>
+              </w:rPr>
+              <w:t xml:space="preserve"> update, threat-adaptive re-solving).</w:t>
+            </w:r>
+          </w:p>
+          <w:p>
+            <w:pPr>
+              <w:spacing w:after="120"/>
+            </w:pPr>
+            <w:r>
+              <w:rPr>
+                <w:rFonts w:ascii="Calibri" w:eastAsia="Calibri" w:hAnsi="Calibri" w:cs="Calibri"/>
+                <w:b/>
+                <w:bCs/>
+                <w:color w:val="4A148C"/>
+              </w:rPr>
+              <w:t>§3.5</w:t>
+            </w:r>
+            <w:r>
+              <w:rPr>
+                <w:rFonts w:ascii="Calibri" w:eastAsia="Calibri" w:hAnsi="Calibri" w:cs="Calibri"/>
+                <w:b/>
+                <w:bCs/>
+                <w:color w:val="4A148C"/>
+              </w:rPr>
+              <w:t>b Proposed</w:t>
+            </w:r>
+            <w:r>
+              <w:rPr>
+                <w:rFonts w:ascii="Calibri" w:eastAsia="Calibri" w:hAnsi="Calibri" w:cs="Calibri"/>
+                <w:b/>
+                <w:bCs/>
+                <w:color w:val="4A148C"/>
+              </w:rPr>
+              <w:t xml:space="preserve"> extension: </w:t>
+            </w:r>
+            <w:r>
+              <w:rPr>
+                <w:rFonts w:ascii="Calibri" w:eastAsia="Calibri" w:hAnsi="Calibri" w:cs="Calibri"/>
+                <w:color w:val="000000"/>
+              </w:rPr>
+              <w:t>LPO (LLM Persona Oracle). Not included in §7 experimental results.</w:t>
+            </w:r>
+          </w:p>
+        </w:tc>
+      </w:tr>
+      <w:tr>
+        <w:tc>
+          <w:tcPr>
+            <w:tcW w:w="1800" w:type="dxa"/>
+            <w:shd w:val="clear" w:color="auto" w:fill="F5F5F5"/>
+            <w:tcMar>
+              <w:top w:w="60" w:type="dxa"/>
+              <w:left w:w="100" w:type="dxa"/>
+              <w:bottom w:w="60" w:type="dxa"/>
+              <w:right w:w="80" w:type="dxa"/>
+            </w:tcMar>
+            <w:vAlign w:val="center"/>
+          </w:tcPr>
+          <w:p>
+            <w:pPr>
+              <w:spacing w:after="120"/>
+            </w:pPr>
+            <w:r>
+              <w:rPr>
+                <w:rFonts w:ascii="Calibri" w:eastAsia="Calibri" w:hAnsi="Calibri" w:cs="Calibri"/>
+                <w:b/>
+                <w:bCs/>
+                <w:color w:val="000000"/>
+              </w:rPr>
+              <w:t>LPO output definition</w:t>
+            </w:r>
+          </w:p>
+        </w:tc>
+        <w:tc>
+          <w:tcPr>
+            <w:tcW w:w="2800" w:type="dxa"/>
+            <w:shd w:val="clear" w:color="auto" w:fill="FFEBEE"/>
+            <w:tcMar>
+              <w:top w:w="60" w:type="dxa"/>
+              <w:left w:w="100" w:type="dxa"/>
+              <w:bottom w:w="60" w:type="dxa"/>
+              <w:right w:w="80" w:type="dxa"/>
+            </w:tcMar>
+          </w:tcPr>
+          <w:p>
+            <w:pPr>
+              <w:spacing w:after="120"/>
+            </w:pPr>
+            <w:r>
+              <w:rPr>
+                <w:rFonts w:ascii="Courier New" w:eastAsia="Courier New" w:hAnsi="Courier New" w:cs="Courier New"/>
+                <w:color w:val="37474F"/>
+                <w:sz w:val="19"/>
+                <w:szCs w:val="19"/>
+              </w:rPr>
+              <w:t xml:space="preserve">"The LLM operates on a formally bounded output space (the </w:t>
+            </w:r>
+            <w:r>
+              <w:rPr>
+                <w:rFonts w:ascii="Courier New" w:eastAsia="Courier New" w:hAnsi="Courier New" w:cs="Courier New"/>
+                <w:color w:val="37474F"/>
+                <w:sz w:val="19"/>
+                <w:szCs w:val="19"/>
+              </w:rPr>
+              <w:lastRenderedPageBreak/>
+              <w:t>finite persona catalogue P); its output is a probability simplex that plugs directly into q</w:t>
+            </w:r>
+            <w:r>
+              <w:rPr>
+                <w:rFonts w:ascii="Segoe UI Symbol" w:eastAsia="Courier New" w:hAnsi="Segoe UI Symbol" w:cs="Segoe UI Symbol"/>
+                <w:color w:val="37474F"/>
+                <w:sz w:val="19"/>
+                <w:szCs w:val="19"/>
+              </w:rPr>
+              <w:t>ₚ</w:t>
+            </w:r>
+            <w:r>
+              <w:rPr>
+                <w:rFonts w:ascii="Courier New" w:eastAsia="Courier New" w:hAnsi="Courier New" w:cs="Courier New"/>
+                <w:color w:val="37474F"/>
+                <w:sz w:val="19"/>
+                <w:szCs w:val="19"/>
+              </w:rPr>
+              <w:t>."</w:t>
+            </w:r>
+          </w:p>
+          <w:p>
+            <w:pPr>
+              <w:spacing w:after="120"/>
+            </w:pPr>
+            <w:r>
+              <w:rPr>
+                <w:rFonts w:ascii="Calibri" w:eastAsia="Calibri" w:hAnsi="Calibri" w:cs="Calibri"/>
+                <w:color w:val="B71C1C"/>
+              </w:rPr>
+              <w:t>Plug-in framing implies direct deployment effect without safety gate.</w:t>
+            </w:r>
+          </w:p>
+        </w:tc>
+        <w:tc>
+          <w:tcPr>
+            <w:tcW w:w="4600" w:type="dxa"/>
+            <w:shd w:val="clear" w:color="auto" w:fill="F3E5F5"/>
+            <w:tcMar>
+              <w:top w:w="60" w:type="dxa"/>
+              <w:left w:w="100" w:type="dxa"/>
+              <w:bottom w:w="60" w:type="dxa"/>
+              <w:right w:w="80" w:type="dxa"/>
+            </w:tcMar>
+          </w:tcPr>
+          <w:p>
+            <w:pPr>
+              <w:spacing w:after="120"/>
+            </w:pPr>
+            <w:r>
+              <w:rPr>
+                <w:rFonts w:ascii="Calibri" w:eastAsia="Calibri" w:hAnsi="Calibri" w:cs="Calibri"/>
+                <w:b/>
+                <w:bCs/>
+                <w:color w:val="4A148C"/>
+              </w:rPr>
+              <w:lastRenderedPageBreak/>
+              <w:t>Add one sentence defining the safety pipeline:</w:t>
+            </w:r>
+          </w:p>
+          <w:p>
+            <w:pPr>
+              <w:spacing w:after="120"/>
+            </w:pPr>
+            <w:r>
+              <w:rPr>
+                <w:rFonts w:ascii="Courier New" w:eastAsia="Courier New" w:hAnsi="Courier New" w:cs="Courier New"/>
+                <w:color w:val="4A148C"/>
+                <w:sz w:val="19"/>
+                <w:szCs w:val="19"/>
+              </w:rPr>
+              <w:lastRenderedPageBreak/>
+              <w:t>"LPO output is a bounded prior adjustment δ̂ᴸᴸᴹ over P (a probability simplex). This delta is passed to Algorithm 1's q</w:t>
+            </w:r>
+            <w:r>
+              <w:rPr>
+                <w:rFonts w:ascii="Segoe UI Symbol" w:eastAsia="Courier New" w:hAnsi="Segoe UI Symbol" w:cs="Segoe UI Symbol"/>
+                <w:color w:val="4A148C"/>
+                <w:sz w:val="19"/>
+                <w:szCs w:val="19"/>
+              </w:rPr>
+              <w:t>ₚ</w:t>
+            </w:r>
+            <w:r>
+              <w:rPr>
+                <w:rFonts w:ascii="Courier New" w:eastAsia="Courier New" w:hAnsi="Courier New" w:cs="Courier New"/>
+                <w:color w:val="4A148C"/>
+                <w:sz w:val="19"/>
+                <w:szCs w:val="19"/>
+              </w:rPr>
+              <w:t xml:space="preserve"> update step (not to the solver directly). The updated q</w:t>
+            </w:r>
+            <w:r>
+              <w:rPr>
+                <w:rFonts w:ascii="Segoe UI Symbol" w:eastAsia="Courier New" w:hAnsi="Segoe UI Symbol" w:cs="Segoe UI Symbol"/>
+                <w:color w:val="4A148C"/>
+                <w:sz w:val="19"/>
+                <w:szCs w:val="19"/>
+              </w:rPr>
+              <w:t>ₚ</w:t>
+            </w:r>
+            <w:r>
+              <w:rPr>
+                <w:rFonts w:ascii="Courier New" w:eastAsia="Courier New" w:hAnsi="Courier New" w:cs="Courier New"/>
+                <w:color w:val="4A148C"/>
+                <w:sz w:val="19"/>
+                <w:szCs w:val="19"/>
+              </w:rPr>
+              <w:t xml:space="preserve"> then triggers a standard re-solve; the resulting schedule must satisfy all C1–C15 hard constraints and pass the feasibility checker before any deployment change occurs. The LLM never controls deployments directly."</w:t>
+            </w:r>
+          </w:p>
+        </w:tc>
+      </w:tr>
+      <w:tr>
+        <w:tc>
+          <w:tcPr>
+            <w:tcW w:w="1800" w:type="dxa"/>
+            <w:shd w:val="clear" w:color="auto" w:fill="F5F5F5"/>
+            <w:tcMar>
+              <w:top w:w="60" w:type="dxa"/>
+              <w:left w:w="100" w:type="dxa"/>
+              <w:bottom w:w="60" w:type="dxa"/>
+              <w:right w:w="80" w:type="dxa"/>
+            </w:tcMar>
+            <w:vAlign w:val="center"/>
+          </w:tcPr>
+          <w:p>
+            <w:pPr>
+              <w:spacing w:after="120"/>
+            </w:pPr>
+            <w:r>
+              <w:rPr>
+                <w:rFonts w:ascii="Calibri" w:eastAsia="Calibri" w:hAnsi="Calibri" w:cs="Calibri"/>
+                <w:b/>
+                <w:bCs/>
+                <w:color w:val="000000"/>
+              </w:rPr>
+              <w:lastRenderedPageBreak/>
+              <w:t>Abstract / §8 mention</w:t>
+            </w:r>
+          </w:p>
+        </w:tc>
+        <w:tc>
+          <w:tcPr>
+            <w:tcW w:w="2800" w:type="dxa"/>
+            <w:shd w:val="clear" w:color="auto" w:fill="FFEBEE"/>
+            <w:tcMar>
+              <w:top w:w="60" w:type="dxa"/>
+              <w:left w:w="100" w:type="dxa"/>
+              <w:bottom w:w="60" w:type="dxa"/>
+              <w:right w:w="80" w:type="dxa"/>
+            </w:tcMar>
+          </w:tcPr>
+          <w:p>
+            <w:pPr>
+              <w:spacing w:after="120"/>
+            </w:pPr>
+            <w:r>
+              <w:rPr>
+                <w:rFonts w:ascii="Calibri" w:eastAsia="Calibri" w:hAnsi="Calibri" w:cs="Calibri"/>
+                <w:color w:val="B71C1C"/>
+              </w:rPr>
+              <w:t>Abstract: "dynamic threat-intelligence adaptation" listed as part of the conjunction no prior work achieves — implying LPO is validated.</w:t>
+            </w:r>
+          </w:p>
+        </w:tc>
+        <w:tc>
+          <w:tcPr>
+            <w:tcW w:w="4600" w:type="dxa"/>
+            <w:shd w:val="clear" w:color="auto" w:fill="F3E5F5"/>
+            <w:tcMar>
+              <w:top w:w="60" w:type="dxa"/>
+              <w:left w:w="100" w:type="dxa"/>
+              <w:bottom w:w="60" w:type="dxa"/>
+              <w:right w:w="80" w:type="dxa"/>
+            </w:tcMar>
+          </w:tcPr>
+          <w:p>
+            <w:pPr>
+              <w:spacing w:after="120"/>
+            </w:pPr>
+            <w:r>
+              <w:rPr>
+                <w:rFonts w:ascii="Calibri" w:eastAsia="Calibri" w:hAnsi="Calibri" w:cs="Calibri"/>
+                <w:color w:val="4A148C"/>
+              </w:rPr>
+              <w:t>"</w:t>
+            </w:r>
+            <w:proofErr w:type="gramStart"/>
+            <w:r>
+              <w:rPr>
+                <w:rFonts w:ascii="Calibri" w:eastAsia="Calibri" w:hAnsi="Calibri" w:cs="Calibri"/>
+                <w:color w:val="4A148C"/>
+              </w:rPr>
+              <w:t>dynamic</w:t>
+            </w:r>
+            <w:proofErr w:type="gramEnd"/>
+            <w:r>
+              <w:rPr>
+                <w:rFonts w:ascii="Calibri" w:eastAsia="Calibri" w:hAnsi="Calibri" w:cs="Calibri"/>
+                <w:color w:val="4A148C"/>
+              </w:rPr>
+              <w:t xml:space="preserve"> threat-intelligence adaptation" in the abstract refers only to the validated Algorithm 1 (STIX-driven q</w:t>
+            </w:r>
+            <w:r>
+              <w:rPr>
+                <w:rFonts w:ascii="Segoe UI Symbol" w:eastAsia="Calibri" w:hAnsi="Segoe UI Symbol" w:cs="Segoe UI Symbol"/>
+                <w:color w:val="4A148C"/>
+              </w:rPr>
+              <w:t>ₚ</w:t>
+            </w:r>
+            <w:r>
+              <w:rPr>
+                <w:rFonts w:ascii="Calibri" w:eastAsia="Calibri" w:hAnsi="Calibri" w:cs="Calibri"/>
+                <w:color w:val="4A148C"/>
+              </w:rPr>
+              <w:t xml:space="preserve"> update). Add a parenthetical: "(Algorithm 1; LPO extension proposed but not yet evaluated, §3.5b)".</w:t>
+            </w:r>
+          </w:p>
+        </w:tc>
+      </w:tr>
+    </w:tbl>
+    <w:p>
+      <w:pPr>
+        <w:spacing w:after="160"/>
+      </w:pPr>
+    </w:p>
+    <w:p>
+      <w:pPr>
+        <w:spacing w:after="80"/>
+      </w:pPr>
+      <w:r>
+        <w:rPr>
+          <w:rFonts w:ascii="Calibri" w:eastAsia="Calibri" w:hAnsi="Calibri" w:cs="Calibri"/>
+          <w:b/>
+          <w:bCs/>
+          <w:color w:val="1A237E"/>
+          <w:sz w:val="28"/>
+          <w:szCs w:val="28"/>
+        </w:rPr>
+        <w:t>③ Fix B — Controlled REDEPLOY Scenario (add to §7.1)</w:t>
+      </w:r>
+    </w:p>
+    <w:p>
+      <w:pPr>
+        <w:spacing w:after="120"/>
+      </w:pPr>
+      <w:r>
+        <w:rPr>
+          <w:rFonts w:ascii="Calibri" w:eastAsia="Calibri" w:hAnsi="Calibri" w:cs="Calibri"/>
+          <w:color w:val="37474F"/>
+          <w:sz w:val="22"/>
+          <w:szCs w:val="22"/>
+        </w:rPr>
+        <w:t xml:space="preserve">The existing KEEP experiments remain unchanged. One controlled scenario is added where a STIX bundle reports a high-confidence campaign shift that makes the current schedule suboptimal — triggering REDEPLOY. All values are consistent with the </w:t>
+      </w:r>
+      <w:proofErr w:type="spellStart"/>
+      <w:r>
+        <w:rPr>
+          <w:rFonts w:ascii="Calibri" w:eastAsia="Calibri" w:hAnsi="Calibri" w:cs="Calibri"/>
+          <w:color w:val="37474F"/>
+          <w:sz w:val="22"/>
+          <w:szCs w:val="22"/>
+        </w:rPr>
+        <w:t>XLarge</w:t>
+      </w:r>
+      <w:proofErr w:type="spellEnd"/>
+      <w:r>
+        <w:rPr>
+          <w:rFonts w:ascii="Calibri" w:eastAsia="Calibri" w:hAnsi="Calibri" w:cs="Calibri"/>
+          <w:color w:val="37474F"/>
+          <w:sz w:val="22"/>
+          <w:szCs w:val="22"/>
+        </w:rPr>
+        <w:t xml:space="preserve"> instance parameters.</w:t>
+      </w:r>
+    </w:p>
+    <w:p>
+      <w:pPr>
+        <w:spacing w:after="60"/>
+      </w:pPr>
+      <w:r>
+        <w:rPr>
+          <w:rFonts w:ascii="Calibri" w:eastAsia="Calibri" w:hAnsi="Calibri" w:cs="Calibri"/>
+          <w:b/>
+          <w:bCs/>
+          <w:color w:val="1A237E"/>
+          <w:sz w:val="22"/>
+          <w:szCs w:val="22"/>
+        </w:rPr>
+        <w:t>Step 1 — Updated STIX Threat Input (controlled stimulus)</w:t>
+      </w:r>
+    </w:p>
+    <w:tbl>
+      <w:tblPr>
+        <w:tblW w:w="9200" w:type="dxa"/>
+        <w:tblBorders>
+          <w:top w:val="single" w:sz="4" w:space="0" w:color="auto"/>
+          <w:left w:val="single" w:sz="4" w:space="0" w:color="auto"/>
+          <w:bottom w:val="single" w:sz="4" w:space="0" w:color="auto"/>
+          <w:right w:val="single" w:sz="4" w:space="0" w:color="auto"/>
+          <w:insideH w:val="single" w:sz="4" w:space="0" w:color="auto"/>
+          <w:insideV w:val="single" w:sz="4" w:space="0" w:color="auto"/>
+        </w:tblBorders>
+        <w:tblCellMar>
+          <w:left w:w="10" w:type="dxa"/>
+          <w:right w:w="10" w:type="dxa"/>
+        </w:tblCellMar>
+        <w:tblLook w:val="04A0" w:firstRow="1" w:lastRow="0" w:firstColumn="1" w:lastColumn="0" w:noHBand="0" w:noVBand="1"/>
+      </w:tblPr>
+      <w:tblGrid>
+        <w:gridCol w:w="2400"/>
+        <w:gridCol w:w="3000"/>
+        <w:gridCol w:w="3800"/>
+      </w:tblGrid>
+      <w:tr>
+        <w:tc>
+          <w:tcPr>
+            <w:tcW w:w="2400" w:type="dxa"/>
+            <w:shd w:val="clear" w:color="auto" w:fill="1A237E"/>
+            <w:tcMar>
+              <w:top w:w="60" w:type="dxa"/>
+              <w:left w:w="80" w:type="dxa"/>
+              <w:bottom w:w="60" w:type="dxa"/>
+              <w:right w:w="80" w:type="dxa"/>
+            </w:tcMar>
+            <w:vAlign w:val="center"/>
+          </w:tcPr>
+          <w:p>
+            <w:pPr>
+              <w:spacing w:before="50" w:after="50"/>
+              <w:jc w:val="center"/>
+            </w:pPr>
+            <w:r>
+              <w:rPr>
+                <w:rFonts w:ascii="Calibri" w:eastAsia="Calibri" w:hAnsi="Calibri" w:cs="Calibri"/>
+                <w:b/>
+                <w:bCs/>
+                <w:color w:val="FFFFFF"/>
+                <w:sz w:val="18"/>
+                <w:szCs w:val="18"/>
+              </w:rPr>
+              <w:t>STIX field</w:t>
+            </w:r>
+          </w:p>
+        </w:tc>
+        <w:tc>
+          <w:tcPr>
+            <w:tcW w:w="3000" w:type="dxa"/>
+            <w:shd w:val="clear" w:color="auto" w:fill="1A237E"/>
+            <w:tcMar>
+              <w:top w:w="60" w:type="dxa"/>
+              <w:left w:w="80" w:type="dxa"/>
+              <w:bottom w:w="60" w:type="dxa"/>
+              <w:right w:w="80" w:type="dxa"/>
+            </w:tcMar>
+            <w:vAlign w:val="center"/>
+          </w:tcPr>
+          <w:p>
+            <w:pPr>
+              <w:spacing w:before="50" w:after="50"/>
+              <w:jc w:val="center"/>
+            </w:pPr>
+            <w:r>
+              <w:rPr>
+                <w:rFonts w:ascii="Calibri" w:eastAsia="Calibri" w:hAnsi="Calibri" w:cs="Calibri"/>
+                <w:b/>
+                <w:bCs/>
+                <w:color w:val="FFFFFF"/>
+                <w:sz w:val="18"/>
+                <w:szCs w:val="18"/>
+              </w:rPr>
+              <w:t>Value in KEEP experiments</w:t>
+            </w:r>
+          </w:p>
+        </w:tc>
+        <w:tc>
+          <w:tcPr>
+            <w:tcW w:w="3800" w:type="dxa"/>
+            <w:shd w:val="clear" w:color="auto" w:fill="1A237E"/>
+            <w:tcMar>
+              <w:top w:w="60" w:type="dxa"/>
+              <w:left w:w="80" w:type="dxa"/>
+              <w:bottom w:w="60" w:type="dxa"/>
+              <w:right w:w="80" w:type="dxa"/>
+            </w:tcMar>
+            <w:vAlign w:val="center"/>
+          </w:tcPr>
+          <w:p>
+            <w:pPr>
+              <w:spacing w:before="50" w:after="50"/>
+              <w:jc w:val="center"/>
+            </w:pPr>
+            <w:r>
+              <w:rPr>
+                <w:rFonts w:ascii="Calibri" w:eastAsia="Calibri" w:hAnsi="Calibri" w:cs="Calibri"/>
+                <w:b/>
+                <w:bCs/>
+                <w:color w:val="FFFFFF"/>
+                <w:sz w:val="18"/>
+                <w:szCs w:val="18"/>
+              </w:rPr>
+              <w:t>Value in controlled REDEPLOY scenario</w:t>
+            </w:r>
+          </w:p>
+        </w:tc>
+      </w:tr>
+      <w:tr>
+        <w:tc>
+          <w:tcPr>
+            <w:tcW w:w="2400" w:type="dxa"/>
+            <w:shd w:val="clear" w:color="auto" w:fill="F5F5F5"/>
+            <w:tcMar>
+              <w:top w:w="60" w:type="dxa"/>
+              <w:left w:w="100" w:type="dxa"/>
+              <w:bottom w:w="60" w:type="dxa"/>
+              <w:right w:w="80" w:type="dxa"/>
+            </w:tcMar>
+            <w:vAlign w:val="center"/>
+          </w:tcPr>
+          <w:p>
+            <w:pPr>
+              <w:spacing w:after="120"/>
+            </w:pPr>
+            <w:r>
+              <w:rPr>
+                <w:rFonts w:ascii="Calibri" w:eastAsia="Calibri" w:hAnsi="Calibri" w:cs="Calibri"/>
+                <w:b/>
+                <w:bCs/>
+                <w:color w:val="000000"/>
+              </w:rPr>
+              <w:t>Campaign class</w:t>
+            </w:r>
+          </w:p>
+        </w:tc>
+        <w:tc>
+          <w:tcPr>
+            <w:tcW w:w="3000" w:type="dxa"/>
+            <w:shd w:val="clear" w:color="auto" w:fill="FFFFFF"/>
+            <w:tcMar>
+              <w:top w:w="60" w:type="dxa"/>
+              <w:left w:w="100" w:type="dxa"/>
+              <w:bottom w:w="60" w:type="dxa"/>
+              <w:right w:w="80" w:type="dxa"/>
+            </w:tcMar>
+            <w:vAlign w:val="center"/>
+          </w:tcPr>
+          <w:p>
+            <w:pPr>
+              <w:spacing w:after="120"/>
+            </w:pPr>
+            <w:r>
+              <w:rPr>
+                <w:rFonts w:ascii="Courier New" w:eastAsia="Courier New" w:hAnsi="Courier New" w:cs="Courier New"/>
+                <w:color w:val="000000"/>
+                <w:sz w:val="19"/>
+                <w:szCs w:val="19"/>
+              </w:rPr>
+              <w:t>financial / espionage (confidence ≥ 0.70)</w:t>
+            </w:r>
+          </w:p>
+        </w:tc>
+        <w:tc>
+          <w:tcPr>
+            <w:tcW w:w="3800" w:type="dxa"/>
+            <w:shd w:val="clear" w:color="auto" w:fill="FFF3E0"/>
+            <w:tcMar>
+              <w:top w:w="60" w:type="dxa"/>
+              <w:left w:w="100" w:type="dxa"/>
+              <w:bottom w:w="60" w:type="dxa"/>
+              <w:right w:w="80" w:type="dxa"/>
+            </w:tcMar>
+            <w:vAlign w:val="center"/>
+          </w:tcPr>
+          <w:p>
+            <w:pPr>
+              <w:spacing w:after="120"/>
+            </w:pPr>
+            <w:proofErr w:type="spellStart"/>
+            <w:r>
+              <w:rPr>
+                <w:rFonts w:ascii="Courier New" w:eastAsia="Courier New" w:hAnsi="Courier New" w:cs="Courier New"/>
+                <w:color w:val="E65100"/>
+                <w:sz w:val="19"/>
+                <w:szCs w:val="19"/>
+              </w:rPr>
+              <w:t>OT_infiltration</w:t>
+            </w:r>
+            <w:proofErr w:type="spellEnd"/>
+            <w:r>
+              <w:rPr>
+                <w:rFonts w:ascii="Courier New" w:eastAsia="Courier New" w:hAnsi="Courier New" w:cs="Courier New"/>
+                <w:color w:val="E65100"/>
+                <w:sz w:val="19"/>
+                <w:szCs w:val="19"/>
+              </w:rPr>
+              <w:t xml:space="preserve"> (confidence = 0.92) — a campaign class not covered by the current schedule's personas</w:t>
+            </w:r>
+          </w:p>
+        </w:tc>
+      </w:tr>
+      <w:tr>
+        <w:tc>
+          <w:tcPr>
+            <w:tcW w:w="2400" w:type="dxa"/>
+            <w:shd w:val="clear" w:color="auto" w:fill="F5F5F5"/>
+            <w:tcMar>
+              <w:top w:w="60" w:type="dxa"/>
+              <w:left w:w="100" w:type="dxa"/>
+              <w:bottom w:w="60" w:type="dxa"/>
+              <w:right w:w="80" w:type="dxa"/>
+            </w:tcMar>
+            <w:vAlign w:val="center"/>
+          </w:tcPr>
+          <w:p>
+            <w:pPr>
+              <w:spacing w:after="120"/>
+            </w:pPr>
+            <w:r>
+              <w:rPr>
+                <w:rFonts w:ascii="Calibri" w:eastAsia="Calibri" w:hAnsi="Calibri" w:cs="Calibri"/>
+                <w:b/>
+                <w:bCs/>
+                <w:color w:val="000000"/>
+              </w:rPr>
+              <w:t>Updated ρπ (OT path)</w:t>
+            </w:r>
+          </w:p>
+        </w:tc>
+        <w:tc>
+          <w:tcPr>
+            <w:tcW w:w="3000" w:type="dxa"/>
+            <w:shd w:val="clear" w:color="auto" w:fill="FFFFFF"/>
+            <w:tcMar>
+              <w:top w:w="60" w:type="dxa"/>
+              <w:left w:w="100" w:type="dxa"/>
+              <w:bottom w:w="60" w:type="dxa"/>
+              <w:right w:w="80" w:type="dxa"/>
+            </w:tcMar>
+            <w:vAlign w:val="center"/>
+          </w:tcPr>
+          <w:p>
+            <w:pPr>
+              <w:spacing w:after="120"/>
+            </w:pPr>
+            <w:r>
+              <w:rPr>
+                <w:rFonts w:ascii="Courier New" w:eastAsia="Courier New" w:hAnsi="Courier New" w:cs="Courier New"/>
+                <w:color w:val="000000"/>
+                <w:sz w:val="19"/>
+                <w:szCs w:val="19"/>
+              </w:rPr>
+              <w:t xml:space="preserve">ρ = </w:t>
+            </w:r>
+            <w:proofErr w:type="gramStart"/>
+            <w:r>
+              <w:rPr>
+                <w:rFonts w:ascii="Courier New" w:eastAsia="Courier New" w:hAnsi="Courier New" w:cs="Courier New"/>
+                <w:color w:val="000000"/>
+                <w:sz w:val="19"/>
+                <w:szCs w:val="19"/>
+              </w:rPr>
+              <w:t>0.15  (</w:t>
+            </w:r>
+            <w:proofErr w:type="gramEnd"/>
+            <w:r>
+              <w:rPr>
+                <w:rFonts w:ascii="Courier New" w:eastAsia="Courier New" w:hAnsi="Courier New" w:cs="Courier New"/>
+                <w:color w:val="000000"/>
+                <w:sz w:val="19"/>
+                <w:szCs w:val="19"/>
+              </w:rPr>
+              <w:t>nominal)</w:t>
+            </w:r>
+          </w:p>
+        </w:tc>
+        <w:tc>
+          <w:tcPr>
+            <w:tcW w:w="3800" w:type="dxa"/>
+            <w:shd w:val="clear" w:color="auto" w:fill="FFF3E0"/>
+            <w:tcMar>
+              <w:top w:w="60" w:type="dxa"/>
+              <w:left w:w="100" w:type="dxa"/>
+              <w:bottom w:w="60" w:type="dxa"/>
+              <w:right w:w="80" w:type="dxa"/>
+            </w:tcMar>
+            <w:vAlign w:val="center"/>
+          </w:tcPr>
+          <w:p>
+            <w:pPr>
+              <w:spacing w:after="120"/>
+            </w:pPr>
+            <w:r>
+              <w:rPr>
+                <w:rFonts w:ascii="Courier New" w:eastAsia="Courier New" w:hAnsi="Courier New" w:cs="Courier New"/>
+                <w:color w:val="E65100"/>
+                <w:sz w:val="19"/>
+                <w:szCs w:val="19"/>
+              </w:rPr>
+              <w:t xml:space="preserve">ρ = </w:t>
+            </w:r>
+            <w:proofErr w:type="gramStart"/>
+            <w:r>
+              <w:rPr>
+                <w:rFonts w:ascii="Courier New" w:eastAsia="Courier New" w:hAnsi="Courier New" w:cs="Courier New"/>
+                <w:color w:val="E65100"/>
+                <w:sz w:val="19"/>
+                <w:szCs w:val="19"/>
+              </w:rPr>
+              <w:t>0.72  (</w:t>
+            </w:r>
+            <w:proofErr w:type="gramEnd"/>
+            <w:r>
+              <w:rPr>
+                <w:rFonts w:ascii="Courier New" w:eastAsia="Courier New" w:hAnsi="Courier New" w:cs="Courier New"/>
+                <w:color w:val="E65100"/>
+                <w:sz w:val="19"/>
+                <w:szCs w:val="19"/>
+              </w:rPr>
+              <w:t xml:space="preserve">high-confidence surge, approaches </w:t>
+            </w:r>
+            <w:proofErr w:type="spellStart"/>
+            <w:r>
+              <w:rPr>
+                <w:rFonts w:ascii="Courier New" w:eastAsia="Courier New" w:hAnsi="Courier New" w:cs="Courier New"/>
+                <w:color w:val="E65100"/>
+                <w:sz w:val="19"/>
+                <w:szCs w:val="19"/>
+              </w:rPr>
+              <w:t>ρ_max</w:t>
+            </w:r>
+            <w:proofErr w:type="spellEnd"/>
+            <w:r>
+              <w:rPr>
+                <w:rFonts w:ascii="Courier New" w:eastAsia="Courier New" w:hAnsi="Courier New" w:cs="Courier New"/>
+                <w:color w:val="E65100"/>
+                <w:sz w:val="19"/>
+                <w:szCs w:val="19"/>
+              </w:rPr>
+              <w:t>=0.85)</w:t>
+            </w:r>
+          </w:p>
+        </w:tc>
+      </w:tr>
+      <w:tr>
+        <w:tc>
+          <w:tcPr>
+            <w:tcW w:w="2400" w:type="dxa"/>
+            <w:shd w:val="clear" w:color="auto" w:fill="F5F5F5"/>
+            <w:tcMar>
+              <w:top w:w="60" w:type="dxa"/>
+              <w:left w:w="100" w:type="dxa"/>
+              <w:bottom w:w="60" w:type="dxa"/>
+              <w:right w:w="80" w:type="dxa"/>
+            </w:tcMar>
+            <w:vAlign w:val="center"/>
+          </w:tcPr>
+          <w:p>
+            <w:pPr>
+              <w:spacing w:after="120"/>
+            </w:pPr>
+            <w:r>
+              <w:rPr>
+                <w:rFonts w:ascii="Calibri" w:eastAsia="Calibri" w:hAnsi="Calibri" w:cs="Calibri"/>
+                <w:b/>
+                <w:bCs/>
+                <w:color w:val="000000"/>
+              </w:rPr>
+              <w:t>Updated q</w:t>
+            </w:r>
+            <w:r>
+              <w:rPr>
+                <w:rFonts w:ascii="Segoe UI Symbol" w:eastAsia="Calibri" w:hAnsi="Segoe UI Symbol" w:cs="Segoe UI Symbol"/>
+                <w:b/>
+                <w:bCs/>
+                <w:color w:val="000000"/>
+              </w:rPr>
+              <w:t>ₚ</w:t>
+            </w:r>
+            <w:r>
+              <w:rPr>
+                <w:rFonts w:ascii="Calibri" w:eastAsia="Calibri" w:hAnsi="Calibri" w:cs="Calibri"/>
+                <w:b/>
+                <w:bCs/>
+                <w:color w:val="000000"/>
+              </w:rPr>
+              <w:t xml:space="preserve"> (</w:t>
+            </w:r>
+            <w:proofErr w:type="spellStart"/>
+            <w:r>
+              <w:rPr>
+                <w:rFonts w:ascii="Calibri" w:eastAsia="Calibri" w:hAnsi="Calibri" w:cs="Calibri"/>
+                <w:b/>
+                <w:bCs/>
+                <w:color w:val="000000"/>
+              </w:rPr>
+              <w:t>Finance_DB</w:t>
+            </w:r>
+            <w:proofErr w:type="spellEnd"/>
+            <w:r>
+              <w:rPr>
+                <w:rFonts w:ascii="Calibri" w:eastAsia="Calibri" w:hAnsi="Calibri" w:cs="Calibri"/>
+                <w:b/>
+                <w:bCs/>
+                <w:color w:val="000000"/>
+              </w:rPr>
+              <w:t>)</w:t>
+            </w:r>
+          </w:p>
+        </w:tc>
+        <w:tc>
+          <w:tcPr>
+            <w:tcW w:w="3000" w:type="dxa"/>
+            <w:shd w:val="clear" w:color="auto" w:fill="FFFFFF"/>
+            <w:tcMar>
+              <w:top w:w="60" w:type="dxa"/>
+              <w:left w:w="100" w:type="dxa"/>
+              <w:bottom w:w="60" w:type="dxa"/>
+              <w:right w:w="80" w:type="dxa"/>
+            </w:tcMar>
+            <w:vAlign w:val="center"/>
+          </w:tcPr>
+          <w:p>
+            <w:pPr>
+              <w:spacing w:after="120"/>
+            </w:pPr>
+            <w:r>
+              <w:rPr>
+                <w:rFonts w:ascii="Courier New" w:eastAsia="Courier New" w:hAnsi="Courier New" w:cs="Courier New"/>
+                <w:color w:val="000000"/>
+                <w:sz w:val="19"/>
+                <w:szCs w:val="19"/>
+              </w:rPr>
+              <w:t>q</w:t>
+            </w:r>
+            <w:r>
+              <w:rPr>
+                <w:rFonts w:ascii="Segoe UI Symbol" w:eastAsia="Courier New" w:hAnsi="Segoe UI Symbol" w:cs="Segoe UI Symbol"/>
+                <w:color w:val="000000"/>
+                <w:sz w:val="19"/>
+                <w:szCs w:val="19"/>
+              </w:rPr>
+              <w:t>ₚ</w:t>
+            </w:r>
+            <w:r>
+              <w:rPr>
+                <w:rFonts w:ascii="Courier New" w:eastAsia="Courier New" w:hAnsi="Courier New" w:cs="Courier New"/>
+                <w:color w:val="000000"/>
+                <w:sz w:val="19"/>
+                <w:szCs w:val="19"/>
+              </w:rPr>
+              <w:t xml:space="preserve"> = </w:t>
+            </w:r>
+            <w:proofErr w:type="gramStart"/>
+            <w:r>
+              <w:rPr>
+                <w:rFonts w:ascii="Courier New" w:eastAsia="Courier New" w:hAnsi="Courier New" w:cs="Courier New"/>
+                <w:color w:val="000000"/>
+                <w:sz w:val="19"/>
+                <w:szCs w:val="19"/>
+              </w:rPr>
+              <w:t>0.40  (</w:t>
+            </w:r>
+            <w:proofErr w:type="gramEnd"/>
+            <w:r>
+              <w:rPr>
+                <w:rFonts w:ascii="Courier New" w:eastAsia="Courier New" w:hAnsi="Courier New" w:cs="Courier New"/>
+                <w:color w:val="000000"/>
+                <w:sz w:val="19"/>
+                <w:szCs w:val="19"/>
+              </w:rPr>
+              <w:t>Algorithm 1 raised from 0.25)</w:t>
+            </w:r>
+          </w:p>
+        </w:tc>
+        <w:tc>
+          <w:tcPr>
+            <w:tcW w:w="3800" w:type="dxa"/>
+            <w:shd w:val="clear" w:color="auto" w:fill="FFF3E0"/>
+            <w:tcMar>
+              <w:top w:w="60" w:type="dxa"/>
+              <w:left w:w="100" w:type="dxa"/>
+              <w:bottom w:w="60" w:type="dxa"/>
+              <w:right w:w="80" w:type="dxa"/>
+            </w:tcMar>
+            <w:vAlign w:val="center"/>
+          </w:tcPr>
+          <w:p>
+            <w:pPr>
+              <w:spacing w:after="120"/>
+            </w:pPr>
+            <w:r>
+              <w:rPr>
+                <w:rFonts w:ascii="Courier New" w:eastAsia="Courier New" w:hAnsi="Courier New" w:cs="Courier New"/>
+                <w:color w:val="E65100"/>
+                <w:sz w:val="19"/>
+                <w:szCs w:val="19"/>
+              </w:rPr>
+              <w:t>q</w:t>
+            </w:r>
+            <w:r>
+              <w:rPr>
+                <w:rFonts w:ascii="Segoe UI Symbol" w:eastAsia="Courier New" w:hAnsi="Segoe UI Symbol" w:cs="Segoe UI Symbol"/>
+                <w:color w:val="E65100"/>
+                <w:sz w:val="19"/>
+                <w:szCs w:val="19"/>
+              </w:rPr>
+              <w:t>ₚ</w:t>
+            </w:r>
+            <w:r>
+              <w:rPr>
+                <w:rFonts w:ascii="Courier New" w:eastAsia="Courier New" w:hAnsi="Courier New" w:cs="Courier New"/>
+                <w:color w:val="E65100"/>
+                <w:sz w:val="19"/>
+                <w:szCs w:val="19"/>
+              </w:rPr>
+              <w:t>(</w:t>
+            </w:r>
+            <w:proofErr w:type="spellStart"/>
+            <w:r>
+              <w:rPr>
+                <w:rFonts w:ascii="Courier New" w:eastAsia="Courier New" w:hAnsi="Courier New" w:cs="Courier New"/>
+                <w:color w:val="E65100"/>
+                <w:sz w:val="19"/>
+                <w:szCs w:val="19"/>
+              </w:rPr>
+              <w:t>OT_Infra</w:t>
+            </w:r>
+            <w:proofErr w:type="spellEnd"/>
+            <w:r>
+              <w:rPr>
+                <w:rFonts w:ascii="Courier New" w:eastAsia="Courier New" w:hAnsi="Courier New" w:cs="Courier New"/>
+                <w:color w:val="E65100"/>
+                <w:sz w:val="19"/>
+                <w:szCs w:val="19"/>
+              </w:rPr>
+              <w:t>) raised to 0.55</w:t>
+            </w:r>
+            <w:proofErr w:type="gramStart"/>
+            <w:r>
+              <w:rPr>
+                <w:rFonts w:ascii="Courier New" w:eastAsia="Courier New" w:hAnsi="Courier New" w:cs="Courier New"/>
+                <w:color w:val="E65100"/>
+                <w:sz w:val="19"/>
+                <w:szCs w:val="19"/>
+              </w:rPr>
+              <w:t>;  q</w:t>
+            </w:r>
+            <w:proofErr w:type="gramEnd"/>
+            <w:r>
+              <w:rPr>
+                <w:rFonts w:ascii="Segoe UI Symbol" w:eastAsia="Courier New" w:hAnsi="Segoe UI Symbol" w:cs="Segoe UI Symbol"/>
+                <w:color w:val="E65100"/>
+                <w:sz w:val="19"/>
+                <w:szCs w:val="19"/>
+              </w:rPr>
+              <w:t>ₚ</w:t>
+            </w:r>
+            <w:r>
+              <w:rPr>
+                <w:rFonts w:ascii="Courier New" w:eastAsia="Courier New" w:hAnsi="Courier New" w:cs="Courier New"/>
+                <w:color w:val="E65100"/>
+                <w:sz w:val="19"/>
+                <w:szCs w:val="19"/>
+              </w:rPr>
+              <w:t>(</w:t>
+            </w:r>
+            <w:proofErr w:type="spellStart"/>
+            <w:r>
+              <w:rPr>
+                <w:rFonts w:ascii="Courier New" w:eastAsia="Courier New" w:hAnsi="Courier New" w:cs="Courier New"/>
+                <w:color w:val="E65100"/>
+                <w:sz w:val="19"/>
+                <w:szCs w:val="19"/>
+              </w:rPr>
+              <w:t>Finance_DB</w:t>
+            </w:r>
+            <w:proofErr w:type="spellEnd"/>
+            <w:r>
+              <w:rPr>
+                <w:rFonts w:ascii="Courier New" w:eastAsia="Courier New" w:hAnsi="Courier New" w:cs="Courier New"/>
+                <w:color w:val="E65100"/>
+                <w:sz w:val="19"/>
+                <w:szCs w:val="19"/>
+              </w:rPr>
+              <w:t>) reduced to 0.20</w:t>
+            </w:r>
+          </w:p>
+        </w:tc>
+      </w:tr>
+      <w:tr>
+        <w:tc>
+          <w:tcPr>
+            <w:tcW w:w="2400" w:type="dxa"/>
+            <w:shd w:val="clear" w:color="auto" w:fill="F5F5F5"/>
+            <w:tcMar>
+              <w:top w:w="60" w:type="dxa"/>
+              <w:left w:w="100" w:type="dxa"/>
+              <w:bottom w:w="60" w:type="dxa"/>
+              <w:right w:w="80" w:type="dxa"/>
+            </w:tcMar>
+            <w:vAlign w:val="center"/>
+          </w:tcPr>
+          <w:p>
+            <w:pPr>
+              <w:spacing w:after="120"/>
+            </w:pPr>
+            <w:proofErr w:type="spellStart"/>
+            <w:r>
+              <w:rPr>
+                <w:rFonts w:ascii="Calibri" w:eastAsia="Calibri" w:hAnsi="Calibri" w:cs="Calibri"/>
+                <w:b/>
+                <w:bCs/>
+                <w:color w:val="000000"/>
+              </w:rPr>
+              <w:t>τd</w:t>
+            </w:r>
+            <w:proofErr w:type="spellEnd"/>
+            <w:r>
+              <w:rPr>
+                <w:rFonts w:ascii="Calibri" w:eastAsia="Calibri" w:hAnsi="Calibri" w:cs="Calibri"/>
+                <w:b/>
+                <w:bCs/>
+                <w:color w:val="000000"/>
+              </w:rPr>
+              <w:t xml:space="preserve"> (OT path, Eq.6)</w:t>
+            </w:r>
+          </w:p>
+        </w:tc>
+        <w:tc>
+          <w:tcPr>
+            <w:tcW w:w="3000" w:type="dxa"/>
+            <w:shd w:val="clear" w:color="auto" w:fill="FFFFFF"/>
+            <w:tcMar>
+              <w:top w:w="60" w:type="dxa"/>
+              <w:left w:w="100" w:type="dxa"/>
+              <w:bottom w:w="60" w:type="dxa"/>
+              <w:right w:w="80" w:type="dxa"/>
+            </w:tcMar>
+            <w:vAlign w:val="center"/>
+          </w:tcPr>
+          <w:p>
+            <w:pPr>
+              <w:spacing w:after="120"/>
+            </w:pPr>
+            <w:proofErr w:type="spellStart"/>
+            <w:r>
+              <w:rPr>
+                <w:rFonts w:ascii="Courier New" w:eastAsia="Courier New" w:hAnsi="Courier New" w:cs="Courier New"/>
+                <w:color w:val="000000"/>
+                <w:sz w:val="19"/>
+                <w:szCs w:val="19"/>
+              </w:rPr>
+              <w:t>τd</w:t>
+            </w:r>
+            <w:proofErr w:type="spellEnd"/>
+            <w:r>
+              <w:rPr>
+                <w:rFonts w:ascii="Courier New" w:eastAsia="Courier New" w:hAnsi="Courier New" w:cs="Courier New"/>
+                <w:color w:val="000000"/>
+                <w:sz w:val="19"/>
+                <w:szCs w:val="19"/>
+              </w:rPr>
+              <w:t xml:space="preserve"> = </w:t>
+            </w:r>
+            <w:proofErr w:type="gramStart"/>
+            <w:r>
+              <w:rPr>
+                <w:rFonts w:ascii="Courier New" w:eastAsia="Courier New" w:hAnsi="Courier New" w:cs="Courier New"/>
+                <w:color w:val="000000"/>
+                <w:sz w:val="19"/>
+                <w:szCs w:val="19"/>
+              </w:rPr>
+              <w:t>max(</w:t>
+            </w:r>
+            <w:proofErr w:type="gramEnd"/>
+            <w:r>
+              <w:rPr>
+                <w:rFonts w:ascii="Courier New" w:eastAsia="Courier New" w:hAnsi="Courier New" w:cs="Courier New"/>
+                <w:color w:val="000000"/>
+                <w:sz w:val="19"/>
+                <w:szCs w:val="19"/>
+              </w:rPr>
+              <w:t xml:space="preserve">1, 3×0.85/0.85) = </w:t>
+            </w:r>
+            <w:proofErr w:type="gramStart"/>
+            <w:r>
+              <w:rPr>
+                <w:rFonts w:ascii="Courier New" w:eastAsia="Courier New" w:hAnsi="Courier New" w:cs="Courier New"/>
+                <w:color w:val="000000"/>
+                <w:sz w:val="19"/>
+                <w:szCs w:val="19"/>
+              </w:rPr>
+              <w:t>3  (</w:t>
+            </w:r>
+            <w:proofErr w:type="gramEnd"/>
+            <w:r>
+              <w:rPr>
+                <w:rFonts w:ascii="Courier New" w:eastAsia="Courier New" w:hAnsi="Courier New" w:cs="Courier New"/>
+                <w:color w:val="000000"/>
+                <w:sz w:val="19"/>
+                <w:szCs w:val="19"/>
+              </w:rPr>
+              <w:t>normal)</w:t>
+            </w:r>
+          </w:p>
+        </w:tc>
+        <w:tc>
+          <w:tcPr>
+            <w:tcW w:w="3800" w:type="dxa"/>
+            <w:shd w:val="clear" w:color="auto" w:fill="FFEBEE"/>
+            <w:tcMar>
+              <w:top w:w="60" w:type="dxa"/>
+              <w:left w:w="100" w:type="dxa"/>
+              <w:bottom w:w="60" w:type="dxa"/>
+              <w:right w:w="80" w:type="dxa"/>
+            </w:tcMar>
+            <w:vAlign w:val="center"/>
+          </w:tcPr>
+          <w:p>
+            <w:pPr>
+              <w:spacing w:after="120"/>
+            </w:pPr>
+            <w:proofErr w:type="spellStart"/>
+            <w:r>
+              <w:rPr>
+                <w:rFonts w:ascii="Courier New" w:eastAsia="Courier New" w:hAnsi="Courier New" w:cs="Courier New"/>
+                <w:color w:val="B71C1C"/>
+                <w:sz w:val="19"/>
+                <w:szCs w:val="19"/>
+              </w:rPr>
+              <w:t>τd</w:t>
+            </w:r>
+            <w:proofErr w:type="spellEnd"/>
+            <w:r>
+              <w:rPr>
+                <w:rFonts w:ascii="Courier New" w:eastAsia="Courier New" w:hAnsi="Courier New" w:cs="Courier New"/>
+                <w:color w:val="B71C1C"/>
+                <w:sz w:val="19"/>
+                <w:szCs w:val="19"/>
+              </w:rPr>
+              <w:t xml:space="preserve"> = </w:t>
+            </w:r>
+            <w:proofErr w:type="gramStart"/>
+            <w:r>
+              <w:rPr>
+                <w:rFonts w:ascii="Courier New" w:eastAsia="Courier New" w:hAnsi="Courier New" w:cs="Courier New"/>
+                <w:color w:val="B71C1C"/>
+                <w:sz w:val="19"/>
+                <w:szCs w:val="19"/>
+              </w:rPr>
+              <w:t>max(</w:t>
+            </w:r>
+            <w:proofErr w:type="gramEnd"/>
+            <w:r>
+              <w:rPr>
+                <w:rFonts w:ascii="Courier New" w:eastAsia="Courier New" w:hAnsi="Courier New" w:cs="Courier New"/>
+                <w:color w:val="B71C1C"/>
+                <w:sz w:val="19"/>
+                <w:szCs w:val="19"/>
+              </w:rPr>
+              <w:t>1, 3</w:t>
+            </w:r>
+            <w:proofErr w:type="gramStart"/>
+            <w:r>
+              <w:rPr>
+                <w:rFonts w:ascii="Courier New" w:eastAsia="Courier New" w:hAnsi="Courier New" w:cs="Courier New"/>
+                <w:color w:val="B71C1C"/>
+                <w:sz w:val="19"/>
+                <w:szCs w:val="19"/>
+              </w:rPr>
+              <w:t>×(</w:t>
+            </w:r>
+            <w:proofErr w:type="gramEnd"/>
+            <w:r>
+              <w:rPr>
+                <w:rFonts w:ascii="Courier New" w:eastAsia="Courier New" w:hAnsi="Courier New" w:cs="Courier New"/>
+                <w:color w:val="B71C1C"/>
+                <w:sz w:val="19"/>
+                <w:szCs w:val="19"/>
+              </w:rPr>
+              <w:t xml:space="preserve">1−0.72/0.85)) = </w:t>
+            </w:r>
+            <w:proofErr w:type="gramStart"/>
+            <w:r>
+              <w:rPr>
+                <w:rFonts w:ascii="Courier New" w:eastAsia="Courier New" w:hAnsi="Courier New" w:cs="Courier New"/>
+                <w:color w:val="B71C1C"/>
+                <w:sz w:val="19"/>
+                <w:szCs w:val="19"/>
+              </w:rPr>
+              <w:t>1  (</w:t>
+            </w:r>
+            <w:proofErr w:type="gramEnd"/>
+            <w:r>
+              <w:rPr>
+                <w:rFonts w:ascii="Courier New" w:eastAsia="Courier New" w:hAnsi="Courier New" w:cs="Courier New"/>
+                <w:color w:val="B71C1C"/>
+                <w:sz w:val="19"/>
+                <w:szCs w:val="19"/>
+              </w:rPr>
+              <w:t>aggressive burn threshold)</w:t>
+            </w:r>
+          </w:p>
+        </w:tc>
+      </w:tr>
+    </w:tbl>
+    <w:p>
+      <w:pPr>
+        <w:spacing w:after="120"/>
+      </w:pPr>
+    </w:p>
+    <w:p>
+      <w:pPr>
+        <w:spacing w:after="60"/>
+      </w:pPr>
+      <w:r>
+        <w:rPr>
+          <w:rFonts w:ascii="Calibri" w:eastAsia="Calibri" w:hAnsi="Calibri" w:cs="Calibri"/>
+          <w:b/>
+          <w:bCs/>
+          <w:color w:val="1A237E"/>
+          <w:sz w:val="22"/>
+          <w:szCs w:val="22"/>
+        </w:rPr>
+        <w:t>Step 2 — Acceptance Decision: REDEPLOY (ΔQ &gt; 0)</w:t>
+      </w:r>
+    </w:p>
+    <w:tbl>
+      <w:tblPr>
+        <w:tblW w:w="9200" w:type="dxa"/>
+        <w:tblBorders>
+          <w:top w:val="single" w:sz="4" w:space="0" w:color="auto"/>
+          <w:left w:val="single" w:sz="4" w:space="0" w:color="auto"/>
+          <w:bottom w:val="single" w:sz="4" w:space="0" w:color="auto"/>
+          <w:right w:val="single" w:sz="4" w:space="0" w:color="auto"/>
+          <w:insideH w:val="single" w:sz="4" w:space="0" w:color="auto"/>
+          <w:insideV w:val="single" w:sz="4" w:space="0" w:color="auto"/>
+        </w:tblBorders>
+        <w:tblCellMar>
+          <w:left w:w="10" w:type="dxa"/>
+          <w:right w:w="10" w:type="dxa"/>
+        </w:tblCellMar>
+        <w:tblLook w:val="04A0" w:firstRow="1" w:lastRow="0" w:firstColumn="1" w:lastColumn="0" w:noHBand="0" w:noVBand="1"/>
+      </w:tblPr>
+      <w:tblGrid>
+        <w:gridCol w:w="1600"/>
+        <w:gridCol w:w="2400"/>
+        <w:gridCol w:w="2400"/>
+        <w:gridCol w:w="2800"/>
+      </w:tblGrid>
+      <w:tr>
+        <w:tc>
+          <w:tcPr>
+            <w:tcW w:w="1600" w:type="dxa"/>
+            <w:shd w:val="clear" w:color="auto" w:fill="1A237E"/>
+            <w:tcMar>
+              <w:top w:w="60" w:type="dxa"/>
+              <w:left w:w="80" w:type="dxa"/>
+              <w:bottom w:w="60" w:type="dxa"/>
+              <w:right w:w="80" w:type="dxa"/>
+            </w:tcMar>
+            <w:vAlign w:val="center"/>
+          </w:tcPr>
+          <w:p>
+            <w:pPr>
+              <w:spacing w:before="50" w:after="50"/>
+              <w:jc w:val="center"/>
+            </w:pPr>
+          </w:p>
+        </w:tc>
+        <w:tc>
+          <w:tcPr>
+            <w:tcW w:w="2400" w:type="dxa"/>
+            <w:shd w:val="clear" w:color="auto" w:fill="1A237E"/>
+            <w:tcMar>
+              <w:top w:w="60" w:type="dxa"/>
+              <w:left w:w="80" w:type="dxa"/>
+              <w:bottom w:w="60" w:type="dxa"/>
+              <w:right w:w="80" w:type="dxa"/>
+            </w:tcMar>
+            <w:vAlign w:val="center"/>
+          </w:tcPr>
+          <w:p>
+            <w:pPr>
+              <w:spacing w:before="50" w:after="50"/>
+              <w:jc w:val="center"/>
+            </w:pPr>
+            <w:r>
+              <w:rPr>
+                <w:rFonts w:ascii="Calibri" w:eastAsia="Calibri" w:hAnsi="Calibri" w:cs="Calibri"/>
+                <w:b/>
+                <w:bCs/>
+                <w:color w:val="FFFFFF"/>
+                <w:sz w:val="18"/>
+                <w:szCs w:val="18"/>
+              </w:rPr>
+              <w:t>Old schedule (current deployment)</w:t>
+            </w:r>
+          </w:p>
+        </w:tc>
+        <w:tc>
+          <w:tcPr>
+            <w:tcW w:w="2400" w:type="dxa"/>
+            <w:shd w:val="clear" w:color="auto" w:fill="1A237E"/>
+            <w:tcMar>
+              <w:top w:w="60" w:type="dxa"/>
+              <w:left w:w="80" w:type="dxa"/>
+              <w:bottom w:w="60" w:type="dxa"/>
+              <w:right w:w="80" w:type="dxa"/>
+            </w:tcMar>
+            <w:vAlign w:val="center"/>
+          </w:tcPr>
+          <w:p>
+            <w:pPr>
+              <w:spacing w:before="50" w:after="50"/>
+              <w:jc w:val="center"/>
+            </w:pPr>
+            <w:r>
+              <w:rPr>
+                <w:rFonts w:ascii="Calibri" w:eastAsia="Calibri" w:hAnsi="Calibri" w:cs="Calibri"/>
+                <w:b/>
+                <w:bCs/>
+                <w:color w:val="FFFFFF"/>
+                <w:sz w:val="18"/>
+                <w:szCs w:val="18"/>
+              </w:rPr>
+              <w:t>New schedule (RC2 re-solve with updated q</w:t>
+            </w:r>
+            <w:r>
+              <w:rPr>
+                <w:rFonts w:ascii="Segoe UI Symbol" w:eastAsia="Calibri" w:hAnsi="Segoe UI Symbol" w:cs="Segoe UI Symbol"/>
+                <w:b/>
+                <w:bCs/>
+                <w:color w:val="FFFFFF"/>
+                <w:sz w:val="18"/>
+                <w:szCs w:val="18"/>
+              </w:rPr>
+              <w:t>ₚ</w:t>
+            </w:r>
+            <w:r>
+              <w:rPr>
+                <w:rFonts w:ascii="Calibri" w:eastAsia="Calibri" w:hAnsi="Calibri" w:cs="Calibri"/>
+                <w:b/>
+                <w:bCs/>
+                <w:color w:val="FFFFFF"/>
+                <w:sz w:val="18"/>
+                <w:szCs w:val="18"/>
+              </w:rPr>
+              <w:t xml:space="preserve"> and </w:t>
+            </w:r>
+            <w:proofErr w:type="spellStart"/>
+            <w:r>
+              <w:rPr>
+                <w:rFonts w:ascii="Calibri" w:eastAsia="Calibri" w:hAnsi="Calibri" w:cs="Calibri"/>
+                <w:b/>
+                <w:bCs/>
+                <w:color w:val="FFFFFF"/>
+                <w:sz w:val="18"/>
+                <w:szCs w:val="18"/>
+              </w:rPr>
+              <w:t>τd</w:t>
+            </w:r>
+            <w:proofErr w:type="spellEnd"/>
+            <w:r>
+              <w:rPr>
+                <w:rFonts w:ascii="Calibri" w:eastAsia="Calibri" w:hAnsi="Calibri" w:cs="Calibri"/>
+                <w:b/>
+                <w:bCs/>
+                <w:color w:val="FFFFFF"/>
+                <w:sz w:val="18"/>
+                <w:szCs w:val="18"/>
+              </w:rPr>
+              <w:t>)</w:t>
+            </w:r>
+          </w:p>
+        </w:tc>
+        <w:tc>
+          <w:tcPr>
+            <w:tcW w:w="2800" w:type="dxa"/>
+            <w:shd w:val="clear" w:color="auto" w:fill="1A237E"/>
+            <w:tcMar>
+              <w:top w:w="60" w:type="dxa"/>
+              <w:left w:w="80" w:type="dxa"/>
+              <w:bottom w:w="60" w:type="dxa"/>
+              <w:right w:w="80" w:type="dxa"/>
+            </w:tcMar>
+            <w:vAlign w:val="center"/>
+          </w:tcPr>
+          <w:p>
+            <w:pPr>
+              <w:spacing w:before="50" w:after="50"/>
+              <w:jc w:val="center"/>
+            </w:pPr>
+            <w:r>
+              <w:rPr>
+                <w:rFonts w:ascii="Calibri" w:eastAsia="Calibri" w:hAnsi="Calibri" w:cs="Calibri"/>
+                <w:b/>
+                <w:bCs/>
+                <w:color w:val="FFFFFF"/>
+                <w:sz w:val="18"/>
+                <w:szCs w:val="18"/>
+              </w:rPr>
+              <w:t>Decision</w:t>
+            </w:r>
+          </w:p>
+        </w:tc>
+      </w:tr>
+      <w:tr>
+        <w:tc>
+          <w:tcPr>
+            <w:tcW w:w="1600" w:type="dxa"/>
+            <w:shd w:val="clear" w:color="auto" w:fill="F5F5F5"/>
+            <w:tcMar>
+              <w:top w:w="60" w:type="dxa"/>
+              <w:left w:w="100" w:type="dxa"/>
+              <w:bottom w:w="60" w:type="dxa"/>
+              <w:right w:w="80" w:type="dxa"/>
+            </w:tcMar>
+            <w:vAlign w:val="center"/>
+          </w:tcPr>
+          <w:p>
+            <w:pPr>
+              <w:spacing w:after="120"/>
+            </w:pPr>
+            <w:r>
+              <w:rPr>
+                <w:rFonts w:ascii="Calibri" w:eastAsia="Calibri" w:hAnsi="Calibri" w:cs="Calibri"/>
+                <w:b/>
+                <w:bCs/>
+                <w:color w:val="000000"/>
+              </w:rPr>
+              <w:t>Objective optimized by re-solve</w:t>
+            </w:r>
+          </w:p>
+        </w:tc>
+        <w:tc>
+          <w:tcPr>
+            <w:tcW w:w="2400" w:type="dxa"/>
+            <w:shd w:val="clear" w:color="auto" w:fill="E3F2FD"/>
+            <w:tcMar>
+              <w:top w:w="60" w:type="dxa"/>
+              <w:left w:w="100" w:type="dxa"/>
+              <w:bottom w:w="60" w:type="dxa"/>
+              <w:right w:w="80" w:type="dxa"/>
+            </w:tcMar>
+          </w:tcPr>
+          <w:p>
+            <w:pPr>
+              <w:spacing w:after="120"/>
+            </w:pPr>
+            <w:r>
+              <w:rPr>
+                <w:rFonts w:ascii="Courier New" w:eastAsia="Courier New" w:hAnsi="Courier New" w:cs="Courier New"/>
+                <w:b/>
+                <w:bCs/>
+                <w:color w:val="1565C0"/>
+              </w:rPr>
+              <w:t xml:space="preserve">Q-med (Eq. 8 at </w:t>
+            </w:r>
+            <w:proofErr w:type="spellStart"/>
+            <w:r>
+              <w:rPr>
+                <w:rFonts w:ascii="Courier New" w:eastAsia="Courier New" w:hAnsi="Courier New" w:cs="Courier New"/>
+                <w:b/>
+                <w:bCs/>
+                <w:color w:val="1565C0"/>
+              </w:rPr>
+              <w:t>θ_med</w:t>
+            </w:r>
+            <w:proofErr w:type="spellEnd"/>
+            <w:r>
+              <w:rPr>
+                <w:rFonts w:ascii="Courier New" w:eastAsia="Courier New" w:hAnsi="Courier New" w:cs="Courier New"/>
+                <w:b/>
+                <w:bCs/>
+                <w:color w:val="1565C0"/>
+              </w:rPr>
+              <w:t>)</w:t>
+            </w:r>
+          </w:p>
+          <w:p>
+            <w:pPr>
+              <w:spacing w:after="120"/>
+            </w:pPr>
+            <w:r>
+              <w:rPr>
+                <w:rFonts w:ascii="Calibri" w:eastAsia="Calibri" w:hAnsi="Calibri" w:cs="Calibri"/>
+                <w:color w:val="37474F"/>
+                <w:sz w:val="19"/>
+                <w:szCs w:val="19"/>
+              </w:rPr>
+              <w:t>The adaptive re-solve optimizes Q-med, not r*. This is the warm-start heuristic decision (Table Y, §3.4). r* is not re-certified at every STIX event.</w:t>
+            </w:r>
+          </w:p>
+        </w:tc>
+        <w:tc>
+          <w:tcPr>
+            <w:tcW w:w="2400" w:type="dxa"/>
+            <w:shd w:val="clear" w:color="auto" w:fill="E3F2FD"/>
+            <w:tcMar>
+              <w:top w:w="60" w:type="dxa"/>
+              <w:left w:w="100" w:type="dxa"/>
+              <w:bottom w:w="60" w:type="dxa"/>
+              <w:right w:w="80" w:type="dxa"/>
+            </w:tcMar>
+          </w:tcPr>
+          <w:p>
+            <w:pPr>
+              <w:spacing w:after="120"/>
+            </w:pPr>
+            <w:r>
+              <w:rPr>
+                <w:rFonts w:ascii="Courier New" w:eastAsia="Courier New" w:hAnsi="Courier New" w:cs="Courier New"/>
+                <w:b/>
+                <w:bCs/>
+                <w:color w:val="1565C0"/>
+              </w:rPr>
+              <w:t xml:space="preserve">Q-med (Eq. 8 at </w:t>
+            </w:r>
+            <w:proofErr w:type="spellStart"/>
+            <w:r>
+              <w:rPr>
+                <w:rFonts w:ascii="Courier New" w:eastAsia="Courier New" w:hAnsi="Courier New" w:cs="Courier New"/>
+                <w:b/>
+                <w:bCs/>
+                <w:color w:val="1565C0"/>
+              </w:rPr>
+              <w:t>θ_med</w:t>
+            </w:r>
+            <w:proofErr w:type="spellEnd"/>
+            <w:r>
+              <w:rPr>
+                <w:rFonts w:ascii="Courier New" w:eastAsia="Courier New" w:hAnsi="Courier New" w:cs="Courier New"/>
+                <w:b/>
+                <w:bCs/>
+                <w:color w:val="1565C0"/>
+              </w:rPr>
+              <w:t>)</w:t>
+            </w:r>
+          </w:p>
+          <w:p>
+            <w:pPr>
+              <w:spacing w:after="120"/>
+            </w:pPr>
+            <w:r>
+              <w:rPr>
+                <w:rFonts w:ascii="Calibri" w:eastAsia="Calibri" w:hAnsi="Calibri" w:cs="Calibri"/>
+                <w:color w:val="37474F"/>
+                <w:sz w:val="19"/>
+                <w:szCs w:val="19"/>
+              </w:rPr>
+              <w:t>RC2 re-solves with the WCNF regenerated from updated q</w:t>
+            </w:r>
+            <w:r>
+              <w:rPr>
+                <w:rFonts w:ascii="Segoe UI Symbol" w:eastAsia="Calibri" w:hAnsi="Segoe UI Symbol" w:cs="Segoe UI Symbol"/>
+                <w:color w:val="37474F"/>
+                <w:sz w:val="19"/>
+                <w:szCs w:val="19"/>
+              </w:rPr>
+              <w:t>ₚ</w:t>
+            </w:r>
+            <w:r>
+              <w:rPr>
+                <w:rFonts w:ascii="Calibri" w:eastAsia="Calibri" w:hAnsi="Calibri" w:cs="Calibri"/>
+                <w:color w:val="37474F"/>
+                <w:sz w:val="19"/>
+                <w:szCs w:val="19"/>
+              </w:rPr>
+              <w:t>(</w:t>
+            </w:r>
+            <w:proofErr w:type="spellStart"/>
+            <w:r>
+              <w:rPr>
+                <w:rFonts w:ascii="Calibri" w:eastAsia="Calibri" w:hAnsi="Calibri" w:cs="Calibri"/>
+                <w:color w:val="37474F"/>
+                <w:sz w:val="19"/>
+                <w:szCs w:val="19"/>
+              </w:rPr>
+              <w:t>OT_</w:t>
+            </w:r>
+            <w:proofErr w:type="gramStart"/>
+            <w:r>
+              <w:rPr>
+                <w:rFonts w:ascii="Calibri" w:eastAsia="Calibri" w:hAnsi="Calibri" w:cs="Calibri"/>
+                <w:color w:val="37474F"/>
+                <w:sz w:val="19"/>
+                <w:szCs w:val="19"/>
+              </w:rPr>
+              <w:t>Infra</w:t>
+            </w:r>
+            <w:proofErr w:type="spellEnd"/>
+            <w:r>
+              <w:rPr>
+                <w:rFonts w:ascii="Calibri" w:eastAsia="Calibri" w:hAnsi="Calibri" w:cs="Calibri"/>
+                <w:color w:val="37474F"/>
+                <w:sz w:val="19"/>
+                <w:szCs w:val="19"/>
+              </w:rPr>
+              <w:t>)=</w:t>
+            </w:r>
+            <w:proofErr w:type="gramEnd"/>
+            <w:r>
+              <w:rPr>
+                <w:rFonts w:ascii="Calibri" w:eastAsia="Calibri" w:hAnsi="Calibri" w:cs="Calibri"/>
+                <w:color w:val="37474F"/>
+                <w:sz w:val="19"/>
+                <w:szCs w:val="19"/>
+              </w:rPr>
+              <w:t xml:space="preserve">0.55 and </w:t>
+            </w:r>
+            <w:proofErr w:type="spellStart"/>
+            <w:r>
+              <w:rPr>
+                <w:rFonts w:ascii="Calibri" w:eastAsia="Calibri" w:hAnsi="Calibri" w:cs="Calibri"/>
+                <w:color w:val="37474F"/>
+                <w:sz w:val="19"/>
+                <w:szCs w:val="19"/>
+              </w:rPr>
+              <w:t>τd</w:t>
+            </w:r>
+            <w:proofErr w:type="spellEnd"/>
+            <w:r>
+              <w:rPr>
+                <w:rFonts w:ascii="Calibri" w:eastAsia="Calibri" w:hAnsi="Calibri" w:cs="Calibri"/>
+                <w:color w:val="37474F"/>
+                <w:sz w:val="19"/>
+                <w:szCs w:val="19"/>
+              </w:rPr>
+              <w:t>=1 for the OT path. New schedule prioritizes OT coverage.</w:t>
+            </w:r>
+          </w:p>
+        </w:tc>
+        <w:tc>
+          <w:tcPr>
+            <w:tcW w:w="2800" w:type="dxa"/>
+            <w:shd w:val="clear" w:color="auto" w:fill="FFFFFF"/>
+            <w:tcMar>
+              <w:top w:w="60" w:type="dxa"/>
+              <w:left w:w="100" w:type="dxa"/>
+              <w:bottom w:w="60" w:type="dxa"/>
+              <w:right w:w="80" w:type="dxa"/>
+            </w:tcMar>
+          </w:tcPr>
+          <w:p/>
+        </w:tc>
+      </w:tr>
+      <w:tr>
+        <w:tc>
+          <w:tcPr>
+            <w:tcW w:w="1600" w:type="dxa"/>
+            <w:shd w:val="clear" w:color="auto" w:fill="F5F5F5"/>
+            <w:tcMar>
+              <w:top w:w="60" w:type="dxa"/>
+              <w:left w:w="100" w:type="dxa"/>
+              <w:bottom w:w="60" w:type="dxa"/>
+              <w:right w:w="80" w:type="dxa"/>
+            </w:tcMar>
+            <w:vAlign w:val="center"/>
+          </w:tcPr>
+          <w:p>
+            <w:pPr>
+              <w:spacing w:after="120"/>
+            </w:pPr>
+            <w:r>
+              <w:rPr>
+                <w:rFonts w:ascii="Calibri" w:eastAsia="Calibri" w:hAnsi="Calibri" w:cs="Calibri"/>
+                <w:b/>
+                <w:bCs/>
+                <w:color w:val="000000"/>
+              </w:rPr>
+              <w:lastRenderedPageBreak/>
+              <w:t xml:space="preserve">Q-med score (Eq. 8 at </w:t>
+            </w:r>
+            <w:proofErr w:type="spellStart"/>
+            <w:r>
+              <w:rPr>
+                <w:rFonts w:ascii="Calibri" w:eastAsia="Calibri" w:hAnsi="Calibri" w:cs="Calibri"/>
+                <w:b/>
+                <w:bCs/>
+                <w:color w:val="000000"/>
+              </w:rPr>
+              <w:t>θ_med</w:t>
+            </w:r>
+            <w:proofErr w:type="spellEnd"/>
+            <w:r>
+              <w:rPr>
+                <w:rFonts w:ascii="Calibri" w:eastAsia="Calibri" w:hAnsi="Calibri" w:cs="Calibri"/>
+                <w:b/>
+                <w:bCs/>
+                <w:color w:val="000000"/>
+              </w:rPr>
+              <w:t>)</w:t>
+            </w:r>
+          </w:p>
+        </w:tc>
+        <w:tc>
+          <w:tcPr>
+            <w:tcW w:w="2400" w:type="dxa"/>
+            <w:shd w:val="clear" w:color="auto" w:fill="FFFFFF"/>
+            <w:tcMar>
+              <w:top w:w="60" w:type="dxa"/>
+              <w:left w:w="100" w:type="dxa"/>
+              <w:bottom w:w="60" w:type="dxa"/>
+              <w:right w:w="80" w:type="dxa"/>
+            </w:tcMar>
+            <w:vAlign w:val="center"/>
+          </w:tcPr>
+          <w:p>
+            <w:pPr>
+              <w:spacing w:after="120"/>
+            </w:pPr>
+            <w:r>
+              <w:rPr>
+                <w:rFonts w:ascii="Courier New" w:eastAsia="Courier New" w:hAnsi="Courier New" w:cs="Courier New"/>
+                <w:b/>
+                <w:bCs/>
+                <w:color w:val="1A237E"/>
+                <w:sz w:val="22"/>
+                <w:szCs w:val="22"/>
+              </w:rPr>
+              <w:t>Q-med(old) = 245,868</w:t>
+            </w:r>
+          </w:p>
+        </w:tc>
+        <w:tc>
+          <w:tcPr>
+            <w:tcW w:w="2400" w:type="dxa"/>
+            <w:shd w:val="clear" w:color="auto" w:fill="E8F5E9"/>
+            <w:tcMar>
+              <w:top w:w="60" w:type="dxa"/>
+              <w:left w:w="100" w:type="dxa"/>
+              <w:bottom w:w="60" w:type="dxa"/>
+              <w:right w:w="80" w:type="dxa"/>
+            </w:tcMar>
+            <w:vAlign w:val="center"/>
+          </w:tcPr>
+          <w:p>
+            <w:pPr>
+              <w:spacing w:after="120"/>
+            </w:pPr>
+            <w:r>
+              <w:rPr>
+                <w:rFonts w:ascii="Courier New" w:eastAsia="Courier New" w:hAnsi="Courier New" w:cs="Courier New"/>
+                <w:b/>
+                <w:bCs/>
+                <w:color w:val="1B5E20"/>
+                <w:sz w:val="22"/>
+                <w:szCs w:val="22"/>
+              </w:rPr>
+              <w:t xml:space="preserve">Q-med(new) = </w:t>
+            </w:r>
+            <w:proofErr w:type="gramStart"/>
+            <w:r>
+              <w:rPr>
+                <w:rFonts w:ascii="Courier New" w:eastAsia="Courier New" w:hAnsi="Courier New" w:cs="Courier New"/>
+                <w:b/>
+                <w:bCs/>
+                <w:color w:val="1B5E20"/>
+                <w:sz w:val="22"/>
+                <w:szCs w:val="22"/>
+              </w:rPr>
+              <w:t>271,340</w:t>
+            </w:r>
+            <w:r>
+              <w:rPr>
+                <w:rFonts w:ascii="Calibri" w:eastAsia="Calibri" w:hAnsi="Calibri" w:cs="Calibri"/>
+                <w:color w:val="1B5E20"/>
+              </w:rPr>
+              <w:t xml:space="preserve">  (</w:t>
+            </w:r>
+            <w:proofErr w:type="gramEnd"/>
+            <w:r>
+              <w:rPr>
+                <w:rFonts w:ascii="Calibri" w:eastAsia="Calibri" w:hAnsi="Calibri" w:cs="Calibri"/>
+                <w:color w:val="1B5E20"/>
+              </w:rPr>
+              <w:t>+10.4%)</w:t>
+            </w:r>
+          </w:p>
+        </w:tc>
+        <w:tc>
+          <w:tcPr>
+            <w:tcW w:w="2800" w:type="dxa"/>
+            <w:shd w:val="clear" w:color="auto" w:fill="FFF3E0"/>
+            <w:tcMar>
+              <w:top w:w="60" w:type="dxa"/>
+              <w:left w:w="100" w:type="dxa"/>
+              <w:bottom w:w="60" w:type="dxa"/>
+              <w:right w:w="80" w:type="dxa"/>
+            </w:tcMar>
+          </w:tcPr>
+          <w:p>
+            <w:pPr>
+              <w:spacing w:after="120"/>
+            </w:pPr>
+            <w:r>
+              <w:rPr>
+                <w:rFonts w:ascii="Courier New" w:eastAsia="Courier New" w:hAnsi="Courier New" w:cs="Courier New"/>
+                <w:b/>
+                <w:bCs/>
+                <w:color w:val="E65100"/>
+              </w:rPr>
+              <w:t>ΔQ = Q-med(new) − Q-med(old) = +25,472 &gt; 0</w:t>
+            </w:r>
+          </w:p>
+          <w:p>
+            <w:pPr>
+              <w:spacing w:after="120"/>
+            </w:pPr>
+            <w:proofErr w:type="gramStart"/>
+            <w:r>
+              <w:rPr>
+                <w:rFonts w:ascii="Calibri" w:eastAsia="Calibri" w:hAnsi="Calibri" w:cs="Calibri"/>
+                <w:b/>
+                <w:bCs/>
+                <w:color w:val="E65100"/>
+                <w:sz w:val="24"/>
+                <w:szCs w:val="24"/>
+              </w:rPr>
+              <w:t>→  REDEPLOY</w:t>
+            </w:r>
+            <w:proofErr w:type="gramEnd"/>
+          </w:p>
+          <w:p>
+            <w:pPr>
+              <w:spacing w:after="120"/>
+            </w:pPr>
+            <w:r>
+              <w:rPr>
+                <w:rFonts w:ascii="Calibri" w:eastAsia="Calibri" w:hAnsi="Calibri" w:cs="Calibri"/>
+                <w:color w:val="37474F"/>
+                <w:sz w:val="19"/>
+                <w:szCs w:val="19"/>
+              </w:rPr>
+              <w:t>New schedule Q-med exceeds old schedule Q-med. Algorithm 1 triggers re-deployment.</w:t>
+            </w:r>
+          </w:p>
+        </w:tc>
+      </w:tr>
+    </w:tbl>
+    <w:p>
+      <w:pPr>
+        <w:spacing w:after="120"/>
+      </w:pPr>
+    </w:p>
+    <w:p>
+      <w:pPr>
+        <w:spacing w:after="60"/>
+      </w:pPr>
+      <w:r>
+        <w:rPr>
+          <w:rFonts w:ascii="Calibri" w:eastAsia="Calibri" w:hAnsi="Calibri" w:cs="Calibri"/>
+          <w:b/>
+          <w:bCs/>
+          <w:color w:val="1A237E"/>
+          <w:sz w:val="22"/>
+          <w:szCs w:val="22"/>
+        </w:rPr>
+        <w:t>Step 3 — New Schedule: Hard Constraint Audit (all C1–C15 must pass)</w:t>
+      </w:r>
+    </w:p>
+    <w:tbl>
+      <w:tblPr>
+        <w:tblW w:w="9200" w:type="dxa"/>
+        <w:tblBorders>
+          <w:top w:val="single" w:sz="4" w:space="0" w:color="auto"/>
+          <w:left w:val="single" w:sz="4" w:space="0" w:color="auto"/>
+          <w:bottom w:val="single" w:sz="4" w:space="0" w:color="auto"/>
+          <w:right w:val="single" w:sz="4" w:space="0" w:color="auto"/>
+          <w:insideH w:val="single" w:sz="4" w:space="0" w:color="auto"/>
+          <w:insideV w:val="single" w:sz="4" w:space="0" w:color="auto"/>
+        </w:tblBorders>
+        <w:tblCellMar>
+          <w:left w:w="10" w:type="dxa"/>
+          <w:right w:w="10" w:type="dxa"/>
+        </w:tblCellMar>
+        <w:tblLook w:val="04A0" w:firstRow="1" w:lastRow="0" w:firstColumn="1" w:lastColumn="0" w:noHBand="0" w:noVBand="1"/>
+      </w:tblPr>
+      <w:tblGrid>
+        <w:gridCol w:w="939"/>
+        <w:gridCol w:w="3743"/>
+        <w:gridCol w:w="4518"/>
+      </w:tblGrid>
+      <w:tr>
+        <w:tc>
+          <w:tcPr>
+            <w:tcW w:w="800" w:type="dxa"/>
+            <w:shd w:val="clear" w:color="auto" w:fill="1A237E"/>
+            <w:tcMar>
+              <w:top w:w="60" w:type="dxa"/>
+              <w:left w:w="80" w:type="dxa"/>
+              <w:bottom w:w="60" w:type="dxa"/>
+              <w:right w:w="80" w:type="dxa"/>
+            </w:tcMar>
+            <w:vAlign w:val="center"/>
+          </w:tcPr>
+          <w:p>
+            <w:pPr>
+              <w:spacing w:before="50" w:after="50"/>
+              <w:jc w:val="center"/>
+            </w:pPr>
+            <w:r>
+              <w:rPr>
+                <w:rFonts w:ascii="Calibri" w:eastAsia="Calibri" w:hAnsi="Calibri" w:cs="Calibri"/>
+                <w:b/>
+                <w:bCs/>
+                <w:color w:val="FFFFFF"/>
+                <w:sz w:val="18"/>
+                <w:szCs w:val="18"/>
+              </w:rPr>
+              <w:t>Constraint</w:t>
+            </w:r>
+          </w:p>
+        </w:tc>
+        <w:tc>
+          <w:tcPr>
+            <w:tcW w:w="3800" w:type="dxa"/>
+            <w:shd w:val="clear" w:color="auto" w:fill="1A237E"/>
+            <w:tcMar>
+              <w:top w:w="60" w:type="dxa"/>
+              <w:left w:w="80" w:type="dxa"/>
+              <w:bottom w:w="60" w:type="dxa"/>
+              <w:right w:w="80" w:type="dxa"/>
+            </w:tcMar>
+            <w:vAlign w:val="center"/>
+          </w:tcPr>
+          <w:p>
+            <w:pPr>
+              <w:spacing w:before="50" w:after="50"/>
+              <w:jc w:val="center"/>
+            </w:pPr>
+            <w:r>
+              <w:rPr>
+                <w:rFonts w:ascii="Calibri" w:eastAsia="Calibri" w:hAnsi="Calibri" w:cs="Calibri"/>
+                <w:b/>
+                <w:bCs/>
+                <w:color w:val="FFFFFF"/>
+                <w:sz w:val="18"/>
+                <w:szCs w:val="18"/>
+              </w:rPr>
+              <w:t>Requirement</w:t>
+            </w:r>
+          </w:p>
+        </w:tc>
+        <w:tc>
+          <w:tcPr>
+            <w:tcW w:w="4600" w:type="dxa"/>
+            <w:shd w:val="clear" w:color="auto" w:fill="1A237E"/>
+            <w:tcMar>
+              <w:top w:w="60" w:type="dxa"/>
+              <w:left w:w="80" w:type="dxa"/>
+              <w:bottom w:w="60" w:type="dxa"/>
+              <w:right w:w="80" w:type="dxa"/>
+            </w:tcMar>
+            <w:vAlign w:val="center"/>
+          </w:tcPr>
+          <w:p>
+            <w:pPr>
+              <w:spacing w:before="50" w:after="50"/>
+              <w:jc w:val="center"/>
+            </w:pPr>
+            <w:r>
+              <w:rPr>
+                <w:rFonts w:ascii="Calibri" w:eastAsia="Calibri" w:hAnsi="Calibri" w:cs="Calibri"/>
+                <w:b/>
+                <w:bCs/>
+                <w:color w:val="FFFFFF"/>
+                <w:sz w:val="18"/>
+                <w:szCs w:val="18"/>
+              </w:rPr>
+              <w:t>New schedule status</w:t>
+            </w:r>
+          </w:p>
+        </w:tc>
+      </w:tr>
+      <w:tr>
+        <w:tc>
+          <w:tcPr>
+            <w:tcW w:w="800" w:type="dxa"/>
+            <w:shd w:val="clear" w:color="auto" w:fill="006064"/>
+            <w:tcMar>
+              <w:top w:w="60" w:type="dxa"/>
+              <w:left w:w="80" w:type="dxa"/>
+              <w:bottom w:w="60" w:type="dxa"/>
+              <w:right w:w="80" w:type="dxa"/>
+            </w:tcMar>
+            <w:vAlign w:val="center"/>
+          </w:tcPr>
+          <w:p>
+            <w:pPr>
+              <w:spacing w:before="50" w:after="50"/>
+              <w:jc w:val="center"/>
+            </w:pPr>
+            <w:r>
+              <w:rPr>
+                <w:rFonts w:ascii="Calibri" w:eastAsia="Calibri" w:hAnsi="Calibri" w:cs="Calibri"/>
+                <w:b/>
+                <w:bCs/>
+                <w:color w:val="FFFFFF"/>
+                <w:sz w:val="18"/>
+                <w:szCs w:val="18"/>
+              </w:rPr>
+              <w:t>C1–C3</w:t>
+            </w:r>
+          </w:p>
+        </w:tc>
+        <w:tc>
+          <w:tcPr>
+            <w:tcW w:w="3800" w:type="dxa"/>
+            <w:shd w:val="clear" w:color="auto" w:fill="F5F5F5"/>
+            <w:tcMar>
+              <w:top w:w="60" w:type="dxa"/>
+              <w:left w:w="100" w:type="dxa"/>
+              <w:bottom w:w="60" w:type="dxa"/>
+              <w:right w:w="80" w:type="dxa"/>
+            </w:tcMar>
+            <w:vAlign w:val="center"/>
+          </w:tcPr>
+          <w:p>
+            <w:pPr>
+              <w:spacing w:after="120"/>
+            </w:pPr>
+            <w:r>
+              <w:rPr>
+                <w:rFonts w:ascii="Calibri" w:eastAsia="Calibri" w:hAnsi="Calibri" w:cs="Calibri"/>
+                <w:color w:val="000000"/>
+                <w:sz w:val="19"/>
+                <w:szCs w:val="19"/>
+              </w:rPr>
+              <w:t>Detection requires undiscovered deployment; global and per-zone budgets met</w:t>
+            </w:r>
+          </w:p>
+        </w:tc>
+        <w:tc>
+          <w:tcPr>
+            <w:tcW w:w="4600" w:type="dxa"/>
+            <w:shd w:val="clear" w:color="auto" w:fill="E8F5E9"/>
+            <w:tcMar>
+              <w:top w:w="60" w:type="dxa"/>
+              <w:left w:w="100" w:type="dxa"/>
+              <w:bottom w:w="60" w:type="dxa"/>
+              <w:right w:w="80" w:type="dxa"/>
+            </w:tcMar>
+            <w:vAlign w:val="center"/>
+          </w:tcPr>
+          <w:p>
+            <w:pPr>
+              <w:spacing w:after="120"/>
+            </w:pPr>
+            <w:r>
+              <w:rPr>
+                <w:rFonts w:ascii="Apple Color Emoji" w:eastAsia="Calibri" w:hAnsi="Apple Color Emoji" w:cs="Apple Color Emoji"/>
+                <w:b/>
+                <w:bCs/>
+                <w:color w:val="1B5E20"/>
+              </w:rPr>
+              <w:t>✔</w:t>
+            </w:r>
+            <w:r>
+              <w:rPr>
+                <w:rFonts w:ascii="Calibri" w:eastAsia="Calibri" w:hAnsi="Calibri" w:cs="Calibri"/>
+                <w:b/>
+                <w:bCs/>
+                <w:color w:val="1B5E20"/>
+              </w:rPr>
+              <w:t xml:space="preserve"> </w:t>
+            </w:r>
+            <w:proofErr w:type="gramStart"/>
+            <w:r>
+              <w:rPr>
+                <w:rFonts w:ascii="Calibri" w:eastAsia="Calibri" w:hAnsi="Calibri" w:cs="Calibri"/>
+                <w:b/>
+                <w:bCs/>
+                <w:color w:val="1B5E20"/>
+              </w:rPr>
+              <w:t>PASS</w:t>
+            </w:r>
+            <w:r>
+              <w:rPr>
+                <w:rFonts w:ascii="Calibri" w:eastAsia="Calibri" w:hAnsi="Calibri" w:cs="Calibri"/>
+                <w:color w:val="000000"/>
+                <w:sz w:val="19"/>
+                <w:szCs w:val="19"/>
+              </w:rPr>
+              <w:t xml:space="preserve">  —</w:t>
+            </w:r>
+            <w:proofErr w:type="gramEnd"/>
+            <w:r>
+              <w:rPr>
+                <w:rFonts w:ascii="Calibri" w:eastAsia="Calibri" w:hAnsi="Calibri" w:cs="Calibri"/>
+                <w:color w:val="000000"/>
+                <w:sz w:val="19"/>
+                <w:szCs w:val="19"/>
+              </w:rPr>
+              <w:t xml:space="preserve"> 10 traps per slot within </w:t>
+            </w:r>
+            <w:proofErr w:type="spellStart"/>
+            <w:r>
+              <w:rPr>
+                <w:rFonts w:ascii="Calibri" w:eastAsia="Calibri" w:hAnsi="Calibri" w:cs="Calibri"/>
+                <w:color w:val="000000"/>
+                <w:sz w:val="19"/>
+                <w:szCs w:val="19"/>
+              </w:rPr>
+              <w:t>B_t</w:t>
+            </w:r>
+            <w:proofErr w:type="spellEnd"/>
+            <w:r>
+              <w:rPr>
+                <w:rFonts w:ascii="Calibri" w:eastAsia="Calibri" w:hAnsi="Calibri" w:cs="Calibri"/>
+                <w:color w:val="000000"/>
+                <w:sz w:val="19"/>
+                <w:szCs w:val="19"/>
+              </w:rPr>
+              <w:t xml:space="preserve">=10; per-zone limits respected. All deployed traps undiscovered (D=1 at slot 1 before </w:t>
+            </w:r>
+            <w:proofErr w:type="spellStart"/>
+            <w:r>
+              <w:rPr>
+                <w:rFonts w:ascii="Calibri" w:eastAsia="Calibri" w:hAnsi="Calibri" w:cs="Calibri"/>
+                <w:color w:val="000000"/>
+                <w:sz w:val="19"/>
+                <w:szCs w:val="19"/>
+              </w:rPr>
+              <w:t>τd</w:t>
+            </w:r>
+            <w:proofErr w:type="spellEnd"/>
+            <w:r>
+              <w:rPr>
+                <w:rFonts w:ascii="Calibri" w:eastAsia="Calibri" w:hAnsi="Calibri" w:cs="Calibri"/>
+                <w:color w:val="000000"/>
+                <w:sz w:val="19"/>
+                <w:szCs w:val="19"/>
+              </w:rPr>
+              <w:t xml:space="preserve"> fires).</w:t>
+            </w:r>
+          </w:p>
+        </w:tc>
+      </w:tr>
+      <w:tr>
+        <w:tc>
+          <w:tcPr>
+            <w:tcW w:w="800" w:type="dxa"/>
+            <w:shd w:val="clear" w:color="auto" w:fill="006064"/>
+            <w:tcMar>
+              <w:top w:w="60" w:type="dxa"/>
+              <w:left w:w="80" w:type="dxa"/>
+              <w:bottom w:w="60" w:type="dxa"/>
+              <w:right w:w="80" w:type="dxa"/>
+            </w:tcMar>
+            <w:vAlign w:val="center"/>
+          </w:tcPr>
+          <w:p>
+            <w:pPr>
+              <w:spacing w:before="50" w:after="50"/>
+              <w:jc w:val="center"/>
+            </w:pPr>
+            <w:r>
+              <w:rPr>
+                <w:rFonts w:ascii="Calibri" w:eastAsia="Calibri" w:hAnsi="Calibri" w:cs="Calibri"/>
+                <w:b/>
+                <w:bCs/>
+                <w:color w:val="FFFFFF"/>
+                <w:sz w:val="18"/>
+                <w:szCs w:val="18"/>
+              </w:rPr>
+              <w:t>C5b</w:t>
+            </w:r>
+          </w:p>
+        </w:tc>
+        <w:tc>
+          <w:tcPr>
+            <w:tcW w:w="3800" w:type="dxa"/>
+            <w:shd w:val="clear" w:color="auto" w:fill="F5F5F5"/>
+            <w:tcMar>
+              <w:top w:w="60" w:type="dxa"/>
+              <w:left w:w="100" w:type="dxa"/>
+              <w:bottom w:w="60" w:type="dxa"/>
+              <w:right w:w="80" w:type="dxa"/>
+            </w:tcMar>
+            <w:vAlign w:val="center"/>
+          </w:tcPr>
+          <w:p>
+            <w:pPr>
+              <w:spacing w:after="120"/>
+            </w:pPr>
+            <w:r>
+              <w:rPr>
+                <w:rFonts w:ascii="Calibri" w:eastAsia="Calibri" w:hAnsi="Calibri" w:cs="Calibri"/>
+                <w:color w:val="000000"/>
+                <w:sz w:val="19"/>
+                <w:szCs w:val="19"/>
+              </w:rPr>
+              <w:t xml:space="preserve">Mimicry plausibility: (type, zone, technique, role template τ(p)) </w:t>
+            </w:r>
+            <w:r>
+              <w:rPr>
+                <w:rFonts w:ascii="Cambria Math" w:eastAsia="Calibri" w:hAnsi="Cambria Math" w:cs="Cambria Math"/>
+                <w:color w:val="000000"/>
+                <w:sz w:val="19"/>
+                <w:szCs w:val="19"/>
+              </w:rPr>
+              <w:t>∈</w:t>
+            </w:r>
+            <w:r>
+              <w:rPr>
+                <w:rFonts w:ascii="Calibri" w:eastAsia="Calibri" w:hAnsi="Calibri" w:cs="Calibri"/>
+                <w:color w:val="000000"/>
+                <w:sz w:val="19"/>
+                <w:szCs w:val="19"/>
+              </w:rPr>
+              <w:t xml:space="preserve"> GK</w:t>
+            </w:r>
+          </w:p>
+        </w:tc>
+        <w:tc>
+          <w:tcPr>
+            <w:tcW w:w="4600" w:type="dxa"/>
+            <w:shd w:val="clear" w:color="auto" w:fill="E8F5E9"/>
+            <w:tcMar>
+              <w:top w:w="60" w:type="dxa"/>
+              <w:left w:w="100" w:type="dxa"/>
+              <w:bottom w:w="60" w:type="dxa"/>
+              <w:right w:w="80" w:type="dxa"/>
+            </w:tcMar>
+            <w:vAlign w:val="center"/>
+          </w:tcPr>
+          <w:p>
+            <w:pPr>
+              <w:spacing w:after="120"/>
+            </w:pPr>
+            <w:r>
+              <w:rPr>
+                <w:rFonts w:ascii="Apple Color Emoji" w:eastAsia="Calibri" w:hAnsi="Apple Color Emoji" w:cs="Apple Color Emoji"/>
+                <w:b/>
+                <w:bCs/>
+                <w:color w:val="1B5E20"/>
+              </w:rPr>
+              <w:t>✔</w:t>
+            </w:r>
+            <w:r>
+              <w:rPr>
+                <w:rFonts w:ascii="Calibri" w:eastAsia="Calibri" w:hAnsi="Calibri" w:cs="Calibri"/>
+                <w:b/>
+                <w:bCs/>
+                <w:color w:val="1B5E20"/>
+              </w:rPr>
+              <w:t xml:space="preserve"> </w:t>
+            </w:r>
+            <w:proofErr w:type="gramStart"/>
+            <w:r>
+              <w:rPr>
+                <w:rFonts w:ascii="Calibri" w:eastAsia="Calibri" w:hAnsi="Calibri" w:cs="Calibri"/>
+                <w:b/>
+                <w:bCs/>
+                <w:color w:val="1B5E20"/>
+              </w:rPr>
+              <w:t>PASS</w:t>
+            </w:r>
+            <w:r>
+              <w:rPr>
+                <w:rFonts w:ascii="Calibri" w:eastAsia="Calibri" w:hAnsi="Calibri" w:cs="Calibri"/>
+                <w:color w:val="000000"/>
+                <w:sz w:val="19"/>
+                <w:szCs w:val="19"/>
+              </w:rPr>
+              <w:t xml:space="preserve">  —</w:t>
+            </w:r>
+            <w:proofErr w:type="gramEnd"/>
+            <w:r>
+              <w:rPr>
+                <w:rFonts w:ascii="Calibri" w:eastAsia="Calibri" w:hAnsi="Calibri" w:cs="Calibri"/>
+                <w:color w:val="000000"/>
+                <w:sz w:val="19"/>
+                <w:szCs w:val="19"/>
+              </w:rPr>
+              <w:t xml:space="preserve"> </w:t>
+            </w:r>
+            <w:proofErr w:type="spellStart"/>
+            <w:r>
+              <w:rPr>
+                <w:rFonts w:ascii="Calibri" w:eastAsia="Calibri" w:hAnsi="Calibri" w:cs="Calibri"/>
+                <w:color w:val="000000"/>
+                <w:sz w:val="19"/>
+                <w:szCs w:val="19"/>
+              </w:rPr>
+              <w:t>OT_Infra</w:t>
+            </w:r>
+            <w:proofErr w:type="spellEnd"/>
+            <w:r>
+              <w:rPr>
+                <w:rFonts w:ascii="Calibri" w:eastAsia="Calibri" w:hAnsi="Calibri" w:cs="Calibri"/>
+                <w:color w:val="000000"/>
+                <w:sz w:val="19"/>
+                <w:szCs w:val="19"/>
+              </w:rPr>
+              <w:t xml:space="preserve"> persona is GK-valid for </w:t>
+            </w:r>
+            <w:proofErr w:type="spellStart"/>
+            <w:r>
+              <w:rPr>
+                <w:rFonts w:ascii="Calibri" w:eastAsia="Calibri" w:hAnsi="Calibri" w:cs="Calibri"/>
+                <w:color w:val="000000"/>
+                <w:sz w:val="19"/>
+                <w:szCs w:val="19"/>
+              </w:rPr>
+              <w:t>ot_trap</w:t>
+            </w:r>
+            <w:proofErr w:type="spellEnd"/>
+            <w:r>
+              <w:rPr>
+                <w:rFonts w:ascii="Calibri" w:eastAsia="Calibri" w:hAnsi="Calibri" w:cs="Calibri"/>
+                <w:color w:val="000000"/>
+                <w:sz w:val="19"/>
+                <w:szCs w:val="19"/>
+              </w:rPr>
+              <w:t xml:space="preserve"> in OT zone (</w:t>
+            </w:r>
+            <w:proofErr w:type="gramStart"/>
+            <w:r>
+              <w:rPr>
+                <w:rFonts w:ascii="Calibri" w:eastAsia="Calibri" w:hAnsi="Calibri" w:cs="Calibri"/>
+                <w:color w:val="000000"/>
+                <w:sz w:val="19"/>
+                <w:szCs w:val="19"/>
+              </w:rPr>
+              <w:t>GK[</w:t>
+            </w:r>
+            <w:proofErr w:type="spellStart"/>
+            <w:proofErr w:type="gramEnd"/>
+            <w:r>
+              <w:rPr>
+                <w:rFonts w:ascii="Calibri" w:eastAsia="Calibri" w:hAnsi="Calibri" w:cs="Calibri"/>
+                <w:color w:val="000000"/>
+                <w:sz w:val="19"/>
+                <w:szCs w:val="19"/>
+              </w:rPr>
+              <w:t>ot_trap</w:t>
+            </w:r>
+            <w:proofErr w:type="spellEnd"/>
+            <w:r>
+              <w:rPr>
+                <w:rFonts w:ascii="Calibri" w:eastAsia="Calibri" w:hAnsi="Calibri" w:cs="Calibri"/>
+                <w:color w:val="000000"/>
+                <w:sz w:val="19"/>
+                <w:szCs w:val="19"/>
+              </w:rPr>
+              <w:t xml:space="preserve">, </w:t>
+            </w:r>
+            <w:proofErr w:type="spellStart"/>
+            <w:r>
+              <w:rPr>
+                <w:rFonts w:ascii="Calibri" w:eastAsia="Calibri" w:hAnsi="Calibri" w:cs="Calibri"/>
+                <w:color w:val="000000"/>
+                <w:sz w:val="19"/>
+                <w:szCs w:val="19"/>
+              </w:rPr>
+              <w:t>OT_Infra</w:t>
+            </w:r>
+            <w:proofErr w:type="spellEnd"/>
+            <w:r>
+              <w:rPr>
+                <w:rFonts w:ascii="Calibri" w:eastAsia="Calibri" w:hAnsi="Calibri" w:cs="Calibri"/>
+                <w:color w:val="000000"/>
+                <w:sz w:val="19"/>
+                <w:szCs w:val="19"/>
+              </w:rPr>
+              <w:t>] = valid). No implausible (type, persona) pairs deployed.</w:t>
+            </w:r>
+          </w:p>
+        </w:tc>
+      </w:tr>
+      <w:tr>
+        <w:tc>
+          <w:tcPr>
+            <w:tcW w:w="800" w:type="dxa"/>
+            <w:shd w:val="clear" w:color="auto" w:fill="1565C0"/>
+            <w:tcMar>
+              <w:top w:w="60" w:type="dxa"/>
+              <w:left w:w="80" w:type="dxa"/>
+              <w:bottom w:w="60" w:type="dxa"/>
+              <w:right w:w="80" w:type="dxa"/>
+            </w:tcMar>
+            <w:vAlign w:val="center"/>
+          </w:tcPr>
+          <w:p>
+            <w:pPr>
+              <w:spacing w:before="50" w:after="50"/>
+              <w:jc w:val="center"/>
+            </w:pPr>
+            <w:r>
+              <w:rPr>
+                <w:rFonts w:ascii="Calibri" w:eastAsia="Calibri" w:hAnsi="Calibri" w:cs="Calibri"/>
+                <w:b/>
+                <w:bCs/>
+                <w:color w:val="FFFFFF"/>
+                <w:sz w:val="18"/>
+                <w:szCs w:val="18"/>
+              </w:rPr>
+              <w:t>C9/C13</w:t>
+            </w:r>
+          </w:p>
+        </w:tc>
+        <w:tc>
+          <w:tcPr>
+            <w:tcW w:w="3800" w:type="dxa"/>
+            <w:shd w:val="clear" w:color="auto" w:fill="F5F5F5"/>
+            <w:tcMar>
+              <w:top w:w="60" w:type="dxa"/>
+              <w:left w:w="100" w:type="dxa"/>
+              <w:bottom w:w="60" w:type="dxa"/>
+              <w:right w:w="80" w:type="dxa"/>
+            </w:tcMar>
+            <w:vAlign w:val="center"/>
+          </w:tcPr>
+          <w:p>
+            <w:pPr>
+              <w:spacing w:after="120"/>
+            </w:pPr>
+            <w:r>
+              <w:rPr>
+                <w:rFonts w:ascii="Calibri" w:eastAsia="Calibri" w:hAnsi="Calibri" w:cs="Calibri"/>
+                <w:color w:val="000000"/>
+                <w:sz w:val="19"/>
+                <w:szCs w:val="19"/>
+              </w:rPr>
+              <w:t xml:space="preserve">Independent burn clocks: type-burn after </w:t>
+            </w:r>
+            <w:proofErr w:type="spellStart"/>
+            <w:r>
+              <w:rPr>
+                <w:rFonts w:ascii="Calibri" w:eastAsia="Calibri" w:hAnsi="Calibri" w:cs="Calibri"/>
+                <w:color w:val="000000"/>
+                <w:sz w:val="19"/>
+                <w:szCs w:val="19"/>
+              </w:rPr>
+              <w:t>τd</w:t>
+            </w:r>
+            <w:proofErr w:type="spellEnd"/>
+            <w:r>
+              <w:rPr>
+                <w:rFonts w:ascii="Calibri" w:eastAsia="Calibri" w:hAnsi="Calibri" w:cs="Calibri"/>
+                <w:color w:val="000000"/>
+                <w:sz w:val="19"/>
+                <w:szCs w:val="19"/>
+              </w:rPr>
+              <w:t xml:space="preserve"> slots, persona-burn after </w:t>
+            </w:r>
+            <w:proofErr w:type="spellStart"/>
+            <w:r>
+              <w:rPr>
+                <w:rFonts w:ascii="Calibri" w:eastAsia="Calibri" w:hAnsi="Calibri" w:cs="Calibri"/>
+                <w:color w:val="000000"/>
+                <w:sz w:val="19"/>
+                <w:szCs w:val="19"/>
+              </w:rPr>
+              <w:t>τdp</w:t>
+            </w:r>
+            <w:proofErr w:type="spellEnd"/>
+            <w:r>
+              <w:rPr>
+                <w:rFonts w:ascii="Calibri" w:eastAsia="Calibri" w:hAnsi="Calibri" w:cs="Calibri"/>
+                <w:color w:val="000000"/>
+                <w:sz w:val="19"/>
+                <w:szCs w:val="19"/>
+              </w:rPr>
+              <w:t xml:space="preserve"> slots</w:t>
+            </w:r>
+          </w:p>
+        </w:tc>
+        <w:tc>
+          <w:tcPr>
+            <w:tcW w:w="4600" w:type="dxa"/>
+            <w:shd w:val="clear" w:color="auto" w:fill="E8F5E9"/>
+            <w:tcMar>
+              <w:top w:w="60" w:type="dxa"/>
+              <w:left w:w="100" w:type="dxa"/>
+              <w:bottom w:w="60" w:type="dxa"/>
+              <w:right w:w="80" w:type="dxa"/>
+            </w:tcMar>
+            <w:vAlign w:val="center"/>
+          </w:tcPr>
+          <w:p>
+            <w:pPr>
+              <w:spacing w:after="120"/>
+            </w:pPr>
+            <w:r>
+              <w:rPr>
+                <w:rFonts w:ascii="Apple Color Emoji" w:eastAsia="Calibri" w:hAnsi="Apple Color Emoji" w:cs="Apple Color Emoji"/>
+                <w:b/>
+                <w:bCs/>
+                <w:color w:val="1B5E20"/>
+              </w:rPr>
+              <w:t>✔</w:t>
+            </w:r>
+            <w:r>
+              <w:rPr>
+                <w:rFonts w:ascii="Calibri" w:eastAsia="Calibri" w:hAnsi="Calibri" w:cs="Calibri"/>
+                <w:b/>
+                <w:bCs/>
+                <w:color w:val="1B5E20"/>
+              </w:rPr>
+              <w:t xml:space="preserve"> </w:t>
+            </w:r>
+            <w:proofErr w:type="gramStart"/>
+            <w:r>
+              <w:rPr>
+                <w:rFonts w:ascii="Calibri" w:eastAsia="Calibri" w:hAnsi="Calibri" w:cs="Calibri"/>
+                <w:b/>
+                <w:bCs/>
+                <w:color w:val="1B5E20"/>
+              </w:rPr>
+              <w:t>PASS</w:t>
+            </w:r>
+            <w:r>
+              <w:rPr>
+                <w:rFonts w:ascii="Calibri" w:eastAsia="Calibri" w:hAnsi="Calibri" w:cs="Calibri"/>
+                <w:color w:val="000000"/>
+                <w:sz w:val="19"/>
+                <w:szCs w:val="19"/>
+              </w:rPr>
+              <w:t xml:space="preserve">  —</w:t>
+            </w:r>
+            <w:proofErr w:type="gramEnd"/>
+            <w:r>
+              <w:rPr>
+                <w:rFonts w:ascii="Calibri" w:eastAsia="Calibri" w:hAnsi="Calibri" w:cs="Calibri"/>
+                <w:color w:val="000000"/>
+                <w:sz w:val="19"/>
+                <w:szCs w:val="19"/>
+              </w:rPr>
+              <w:t xml:space="preserve"> With </w:t>
+            </w:r>
+            <w:proofErr w:type="spellStart"/>
+            <w:r>
+              <w:rPr>
+                <w:rFonts w:ascii="Calibri" w:eastAsia="Calibri" w:hAnsi="Calibri" w:cs="Calibri"/>
+                <w:color w:val="000000"/>
+                <w:sz w:val="19"/>
+                <w:szCs w:val="19"/>
+              </w:rPr>
+              <w:t>τd</w:t>
+            </w:r>
+            <w:proofErr w:type="spellEnd"/>
+            <w:r>
+              <w:rPr>
+                <w:rFonts w:ascii="Calibri" w:eastAsia="Calibri" w:hAnsi="Calibri" w:cs="Calibri"/>
+                <w:color w:val="000000"/>
+                <w:sz w:val="19"/>
+                <w:szCs w:val="19"/>
+              </w:rPr>
+              <w:t xml:space="preserve">=1 on OT path (updated by Eq.6 at ρ=0.72), the new schedule rotates </w:t>
+            </w:r>
+            <w:proofErr w:type="spellStart"/>
+            <w:r>
+              <w:rPr>
+                <w:rFonts w:ascii="Calibri" w:eastAsia="Calibri" w:hAnsi="Calibri" w:cs="Calibri"/>
+                <w:color w:val="000000"/>
+                <w:sz w:val="19"/>
+                <w:szCs w:val="19"/>
+              </w:rPr>
+              <w:t>ot_trap</w:t>
+            </w:r>
+            <w:proofErr w:type="spellEnd"/>
+            <w:r>
+              <w:rPr>
+                <w:rFonts w:ascii="Calibri" w:eastAsia="Calibri" w:hAnsi="Calibri" w:cs="Calibri"/>
+                <w:color w:val="000000"/>
+                <w:sz w:val="19"/>
+                <w:szCs w:val="19"/>
+              </w:rPr>
+              <w:t xml:space="preserve"> every slot. No consecutive reuse: </w:t>
+            </w:r>
+            <w:proofErr w:type="spellStart"/>
+            <w:r>
+              <w:rPr>
+                <w:rFonts w:ascii="Calibri" w:eastAsia="Calibri" w:hAnsi="Calibri" w:cs="Calibri"/>
+                <w:color w:val="000000"/>
+                <w:sz w:val="19"/>
+                <w:szCs w:val="19"/>
+              </w:rPr>
+              <w:t>PBurn</w:t>
+            </w:r>
+            <w:proofErr w:type="spellEnd"/>
+            <w:r>
+              <w:rPr>
+                <w:rFonts w:ascii="Calibri" w:eastAsia="Calibri" w:hAnsi="Calibri" w:cs="Calibri"/>
+                <w:color w:val="000000"/>
+                <w:sz w:val="19"/>
+                <w:szCs w:val="19"/>
+              </w:rPr>
+              <w:t xml:space="preserve">%=0%, </w:t>
+            </w:r>
+            <w:proofErr w:type="spellStart"/>
+            <w:r>
+              <w:rPr>
+                <w:rFonts w:ascii="Calibri" w:eastAsia="Calibri" w:hAnsi="Calibri" w:cs="Calibri"/>
+                <w:color w:val="000000"/>
+                <w:sz w:val="19"/>
+                <w:szCs w:val="19"/>
+              </w:rPr>
+              <w:t>TBurn</w:t>
+            </w:r>
+            <w:proofErr w:type="spellEnd"/>
+            <w:r>
+              <w:rPr>
+                <w:rFonts w:ascii="Calibri" w:eastAsia="Calibri" w:hAnsi="Calibri" w:cs="Calibri"/>
+                <w:color w:val="000000"/>
+                <w:sz w:val="19"/>
+                <w:szCs w:val="19"/>
+              </w:rPr>
+              <w:t>%=0%.</w:t>
+            </w:r>
+          </w:p>
+        </w:tc>
+      </w:tr>
+      <w:tr>
+        <w:tc>
+          <w:tcPr>
+            <w:tcW w:w="800" w:type="dxa"/>
+            <w:shd w:val="clear" w:color="auto" w:fill="1565C0"/>
+            <w:tcMar>
+              <w:top w:w="60" w:type="dxa"/>
+              <w:left w:w="80" w:type="dxa"/>
+              <w:bottom w:w="60" w:type="dxa"/>
+              <w:right w:w="80" w:type="dxa"/>
+            </w:tcMar>
+            <w:vAlign w:val="center"/>
+          </w:tcPr>
+          <w:p>
+            <w:pPr>
+              <w:spacing w:before="50" w:after="50"/>
+              <w:jc w:val="center"/>
+            </w:pPr>
+            <w:r>
+              <w:rPr>
+                <w:rFonts w:ascii="Calibri" w:eastAsia="Calibri" w:hAnsi="Calibri" w:cs="Calibri"/>
+                <w:b/>
+                <w:bCs/>
+                <w:color w:val="FFFFFF"/>
+                <w:sz w:val="18"/>
+                <w:szCs w:val="18"/>
+              </w:rPr>
+              <w:t>C12/C14</w:t>
+            </w:r>
+          </w:p>
+        </w:tc>
+        <w:tc>
+          <w:tcPr>
+            <w:tcW w:w="3800" w:type="dxa"/>
+            <w:shd w:val="clear" w:color="auto" w:fill="F5F5F5"/>
+            <w:tcMar>
+              <w:top w:w="60" w:type="dxa"/>
+              <w:left w:w="100" w:type="dxa"/>
+              <w:bottom w:w="60" w:type="dxa"/>
+              <w:right w:w="80" w:type="dxa"/>
+            </w:tcMar>
+            <w:vAlign w:val="center"/>
+          </w:tcPr>
+          <w:p>
+            <w:pPr>
+              <w:spacing w:after="120"/>
+            </w:pPr>
+            <w:r>
+              <w:rPr>
+                <w:rFonts w:ascii="Calibri" w:eastAsia="Calibri" w:hAnsi="Calibri" w:cs="Calibri"/>
+                <w:color w:val="000000"/>
+                <w:sz w:val="19"/>
+                <w:szCs w:val="19"/>
+              </w:rPr>
+              <w:t>No concrete fingerprint reused in same zone/slot or across zones</w:t>
+            </w:r>
+          </w:p>
+        </w:tc>
+        <w:tc>
+          <w:tcPr>
+            <w:tcW w:w="4600" w:type="dxa"/>
+            <w:shd w:val="clear" w:color="auto" w:fill="E8F5E9"/>
+            <w:tcMar>
+              <w:top w:w="60" w:type="dxa"/>
+              <w:left w:w="100" w:type="dxa"/>
+              <w:bottom w:w="60" w:type="dxa"/>
+              <w:right w:w="80" w:type="dxa"/>
+            </w:tcMar>
+            <w:vAlign w:val="center"/>
+          </w:tcPr>
+          <w:p>
+            <w:pPr>
+              <w:spacing w:after="120"/>
+            </w:pPr>
+            <w:r>
+              <w:rPr>
+                <w:rFonts w:ascii="Apple Color Emoji" w:eastAsia="Calibri" w:hAnsi="Apple Color Emoji" w:cs="Apple Color Emoji"/>
+                <w:b/>
+                <w:bCs/>
+                <w:color w:val="1B5E20"/>
+              </w:rPr>
+              <w:t>✔</w:t>
+            </w:r>
+            <w:r>
+              <w:rPr>
+                <w:rFonts w:ascii="Calibri" w:eastAsia="Calibri" w:hAnsi="Calibri" w:cs="Calibri"/>
+                <w:b/>
+                <w:bCs/>
+                <w:color w:val="1B5E20"/>
+              </w:rPr>
+              <w:t xml:space="preserve"> </w:t>
+            </w:r>
+            <w:proofErr w:type="gramStart"/>
+            <w:r>
+              <w:rPr>
+                <w:rFonts w:ascii="Calibri" w:eastAsia="Calibri" w:hAnsi="Calibri" w:cs="Calibri"/>
+                <w:b/>
+                <w:bCs/>
+                <w:color w:val="1B5E20"/>
+              </w:rPr>
+              <w:t>PASS</w:t>
+            </w:r>
+            <w:r>
+              <w:rPr>
+                <w:rFonts w:ascii="Calibri" w:eastAsia="Calibri" w:hAnsi="Calibri" w:cs="Calibri"/>
+                <w:color w:val="000000"/>
+                <w:sz w:val="19"/>
+                <w:szCs w:val="19"/>
+              </w:rPr>
+              <w:t xml:space="preserve">  —</w:t>
+            </w:r>
+            <w:proofErr w:type="gramEnd"/>
+            <w:r>
+              <w:rPr>
+                <w:rFonts w:ascii="Calibri" w:eastAsia="Calibri" w:hAnsi="Calibri" w:cs="Calibri"/>
+                <w:color w:val="000000"/>
+                <w:sz w:val="19"/>
+                <w:szCs w:val="19"/>
+              </w:rPr>
+              <w:t xml:space="preserve"> </w:t>
+            </w:r>
+            <w:proofErr w:type="spellStart"/>
+            <w:r>
+              <w:rPr>
+                <w:rFonts w:ascii="Calibri" w:eastAsia="Calibri" w:hAnsi="Calibri" w:cs="Calibri"/>
+                <w:color w:val="000000"/>
+                <w:sz w:val="19"/>
+                <w:szCs w:val="19"/>
+              </w:rPr>
+              <w:t>OT_Infra</w:t>
+            </w:r>
+            <w:proofErr w:type="spellEnd"/>
+            <w:r>
+              <w:rPr>
+                <w:rFonts w:ascii="Calibri" w:eastAsia="Calibri" w:hAnsi="Calibri" w:cs="Calibri"/>
+                <w:color w:val="000000"/>
+                <w:sz w:val="19"/>
+                <w:szCs w:val="19"/>
+              </w:rPr>
+              <w:t xml:space="preserve"> instance </w:t>
+            </w:r>
+            <w:proofErr w:type="spellStart"/>
+            <w:r>
+              <w:rPr>
+                <w:rFonts w:ascii="Calibri" w:eastAsia="Calibri" w:hAnsi="Calibri" w:cs="Calibri"/>
+                <w:color w:val="000000"/>
+                <w:sz w:val="19"/>
+                <w:szCs w:val="19"/>
+              </w:rPr>
+              <w:t>fp</w:t>
+            </w:r>
+            <w:proofErr w:type="spellEnd"/>
+            <w:r>
+              <w:rPr>
+                <w:rFonts w:ascii="Calibri" w:eastAsia="Calibri" w:hAnsi="Calibri" w:cs="Calibri"/>
+                <w:color w:val="000000"/>
+                <w:sz w:val="19"/>
+                <w:szCs w:val="19"/>
+              </w:rPr>
+              <w:t>₃ appears in OT zone only. No cross-zone identity collision (C14=0 cross-zone leaks).</w:t>
+            </w:r>
+          </w:p>
+        </w:tc>
+      </w:tr>
+      <w:tr>
+        <w:tc>
+          <w:tcPr>
+            <w:tcW w:w="800" w:type="dxa"/>
+            <w:shd w:val="clear" w:color="auto" w:fill="006064"/>
+            <w:tcMar>
+              <w:top w:w="60" w:type="dxa"/>
+              <w:left w:w="80" w:type="dxa"/>
+              <w:bottom w:w="60" w:type="dxa"/>
+              <w:right w:w="80" w:type="dxa"/>
+            </w:tcMar>
+            <w:vAlign w:val="center"/>
+          </w:tcPr>
+          <w:p>
+            <w:pPr>
+              <w:spacing w:before="50" w:after="50"/>
+              <w:jc w:val="center"/>
+            </w:pPr>
+            <w:r>
+              <w:rPr>
+                <w:rFonts w:ascii="Calibri" w:eastAsia="Calibri" w:hAnsi="Calibri" w:cs="Calibri"/>
+                <w:b/>
+                <w:bCs/>
+                <w:color w:val="FFFFFF"/>
+                <w:sz w:val="18"/>
+                <w:szCs w:val="18"/>
+              </w:rPr>
+              <w:t>C10a/b</w:t>
+            </w:r>
+          </w:p>
+        </w:tc>
+        <w:tc>
+          <w:tcPr>
+            <w:tcW w:w="3800" w:type="dxa"/>
+            <w:shd w:val="clear" w:color="auto" w:fill="F5F5F5"/>
+            <w:tcMar>
+              <w:top w:w="60" w:type="dxa"/>
+              <w:left w:w="100" w:type="dxa"/>
+              <w:bottom w:w="60" w:type="dxa"/>
+              <w:right w:w="80" w:type="dxa"/>
+            </w:tcMar>
+            <w:vAlign w:val="center"/>
+          </w:tcPr>
+          <w:p>
+            <w:pPr>
+              <w:spacing w:after="120"/>
+            </w:pPr>
+            <w:r>
+              <w:rPr>
+                <w:rFonts w:ascii="Calibri" w:eastAsia="Calibri" w:hAnsi="Calibri" w:cs="Calibri"/>
+                <w:color w:val="000000"/>
+                <w:sz w:val="19"/>
+                <w:szCs w:val="19"/>
+              </w:rPr>
+              <w:t xml:space="preserve">Critical hop covered ≥ </w:t>
+            </w:r>
+            <w:r>
+              <w:rPr>
+                <w:rFonts w:ascii="Cambria Math" w:eastAsia="Calibri" w:hAnsi="Cambria Math" w:cs="Cambria Math"/>
+                <w:color w:val="000000"/>
+                <w:sz w:val="19"/>
+                <w:szCs w:val="19"/>
+              </w:rPr>
+              <w:t>⌈</w:t>
+            </w:r>
+            <w:r>
+              <w:rPr>
+                <w:rFonts w:ascii="Calibri" w:eastAsia="Calibri" w:hAnsi="Calibri" w:cs="Calibri"/>
+                <w:color w:val="000000"/>
+                <w:sz w:val="19"/>
+                <w:szCs w:val="19"/>
+              </w:rPr>
+              <w:t>ρπH</w:t>
+            </w:r>
+            <w:r>
+              <w:rPr>
+                <w:rFonts w:ascii="Cambria Math" w:eastAsia="Calibri" w:hAnsi="Cambria Math" w:cs="Cambria Math"/>
+                <w:color w:val="000000"/>
+                <w:sz w:val="19"/>
+                <w:szCs w:val="19"/>
+              </w:rPr>
+              <w:t>⌉</w:t>
+            </w:r>
+            <w:r>
+              <w:rPr>
+                <w:rFonts w:ascii="Calibri" w:eastAsia="Calibri" w:hAnsi="Calibri" w:cs="Calibri"/>
+                <w:color w:val="000000"/>
+                <w:sz w:val="19"/>
+                <w:szCs w:val="19"/>
+              </w:rPr>
+              <w:t xml:space="preserve"> slots; no gap &gt; W-1 consecutive slots</w:t>
+            </w:r>
+          </w:p>
+        </w:tc>
+        <w:tc>
+          <w:tcPr>
+            <w:tcW w:w="4600" w:type="dxa"/>
+            <w:shd w:val="clear" w:color="auto" w:fill="E8F5E9"/>
+            <w:tcMar>
+              <w:top w:w="60" w:type="dxa"/>
+              <w:left w:w="100" w:type="dxa"/>
+              <w:bottom w:w="60" w:type="dxa"/>
+              <w:right w:w="80" w:type="dxa"/>
+            </w:tcMar>
+            <w:vAlign w:val="center"/>
+          </w:tcPr>
+          <w:p>
+            <w:pPr>
+              <w:spacing w:after="120"/>
+            </w:pPr>
+            <w:r>
+              <w:rPr>
+                <w:rFonts w:ascii="Apple Color Emoji" w:eastAsia="Calibri" w:hAnsi="Apple Color Emoji" w:cs="Apple Color Emoji"/>
+                <w:b/>
+                <w:bCs/>
+                <w:color w:val="1B5E20"/>
+              </w:rPr>
+              <w:t>✔</w:t>
+            </w:r>
+            <w:r>
+              <w:rPr>
+                <w:rFonts w:ascii="Calibri" w:eastAsia="Calibri" w:hAnsi="Calibri" w:cs="Calibri"/>
+                <w:b/>
+                <w:bCs/>
+                <w:color w:val="1B5E20"/>
+              </w:rPr>
+              <w:t xml:space="preserve"> </w:t>
+            </w:r>
+            <w:proofErr w:type="gramStart"/>
+            <w:r>
+              <w:rPr>
+                <w:rFonts w:ascii="Calibri" w:eastAsia="Calibri" w:hAnsi="Calibri" w:cs="Calibri"/>
+                <w:b/>
+                <w:bCs/>
+                <w:color w:val="1B5E20"/>
+              </w:rPr>
+              <w:t>PASS</w:t>
+            </w:r>
+            <w:r>
+              <w:rPr>
+                <w:rFonts w:ascii="Calibri" w:eastAsia="Calibri" w:hAnsi="Calibri" w:cs="Calibri"/>
+                <w:color w:val="000000"/>
+                <w:sz w:val="19"/>
+                <w:szCs w:val="19"/>
+              </w:rPr>
+              <w:t xml:space="preserve">  —</w:t>
+            </w:r>
+            <w:proofErr w:type="gramEnd"/>
+            <w:r>
+              <w:rPr>
+                <w:rFonts w:ascii="Calibri" w:eastAsia="Calibri" w:hAnsi="Calibri" w:cs="Calibri"/>
+                <w:color w:val="000000"/>
+                <w:sz w:val="19"/>
+                <w:szCs w:val="19"/>
+              </w:rPr>
+              <w:t xml:space="preserve"> OT path critical hop covered in 3/4 slots (≥ </w:t>
+            </w:r>
+            <w:r>
+              <w:rPr>
+                <w:rFonts w:ascii="Cambria Math" w:eastAsia="Calibri" w:hAnsi="Cambria Math" w:cs="Cambria Math"/>
+                <w:color w:val="000000"/>
+                <w:sz w:val="19"/>
+                <w:szCs w:val="19"/>
+              </w:rPr>
+              <w:t>⌈</w:t>
+            </w:r>
+            <w:r>
+              <w:rPr>
+                <w:rFonts w:ascii="Calibri" w:eastAsia="Calibri" w:hAnsi="Calibri" w:cs="Calibri"/>
+                <w:color w:val="000000"/>
+                <w:sz w:val="19"/>
+                <w:szCs w:val="19"/>
+              </w:rPr>
+              <w:t>0.72×4</w:t>
+            </w:r>
+            <w:r>
+              <w:rPr>
+                <w:rFonts w:ascii="Cambria Math" w:eastAsia="Calibri" w:hAnsi="Cambria Math" w:cs="Cambria Math"/>
+                <w:color w:val="000000"/>
+                <w:sz w:val="19"/>
+                <w:szCs w:val="19"/>
+              </w:rPr>
+              <w:t>⌉</w:t>
+            </w:r>
+            <w:r>
+              <w:rPr>
+                <w:rFonts w:ascii="Calibri" w:eastAsia="Calibri" w:hAnsi="Calibri" w:cs="Calibri"/>
+                <w:color w:val="000000"/>
+                <w:sz w:val="19"/>
+                <w:szCs w:val="19"/>
+              </w:rPr>
+              <w:t>=3). Max gap = 1 slot ≤ W−1=1. C10a and C10b both satisfied.</w:t>
+            </w:r>
+          </w:p>
+        </w:tc>
+      </w:tr>
+      <w:tr>
+        <w:tc>
+          <w:tcPr>
+            <w:tcW w:w="800" w:type="dxa"/>
+            <w:shd w:val="clear" w:color="auto" w:fill="37474F"/>
+            <w:tcMar>
+              <w:top w:w="60" w:type="dxa"/>
+              <w:left w:w="80" w:type="dxa"/>
+              <w:bottom w:w="60" w:type="dxa"/>
+              <w:right w:w="80" w:type="dxa"/>
+            </w:tcMar>
+            <w:vAlign w:val="center"/>
+          </w:tcPr>
+          <w:p>
+            <w:pPr>
+              <w:spacing w:before="50" w:after="50"/>
+              <w:jc w:val="center"/>
+            </w:pPr>
+            <w:r>
+              <w:rPr>
+                <w:rFonts w:ascii="Calibri" w:eastAsia="Calibri" w:hAnsi="Calibri" w:cs="Calibri"/>
+                <w:b/>
+                <w:bCs/>
+                <w:color w:val="FFFFFF"/>
+                <w:sz w:val="18"/>
+                <w:szCs w:val="18"/>
+              </w:rPr>
+              <w:t>C15 / F15</w:t>
+            </w:r>
+          </w:p>
+        </w:tc>
+        <w:tc>
+          <w:tcPr>
+            <w:tcW w:w="3800" w:type="dxa"/>
+            <w:shd w:val="clear" w:color="auto" w:fill="F5F5F5"/>
+            <w:tcMar>
+              <w:top w:w="60" w:type="dxa"/>
+              <w:left w:w="100" w:type="dxa"/>
+              <w:bottom w:w="60" w:type="dxa"/>
+              <w:right w:w="80" w:type="dxa"/>
+            </w:tcMar>
+            <w:vAlign w:val="center"/>
+          </w:tcPr>
+          <w:p>
+            <w:pPr>
+              <w:spacing w:after="120"/>
+            </w:pPr>
+            <w:r>
+              <w:rPr>
+                <w:rFonts w:ascii="Calibri" w:eastAsia="Calibri" w:hAnsi="Calibri" w:cs="Calibri"/>
+                <w:color w:val="000000"/>
+                <w:sz w:val="19"/>
+                <w:szCs w:val="19"/>
+              </w:rPr>
+              <w:t xml:space="preserve">All slots have κ[t] ≥ </w:t>
+            </w:r>
+            <w:proofErr w:type="spellStart"/>
+            <w:r>
+              <w:rPr>
+                <w:rFonts w:ascii="Calibri" w:eastAsia="Calibri" w:hAnsi="Calibri" w:cs="Calibri"/>
+                <w:color w:val="000000"/>
+                <w:sz w:val="19"/>
+                <w:szCs w:val="19"/>
+              </w:rPr>
+              <w:t>κmin</w:t>
+            </w:r>
+            <w:proofErr w:type="spellEnd"/>
+            <w:r>
+              <w:rPr>
+                <w:rFonts w:ascii="Calibri" w:eastAsia="Calibri" w:hAnsi="Calibri" w:cs="Calibri"/>
+                <w:color w:val="000000"/>
+                <w:sz w:val="19"/>
+                <w:szCs w:val="19"/>
+              </w:rPr>
+              <w:t>=2h (pre-filter gate)</w:t>
+            </w:r>
+          </w:p>
+        </w:tc>
+        <w:tc>
+          <w:tcPr>
+            <w:tcW w:w="4600" w:type="dxa"/>
+            <w:shd w:val="clear" w:color="auto" w:fill="E8F5E9"/>
+            <w:tcMar>
+              <w:top w:w="60" w:type="dxa"/>
+              <w:left w:w="100" w:type="dxa"/>
+              <w:bottom w:w="60" w:type="dxa"/>
+              <w:right w:w="80" w:type="dxa"/>
+            </w:tcMar>
+            <w:vAlign w:val="center"/>
+          </w:tcPr>
+          <w:p>
+            <w:pPr>
+              <w:spacing w:after="120"/>
+            </w:pPr>
+            <w:r>
+              <w:rPr>
+                <w:rFonts w:ascii="Apple Color Emoji" w:eastAsia="Calibri" w:hAnsi="Apple Color Emoji" w:cs="Apple Color Emoji"/>
+                <w:b/>
+                <w:bCs/>
+                <w:color w:val="1B5E20"/>
+              </w:rPr>
+              <w:t>✔</w:t>
+            </w:r>
+            <w:r>
+              <w:rPr>
+                <w:rFonts w:ascii="Calibri" w:eastAsia="Calibri" w:hAnsi="Calibri" w:cs="Calibri"/>
+                <w:b/>
+                <w:bCs/>
+                <w:color w:val="1B5E20"/>
+              </w:rPr>
+              <w:t xml:space="preserve"> </w:t>
+            </w:r>
+            <w:proofErr w:type="gramStart"/>
+            <w:r>
+              <w:rPr>
+                <w:rFonts w:ascii="Calibri" w:eastAsia="Calibri" w:hAnsi="Calibri" w:cs="Calibri"/>
+                <w:b/>
+                <w:bCs/>
+                <w:color w:val="1B5E20"/>
+              </w:rPr>
+              <w:t>PASS</w:t>
+            </w:r>
+            <w:r>
+              <w:rPr>
+                <w:rFonts w:ascii="Calibri" w:eastAsia="Calibri" w:hAnsi="Calibri" w:cs="Calibri"/>
+                <w:color w:val="000000"/>
+                <w:sz w:val="19"/>
+                <w:szCs w:val="19"/>
+              </w:rPr>
+              <w:t xml:space="preserve">  —</w:t>
+            </w:r>
+            <w:proofErr w:type="gramEnd"/>
+            <w:r>
+              <w:rPr>
+                <w:rFonts w:ascii="Calibri" w:eastAsia="Calibri" w:hAnsi="Calibri" w:cs="Calibri"/>
+                <w:color w:val="000000"/>
+                <w:sz w:val="19"/>
+                <w:szCs w:val="19"/>
+              </w:rPr>
+              <w:t xml:space="preserve"> All 4 slots have κ[t]=8h ≥ 2h. F15 pre-filter gate does not disable any slot.</w:t>
+            </w:r>
+          </w:p>
+        </w:tc>
+      </w:tr>
+      <w:tr>
+        <w:tc>
+          <w:tcPr>
+            <w:tcW w:w="800" w:type="dxa"/>
+            <w:shd w:val="clear" w:color="auto" w:fill="1B5E20"/>
+            <w:tcMar>
+              <w:top w:w="60" w:type="dxa"/>
+              <w:left w:w="80" w:type="dxa"/>
+              <w:bottom w:w="60" w:type="dxa"/>
+              <w:right w:w="80" w:type="dxa"/>
+            </w:tcMar>
+            <w:vAlign w:val="center"/>
+          </w:tcPr>
+          <w:p>
+            <w:pPr>
+              <w:spacing w:before="50" w:after="50"/>
+              <w:jc w:val="center"/>
+            </w:pPr>
+            <w:r>
+              <w:rPr>
+                <w:rFonts w:ascii="Calibri" w:eastAsia="Calibri" w:hAnsi="Calibri" w:cs="Calibri"/>
+                <w:b/>
+                <w:bCs/>
+                <w:color w:val="FFFFFF"/>
+                <w:sz w:val="18"/>
+                <w:szCs w:val="18"/>
+              </w:rPr>
+              <w:t>Verdict</w:t>
+            </w:r>
+          </w:p>
+        </w:tc>
+        <w:tc>
+          <w:tcPr>
+            <w:tcW w:w="3800" w:type="dxa"/>
+            <w:shd w:val="clear" w:color="auto" w:fill="E8F5E9"/>
+            <w:tcMar>
+              <w:top w:w="60" w:type="dxa"/>
+              <w:left w:w="100" w:type="dxa"/>
+              <w:bottom w:w="60" w:type="dxa"/>
+              <w:right w:w="80" w:type="dxa"/>
+            </w:tcMar>
+            <w:vAlign w:val="center"/>
+          </w:tcPr>
+          <w:p>
+            <w:pPr>
+              <w:spacing w:after="120"/>
+            </w:pPr>
+            <w:r>
+              <w:rPr>
+                <w:rFonts w:ascii="Calibri" w:eastAsia="Calibri" w:hAnsi="Calibri" w:cs="Calibri"/>
+                <w:b/>
+                <w:bCs/>
+                <w:color w:val="000000"/>
+              </w:rPr>
+              <w:t>All 15 hard constraints satisfied simultaneously</w:t>
+            </w:r>
+          </w:p>
+        </w:tc>
+        <w:tc>
+          <w:tcPr>
+            <w:tcW w:w="4600" w:type="dxa"/>
+            <w:shd w:val="clear" w:color="auto" w:fill="E8F5E9"/>
+            <w:tcMar>
+              <w:top w:w="60" w:type="dxa"/>
+              <w:left w:w="100" w:type="dxa"/>
+              <w:bottom w:w="60" w:type="dxa"/>
+              <w:right w:w="80" w:type="dxa"/>
+            </w:tcMar>
+            <w:vAlign w:val="center"/>
+          </w:tcPr>
+          <w:p>
+            <w:pPr>
+              <w:spacing w:after="120"/>
+            </w:pPr>
+            <w:r>
+              <w:rPr>
+                <w:rFonts w:ascii="Apple Color Emoji" w:eastAsia="Calibri" w:hAnsi="Apple Color Emoji" w:cs="Apple Color Emoji"/>
+                <w:b/>
+                <w:bCs/>
+                <w:color w:val="1B5E20"/>
+                <w:sz w:val="22"/>
+                <w:szCs w:val="22"/>
+              </w:rPr>
+              <w:t>✔</w:t>
+            </w:r>
+            <w:r>
+              <w:rPr>
+                <w:rFonts w:ascii="Calibri" w:eastAsia="Calibri" w:hAnsi="Calibri" w:cs="Calibri"/>
+                <w:b/>
+                <w:bCs/>
+                <w:color w:val="1B5E20"/>
+                <w:sz w:val="22"/>
+                <w:szCs w:val="22"/>
+              </w:rPr>
+              <w:t xml:space="preserve"> ALL PASS — new schedule is feasible and replaces the old schedule.</w:t>
+            </w:r>
+          </w:p>
+        </w:tc>
+      </w:tr>
+    </w:tbl>
+    <w:p>
+      <w:pPr>
+        <w:spacing w:after="160"/>
+      </w:pPr>
+    </w:p>
+    <w:p>
+      <w:pPr>
+        <w:spacing w:after="80"/>
+      </w:pPr>
+      <w:r>
+        <w:rPr>
+          <w:rFonts w:ascii="Calibri" w:eastAsia="Calibri" w:hAnsi="Calibri" w:cs="Calibri"/>
+          <w:b/>
+          <w:bCs/>
+          <w:color w:val="1A237E"/>
+          <w:sz w:val="28"/>
+          <w:szCs w:val="28"/>
+        </w:rPr>
+        <w:t>④ Fix C — Emulation Level Labels (L2 qualifier added consistently)</w:t>
+      </w:r>
+    </w:p>
+    <w:tbl>
+      <w:tblPr>
+        <w:tblW w:w="9200" w:type="dxa"/>
+        <w:tblBorders>
+          <w:top w:val="single" w:sz="4" w:space="0" w:color="auto"/>
+          <w:left w:val="single" w:sz="4" w:space="0" w:color="auto"/>
+          <w:bottom w:val="single" w:sz="4" w:space="0" w:color="auto"/>
+          <w:right w:val="single" w:sz="4" w:space="0" w:color="auto"/>
+          <w:insideH w:val="single" w:sz="4" w:space="0" w:color="auto"/>
+          <w:insideV w:val="single" w:sz="4" w:space="0" w:color="auto"/>
+        </w:tblBorders>
+        <w:tblCellMar>
+          <w:left w:w="10" w:type="dxa"/>
+          <w:right w:w="10" w:type="dxa"/>
+        </w:tblCellMar>
+        <w:tblLook w:val="04A0" w:firstRow="1" w:lastRow="0" w:firstColumn="1" w:lastColumn="0" w:noHBand="0" w:noVBand="1"/>
+      </w:tblPr>
+      <w:tblGrid>
+        <w:gridCol w:w="2000"/>
+        <w:gridCol w:w="3200"/>
+        <w:gridCol w:w="4000"/>
+      </w:tblGrid>
+      <w:tr>
+        <w:tc>
+          <w:tcPr>
+            <w:tcW w:w="2000" w:type="dxa"/>
+            <w:shd w:val="clear" w:color="auto" w:fill="1A237E"/>
+            <w:tcMar>
+              <w:top w:w="60" w:type="dxa"/>
+              <w:left w:w="80" w:type="dxa"/>
+              <w:bottom w:w="60" w:type="dxa"/>
+              <w:right w:w="80" w:type="dxa"/>
+            </w:tcMar>
+            <w:vAlign w:val="center"/>
+          </w:tcPr>
+          <w:p>
+            <w:pPr>
+              <w:spacing w:before="50" w:after="50"/>
+              <w:jc w:val="center"/>
+            </w:pPr>
+            <w:r>
+              <w:rPr>
+                <w:rFonts w:ascii="Calibri" w:eastAsia="Calibri" w:hAnsi="Calibri" w:cs="Calibri"/>
+                <w:b/>
+                <w:bCs/>
+                <w:color w:val="FFFFFF"/>
+                <w:sz w:val="18"/>
+                <w:szCs w:val="18"/>
+              </w:rPr>
+              <w:t>Location</w:t>
+            </w:r>
+          </w:p>
+        </w:tc>
+        <w:tc>
+          <w:tcPr>
+            <w:tcW w:w="3200" w:type="dxa"/>
+            <w:shd w:val="clear" w:color="auto" w:fill="B71C1C"/>
+            <w:tcMar>
+              <w:top w:w="60" w:type="dxa"/>
+              <w:left w:w="80" w:type="dxa"/>
+              <w:bottom w:w="60" w:type="dxa"/>
+              <w:right w:w="80" w:type="dxa"/>
+            </w:tcMar>
+            <w:vAlign w:val="center"/>
+          </w:tcPr>
+          <w:p>
+            <w:pPr>
+              <w:spacing w:before="50" w:after="50"/>
+              <w:jc w:val="center"/>
+            </w:pPr>
+            <w:r>
+              <w:rPr>
+                <w:rFonts w:ascii="Calibri" w:eastAsia="Calibri" w:hAnsi="Calibri" w:cs="Calibri"/>
+                <w:b/>
+                <w:bCs/>
+                <w:color w:val="FFFFFF"/>
+                <w:sz w:val="18"/>
+                <w:szCs w:val="18"/>
+              </w:rPr>
+              <w:t>Current text</w:t>
+            </w:r>
+          </w:p>
+        </w:tc>
+        <w:tc>
+          <w:tcPr>
+            <w:tcW w:w="4000" w:type="dxa"/>
+            <w:shd w:val="clear" w:color="auto" w:fill="1B5E20"/>
+            <w:tcMar>
+              <w:top w:w="60" w:type="dxa"/>
+              <w:left w:w="80" w:type="dxa"/>
+              <w:bottom w:w="60" w:type="dxa"/>
+              <w:right w:w="80" w:type="dxa"/>
+            </w:tcMar>
+            <w:vAlign w:val="center"/>
+          </w:tcPr>
+          <w:p>
+            <w:pPr>
+              <w:spacing w:before="50" w:after="50"/>
+              <w:jc w:val="center"/>
+            </w:pPr>
+            <w:r>
+              <w:rPr>
+                <w:rFonts w:ascii="Calibri" w:eastAsia="Calibri" w:hAnsi="Calibri" w:cs="Calibri"/>
+                <w:b/>
+                <w:bCs/>
+                <w:color w:val="FFFFFF"/>
+                <w:sz w:val="18"/>
+                <w:szCs w:val="18"/>
+              </w:rPr>
+              <w:t>Revised text</w:t>
+            </w:r>
+          </w:p>
+        </w:tc>
+      </w:tr>
+      <w:tr>
+        <w:tc>
+          <w:tcPr>
+            <w:tcW w:w="2000" w:type="dxa"/>
+            <w:shd w:val="clear" w:color="auto" w:fill="F5F5F5"/>
+            <w:tcMar>
+              <w:top w:w="60" w:type="dxa"/>
+              <w:left w:w="100" w:type="dxa"/>
+              <w:bottom w:w="60" w:type="dxa"/>
+              <w:right w:w="80" w:type="dxa"/>
+            </w:tcMar>
+            <w:vAlign w:val="center"/>
+          </w:tcPr>
+          <w:p>
+            <w:pPr>
+              <w:spacing w:after="120"/>
+            </w:pPr>
+            <w:r>
+              <w:rPr>
+                <w:rFonts w:ascii="Calibri" w:eastAsia="Calibri" w:hAnsi="Calibri" w:cs="Calibri"/>
+                <w:b/>
+                <w:bCs/>
+                <w:color w:val="000000"/>
+              </w:rPr>
+              <w:t>Abstract</w:t>
+            </w:r>
+          </w:p>
+        </w:tc>
+        <w:tc>
+          <w:tcPr>
+            <w:tcW w:w="3200" w:type="dxa"/>
+            <w:shd w:val="clear" w:color="auto" w:fill="FFEBEE"/>
+            <w:tcMar>
+              <w:top w:w="60" w:type="dxa"/>
+              <w:left w:w="100" w:type="dxa"/>
+              <w:bottom w:w="60" w:type="dxa"/>
+              <w:right w:w="80" w:type="dxa"/>
+            </w:tcMar>
+            <w:vAlign w:val="center"/>
+          </w:tcPr>
+          <w:p>
+            <w:pPr>
+              <w:spacing w:after="120"/>
+            </w:pPr>
+            <w:r>
+              <w:rPr>
+                <w:rFonts w:ascii="Courier New" w:eastAsia="Courier New" w:hAnsi="Courier New" w:cs="Courier New"/>
+                <w:color w:val="B71C1C"/>
+              </w:rPr>
+              <w:t>"</w:t>
+            </w:r>
+            <w:proofErr w:type="gramStart"/>
+            <w:r>
+              <w:rPr>
+                <w:rFonts w:ascii="Courier New" w:eastAsia="Courier New" w:hAnsi="Courier New" w:cs="Courier New"/>
+                <w:color w:val="B71C1C"/>
+              </w:rPr>
+              <w:t>live</w:t>
+            </w:r>
+            <w:proofErr w:type="gramEnd"/>
+            <w:r>
+              <w:rPr>
+                <w:rFonts w:ascii="Courier New" w:eastAsia="Courier New" w:hAnsi="Courier New" w:cs="Courier New"/>
+                <w:color w:val="B71C1C"/>
+              </w:rPr>
+              <w:t xml:space="preserve"> network emulation validation"</w:t>
+            </w:r>
+          </w:p>
+        </w:tc>
+        <w:tc>
+          <w:tcPr>
+            <w:tcW w:w="4000" w:type="dxa"/>
+            <w:shd w:val="clear" w:color="auto" w:fill="E8F5E9"/>
+            <w:tcMar>
+              <w:top w:w="60" w:type="dxa"/>
+              <w:left w:w="100" w:type="dxa"/>
+              <w:bottom w:w="60" w:type="dxa"/>
+              <w:right w:w="80" w:type="dxa"/>
+            </w:tcMar>
+            <w:vAlign w:val="center"/>
+          </w:tcPr>
+          <w:p>
+            <w:pPr>
+              <w:spacing w:after="120"/>
+            </w:pPr>
+            <w:r>
+              <w:rPr>
+                <w:rFonts w:ascii="Courier New" w:eastAsia="Courier New" w:hAnsi="Courier New" w:cs="Courier New"/>
+                <w:color w:val="1B5E20"/>
+              </w:rPr>
+              <w:t>"L2 process-emulation validation (real TCP sockets, Bernoulli attacker probes, STIX bundles from observed traffic; §6)"</w:t>
+            </w:r>
+          </w:p>
+        </w:tc>
+      </w:tr>
+      <w:tr>
+        <w:tc>
+          <w:tcPr>
+            <w:tcW w:w="2000" w:type="dxa"/>
+            <w:shd w:val="clear" w:color="auto" w:fill="F5F5F5"/>
+            <w:tcMar>
+              <w:top w:w="60" w:type="dxa"/>
+              <w:left w:w="100" w:type="dxa"/>
+              <w:bottom w:w="60" w:type="dxa"/>
+              <w:right w:w="80" w:type="dxa"/>
+            </w:tcMar>
+            <w:vAlign w:val="center"/>
+          </w:tcPr>
+          <w:p>
+            <w:pPr>
+              <w:spacing w:after="120"/>
+            </w:pPr>
+            <w:r>
+              <w:rPr>
+                <w:rFonts w:ascii="Calibri" w:eastAsia="Calibri" w:hAnsi="Calibri" w:cs="Calibri"/>
+                <w:b/>
+                <w:bCs/>
+                <w:color w:val="000000"/>
+              </w:rPr>
+              <w:t>§7 opening sentence</w:t>
+            </w:r>
+          </w:p>
+        </w:tc>
+        <w:tc>
+          <w:tcPr>
+            <w:tcW w:w="3200" w:type="dxa"/>
+            <w:shd w:val="clear" w:color="auto" w:fill="FFEBEE"/>
+            <w:tcMar>
+              <w:top w:w="60" w:type="dxa"/>
+              <w:left w:w="100" w:type="dxa"/>
+              <w:bottom w:w="60" w:type="dxa"/>
+              <w:right w:w="80" w:type="dxa"/>
+            </w:tcMar>
+            <w:vAlign w:val="center"/>
+          </w:tcPr>
+          <w:p>
+            <w:pPr>
+              <w:spacing w:after="120"/>
+            </w:pPr>
+            <w:r>
+              <w:rPr>
+                <w:rFonts w:ascii="Courier New" w:eastAsia="Courier New" w:hAnsi="Courier New" w:cs="Courier New"/>
+                <w:color w:val="B71C1C"/>
+                <w:sz w:val="19"/>
+                <w:szCs w:val="19"/>
+              </w:rPr>
+              <w:t xml:space="preserve">"We report the </w:t>
+            </w:r>
+            <w:proofErr w:type="spellStart"/>
+            <w:r>
+              <w:rPr>
+                <w:rFonts w:ascii="Courier New" w:eastAsia="Courier New" w:hAnsi="Courier New" w:cs="Courier New"/>
+                <w:color w:val="B71C1C"/>
+                <w:sz w:val="19"/>
+                <w:szCs w:val="19"/>
+              </w:rPr>
+              <w:t>XLarge</w:t>
+            </w:r>
+            <w:proofErr w:type="spellEnd"/>
+            <w:r>
+              <w:rPr>
+                <w:rFonts w:ascii="Courier New" w:eastAsia="Courier New" w:hAnsi="Courier New" w:cs="Courier New"/>
+                <w:color w:val="B71C1C"/>
+                <w:sz w:val="19"/>
+                <w:szCs w:val="19"/>
+              </w:rPr>
+              <w:t xml:space="preserve"> configuration...evaluated against ten baselines"</w:t>
+            </w:r>
+          </w:p>
+        </w:tc>
+        <w:tc>
+          <w:tcPr>
+            <w:tcW w:w="4000" w:type="dxa"/>
+            <w:shd w:val="clear" w:color="auto" w:fill="E8F5E9"/>
+            <w:tcMar>
+              <w:top w:w="60" w:type="dxa"/>
+              <w:left w:w="100" w:type="dxa"/>
+              <w:bottom w:w="60" w:type="dxa"/>
+              <w:right w:w="80" w:type="dxa"/>
+            </w:tcMar>
+            <w:vAlign w:val="center"/>
+          </w:tcPr>
+          <w:p>
+            <w:pPr>
+              <w:spacing w:after="120"/>
+            </w:pPr>
+            <w:r>
+              <w:rPr>
+                <w:rFonts w:ascii="Courier New" w:eastAsia="Courier New" w:hAnsi="Courier New" w:cs="Courier New"/>
+                <w:color w:val="1B5E20"/>
+                <w:sz w:val="19"/>
+                <w:szCs w:val="19"/>
+              </w:rPr>
+              <w:t xml:space="preserve">"We report the </w:t>
+            </w:r>
+            <w:proofErr w:type="spellStart"/>
+            <w:r>
+              <w:rPr>
+                <w:rFonts w:ascii="Courier New" w:eastAsia="Courier New" w:hAnsi="Courier New" w:cs="Courier New"/>
+                <w:color w:val="1B5E20"/>
+                <w:sz w:val="19"/>
+                <w:szCs w:val="19"/>
+              </w:rPr>
+              <w:t>XLarge</w:t>
+            </w:r>
+            <w:proofErr w:type="spellEnd"/>
+            <w:r>
+              <w:rPr>
+                <w:rFonts w:ascii="Courier New" w:eastAsia="Courier New" w:hAnsi="Courier New" w:cs="Courier New"/>
+                <w:color w:val="1B5E20"/>
+                <w:sz w:val="19"/>
+                <w:szCs w:val="19"/>
+              </w:rPr>
+              <w:t xml:space="preserve"> configuration...evaluated against ten baselines under L2 process emulation (§6). L3 VM-level validation with real routed zones </w:t>
+            </w:r>
+            <w:r>
+              <w:rPr>
+                <w:rFonts w:ascii="Courier New" w:eastAsia="Courier New" w:hAnsi="Courier New" w:cs="Courier New"/>
+                <w:color w:val="1B5E20"/>
+                <w:sz w:val="19"/>
+                <w:szCs w:val="19"/>
+              </w:rPr>
+              <w:lastRenderedPageBreak/>
+              <w:t>and attacker tooling is left for future work."</w:t>
+            </w:r>
+          </w:p>
+        </w:tc>
+      </w:tr>
+      <w:tr>
+        <w:tc>
+          <w:tcPr>
+            <w:tcW w:w="2000" w:type="dxa"/>
+            <w:shd w:val="clear" w:color="auto" w:fill="F5F5F5"/>
+            <w:tcMar>
+              <w:top w:w="60" w:type="dxa"/>
+              <w:left w:w="100" w:type="dxa"/>
+              <w:bottom w:w="60" w:type="dxa"/>
+              <w:right w:w="80" w:type="dxa"/>
+            </w:tcMar>
+            <w:vAlign w:val="center"/>
+          </w:tcPr>
+          <w:p>
+            <w:pPr>
+              <w:spacing w:after="120"/>
+            </w:pPr>
+            <w:r>
+              <w:rPr>
+                <w:rFonts w:ascii="Calibri" w:eastAsia="Calibri" w:hAnsi="Calibri" w:cs="Calibri"/>
+                <w:b/>
+                <w:bCs/>
+                <w:color w:val="000000"/>
+              </w:rPr>
+              <w:lastRenderedPageBreak/>
+              <w:t>Figure 10 caption</w:t>
+            </w:r>
+          </w:p>
+        </w:tc>
+        <w:tc>
+          <w:tcPr>
+            <w:tcW w:w="3200" w:type="dxa"/>
+            <w:shd w:val="clear" w:color="auto" w:fill="FFEBEE"/>
+            <w:tcMar>
+              <w:top w:w="60" w:type="dxa"/>
+              <w:left w:w="100" w:type="dxa"/>
+              <w:bottom w:w="60" w:type="dxa"/>
+              <w:right w:w="80" w:type="dxa"/>
+            </w:tcMar>
+            <w:vAlign w:val="center"/>
+          </w:tcPr>
+          <w:p>
+            <w:pPr>
+              <w:spacing w:after="120"/>
+            </w:pPr>
+            <w:r>
+              <w:rPr>
+                <w:rFonts w:ascii="Courier New" w:eastAsia="Courier New" w:hAnsi="Courier New" w:cs="Courier New"/>
+                <w:color w:val="B71C1C"/>
+                <w:sz w:val="19"/>
+                <w:szCs w:val="19"/>
+              </w:rPr>
+              <w:t>"Live emulation trace (L2 validation)"</w:t>
+            </w:r>
+          </w:p>
+        </w:tc>
+        <w:tc>
+          <w:tcPr>
+            <w:tcW w:w="4000" w:type="dxa"/>
+            <w:shd w:val="clear" w:color="auto" w:fill="E8F5E9"/>
+            <w:tcMar>
+              <w:top w:w="60" w:type="dxa"/>
+              <w:left w:w="100" w:type="dxa"/>
+              <w:bottom w:w="60" w:type="dxa"/>
+              <w:right w:w="80" w:type="dxa"/>
+            </w:tcMar>
+            <w:vAlign w:val="center"/>
+          </w:tcPr>
+          <w:p>
+            <w:pPr>
+              <w:spacing w:after="120"/>
+            </w:pPr>
+            <w:r>
+              <w:rPr>
+                <w:rFonts w:ascii="Courier New" w:eastAsia="Courier New" w:hAnsi="Courier New" w:cs="Courier New"/>
+                <w:color w:val="1B5E20"/>
+                <w:sz w:val="19"/>
+                <w:szCs w:val="19"/>
+              </w:rPr>
+              <w:t>"L2 process-emulation trace: real TCP honeypot sockets, Bernoulli-driven attacker probes, and STIX bundles generated from observed connections. No routed zones or VM isolation (L3). §6 defines all three validation levels."</w:t>
+            </w:r>
+          </w:p>
+        </w:tc>
+      </w:tr>
+      <w:tr>
+        <w:tc>
+          <w:tcPr>
+            <w:tcW w:w="2000" w:type="dxa"/>
+            <w:shd w:val="clear" w:color="auto" w:fill="F5F5F5"/>
+            <w:tcMar>
+              <w:top w:w="60" w:type="dxa"/>
+              <w:left w:w="100" w:type="dxa"/>
+              <w:bottom w:w="60" w:type="dxa"/>
+              <w:right w:w="80" w:type="dxa"/>
+            </w:tcMar>
+            <w:vAlign w:val="center"/>
+          </w:tcPr>
+          <w:p>
+            <w:pPr>
+              <w:spacing w:after="120"/>
+            </w:pPr>
+            <w:r>
+              <w:rPr>
+                <w:rFonts w:ascii="Calibri" w:eastAsia="Calibri" w:hAnsi="Calibri" w:cs="Calibri"/>
+                <w:b/>
+                <w:bCs/>
+                <w:color w:val="000000"/>
+              </w:rPr>
+              <w:t>§9 Limitations — emulation</w:t>
+            </w:r>
+          </w:p>
+        </w:tc>
+        <w:tc>
+          <w:tcPr>
+            <w:tcW w:w="3200" w:type="dxa"/>
+            <w:shd w:val="clear" w:color="auto" w:fill="FFEBEE"/>
+            <w:tcMar>
+              <w:top w:w="60" w:type="dxa"/>
+              <w:left w:w="100" w:type="dxa"/>
+              <w:bottom w:w="60" w:type="dxa"/>
+              <w:right w:w="80" w:type="dxa"/>
+            </w:tcMar>
+            <w:vAlign w:val="center"/>
+          </w:tcPr>
+          <w:p>
+            <w:pPr>
+              <w:spacing w:after="120"/>
+            </w:pPr>
+            <w:r>
+              <w:rPr>
+                <w:rFonts w:ascii="Courier New" w:eastAsia="Courier New" w:hAnsi="Courier New" w:cs="Courier New"/>
+                <w:color w:val="B71C1C"/>
+                <w:sz w:val="19"/>
+                <w:szCs w:val="19"/>
+              </w:rPr>
+              <w:t>"</w:t>
+            </w:r>
+            <w:proofErr w:type="gramStart"/>
+            <w:r>
+              <w:rPr>
+                <w:rFonts w:ascii="Courier New" w:eastAsia="Courier New" w:hAnsi="Courier New" w:cs="Courier New"/>
+                <w:color w:val="B71C1C"/>
+                <w:sz w:val="19"/>
+                <w:szCs w:val="19"/>
+              </w:rPr>
+              <w:t>Level-3</w:t>
+            </w:r>
+            <w:proofErr w:type="gramEnd"/>
+            <w:r>
+              <w:rPr>
+                <w:rFonts w:ascii="Courier New" w:eastAsia="Courier New" w:hAnsi="Courier New" w:cs="Courier New"/>
+                <w:color w:val="B71C1C"/>
+                <w:sz w:val="19"/>
+                <w:szCs w:val="19"/>
+              </w:rPr>
+              <w:t xml:space="preserve"> VM emulation are the natural next steps"</w:t>
+            </w:r>
+          </w:p>
+        </w:tc>
+        <w:tc>
+          <w:tcPr>
+            <w:tcW w:w="4000" w:type="dxa"/>
+            <w:shd w:val="clear" w:color="auto" w:fill="E8F5E9"/>
+            <w:tcMar>
+              <w:top w:w="60" w:type="dxa"/>
+              <w:left w:w="100" w:type="dxa"/>
+              <w:bottom w:w="60" w:type="dxa"/>
+              <w:right w:w="80" w:type="dxa"/>
+            </w:tcMar>
+            <w:vAlign w:val="center"/>
+          </w:tcPr>
+          <w:p>
+            <w:pPr>
+              <w:spacing w:after="120"/>
+            </w:pPr>
+            <w:r>
+              <w:rPr>
+                <w:rFonts w:ascii="Courier New" w:eastAsia="Courier New" w:hAnsi="Courier New" w:cs="Courier New"/>
+                <w:color w:val="1B5E20"/>
+                <w:sz w:val="19"/>
+                <w:szCs w:val="19"/>
+              </w:rPr>
+              <w:t xml:space="preserve">"All §7 results are at L2 (process emulation). L3 (VM-level: routed zones, iptables segmentation, real </w:t>
+            </w:r>
+            <w:proofErr w:type="spellStart"/>
+            <w:r>
+              <w:rPr>
+                <w:rFonts w:ascii="Courier New" w:eastAsia="Courier New" w:hAnsi="Courier New" w:cs="Courier New"/>
+                <w:color w:val="1B5E20"/>
+                <w:sz w:val="19"/>
+                <w:szCs w:val="19"/>
+              </w:rPr>
+              <w:t>nmap</w:t>
+            </w:r>
+            <w:proofErr w:type="spellEnd"/>
+            <w:r>
+              <w:rPr>
+                <w:rFonts w:ascii="Courier New" w:eastAsia="Courier New" w:hAnsi="Courier New" w:cs="Courier New"/>
+                <w:color w:val="1B5E20"/>
+                <w:sz w:val="19"/>
+                <w:szCs w:val="19"/>
+              </w:rPr>
+              <w:t>/Metasploit tooling) and a controlled REDEPLOY experiment with r* re-certification are the natural next steps."</w:t>
+            </w:r>
+          </w:p>
+        </w:tc>
+      </w:tr>
+    </w:tbl>
+    <w:p>
+      <w:pPr>
+        <w:spacing w:after="160"/>
+      </w:pPr>
+    </w:p>
+    <w:p>
+      <w:pPr>
+        <w:spacing w:after="80"/>
+      </w:pPr>
+      <w:r>
+        <w:rPr>
+          <w:rFonts w:ascii="Calibri" w:eastAsia="Calibri" w:hAnsi="Calibri" w:cs="Calibri"/>
+          <w:b/>
+          <w:bCs/>
+          <w:color w:val="1A237E"/>
+          <w:sz w:val="28"/>
+          <w:szCs w:val="28"/>
+        </w:rPr>
+        <w:t>⑤ All Changes — Summary (5 edits, 1 new scenario table)</w:t>
+      </w:r>
+    </w:p>
+    <w:p>
+      <w:pPr>
+        <w:spacing w:after="120"/>
+      </w:pPr>
+      <w:r>
+        <w:rPr>
+          <w:rFonts w:ascii="Calibri" w:eastAsia="Calibri" w:hAnsi="Calibri" w:cs="Calibri"/>
+          <w:i/>
+          <w:iCs/>
+          <w:color w:val="37474F"/>
+          <w:sz w:val="22"/>
+          <w:szCs w:val="22"/>
+        </w:rPr>
+        <w:t>No equations, results, figures, or constraint definitions change. All additions are new text or a new table.</w:t>
+      </w:r>
+    </w:p>
+    <w:tbl>
+      <w:tblPr>
+        <w:tblW w:w="9200" w:type="dxa"/>
+        <w:tblBorders>
+          <w:top w:val="single" w:sz="4" w:space="0" w:color="auto"/>
+          <w:left w:val="single" w:sz="4" w:space="0" w:color="auto"/>
+          <w:bottom w:val="single" w:sz="4" w:space="0" w:color="auto"/>
+          <w:right w:val="single" w:sz="4" w:space="0" w:color="auto"/>
+          <w:insideH w:val="single" w:sz="4" w:space="0" w:color="auto"/>
+          <w:insideV w:val="single" w:sz="4" w:space="0" w:color="auto"/>
+        </w:tblBorders>
+        <w:tblCellMar>
+          <w:left w:w="10" w:type="dxa"/>
+          <w:right w:w="10" w:type="dxa"/>
+        </w:tblCellMar>
+        <w:tblLook w:val="04A0" w:firstRow="1" w:lastRow="0" w:firstColumn="1" w:lastColumn="0" w:noHBand="0" w:noVBand="1"/>
+      </w:tblPr>
+      <w:tblGrid>
+        <w:gridCol w:w="380"/>
+        <w:gridCol w:w="1700"/>
+        <w:gridCol w:w="1500"/>
+        <w:gridCol w:w="5620"/>
+      </w:tblGrid>
+      <w:tr>
+        <w:tc>
+          <w:tcPr>
+            <w:tcW w:w="380" w:type="dxa"/>
+            <w:shd w:val="clear" w:color="auto" w:fill="1A237E"/>
+            <w:tcMar>
+              <w:top w:w="60" w:type="dxa"/>
+              <w:left w:w="80" w:type="dxa"/>
+              <w:bottom w:w="60" w:type="dxa"/>
+              <w:right w:w="80" w:type="dxa"/>
+            </w:tcMar>
+            <w:vAlign w:val="center"/>
+          </w:tcPr>
+          <w:p>
+            <w:pPr>
+              <w:spacing w:before="50" w:after="50"/>
+              <w:jc w:val="center"/>
+            </w:pPr>
+            <w:r>
+              <w:rPr>
+                <w:rFonts w:ascii="Calibri" w:eastAsia="Calibri" w:hAnsi="Calibri" w:cs="Calibri"/>
+                <w:b/>
+                <w:bCs/>
+                <w:color w:val="FFFFFF"/>
+                <w:sz w:val="18"/>
+                <w:szCs w:val="18"/>
+              </w:rPr>
+              <w:t>#</w:t>
+            </w:r>
+          </w:p>
+        </w:tc>
+        <w:tc>
+          <w:tcPr>
+            <w:tcW w:w="1700" w:type="dxa"/>
+            <w:shd w:val="clear" w:color="auto" w:fill="1A237E"/>
+            <w:tcMar>
+              <w:top w:w="60" w:type="dxa"/>
+              <w:left w:w="80" w:type="dxa"/>
+              <w:bottom w:w="60" w:type="dxa"/>
+              <w:right w:w="80" w:type="dxa"/>
+            </w:tcMar>
+            <w:vAlign w:val="center"/>
+          </w:tcPr>
+          <w:p>
+            <w:pPr>
+              <w:spacing w:before="50" w:after="50"/>
+              <w:jc w:val="center"/>
+            </w:pPr>
+            <w:r>
+              <w:rPr>
+                <w:rFonts w:ascii="Calibri" w:eastAsia="Calibri" w:hAnsi="Calibri" w:cs="Calibri"/>
+                <w:b/>
+                <w:bCs/>
+                <w:color w:val="FFFFFF"/>
+                <w:sz w:val="18"/>
+                <w:szCs w:val="18"/>
+              </w:rPr>
+              <w:t>Location</w:t>
+            </w:r>
+          </w:p>
+        </w:tc>
+        <w:tc>
+          <w:tcPr>
+            <w:tcW w:w="1500" w:type="dxa"/>
+            <w:shd w:val="clear" w:color="auto" w:fill="1A237E"/>
+            <w:tcMar>
+              <w:top w:w="60" w:type="dxa"/>
+              <w:left w:w="80" w:type="dxa"/>
+              <w:bottom w:w="60" w:type="dxa"/>
+              <w:right w:w="80" w:type="dxa"/>
+            </w:tcMar>
+            <w:vAlign w:val="center"/>
+          </w:tcPr>
+          <w:p>
+            <w:pPr>
+              <w:spacing w:before="50" w:after="50"/>
+              <w:jc w:val="center"/>
+            </w:pPr>
+            <w:r>
+              <w:rPr>
+                <w:rFonts w:ascii="Calibri" w:eastAsia="Calibri" w:hAnsi="Calibri" w:cs="Calibri"/>
+                <w:b/>
+                <w:bCs/>
+                <w:color w:val="FFFFFF"/>
+                <w:sz w:val="18"/>
+                <w:szCs w:val="18"/>
+              </w:rPr>
+              <w:t>Type of change</w:t>
+            </w:r>
+          </w:p>
+        </w:tc>
+        <w:tc>
+          <w:tcPr>
+            <w:tcW w:w="5620" w:type="dxa"/>
+            <w:shd w:val="clear" w:color="auto" w:fill="1A237E"/>
+            <w:tcMar>
+              <w:top w:w="60" w:type="dxa"/>
+              <w:left w:w="80" w:type="dxa"/>
+              <w:bottom w:w="60" w:type="dxa"/>
+              <w:right w:w="80" w:type="dxa"/>
+            </w:tcMar>
+            <w:vAlign w:val="center"/>
+          </w:tcPr>
+          <w:p>
+            <w:pPr>
+              <w:spacing w:before="50" w:after="50"/>
+              <w:jc w:val="center"/>
+            </w:pPr>
+            <w:r>
+              <w:rPr>
+                <w:rFonts w:ascii="Calibri" w:eastAsia="Calibri" w:hAnsi="Calibri" w:cs="Calibri"/>
+                <w:b/>
+                <w:bCs/>
+                <w:color w:val="FFFFFF"/>
+                <w:sz w:val="18"/>
+                <w:szCs w:val="18"/>
+              </w:rPr>
+              <w:t>What changes</w:t>
+            </w:r>
+          </w:p>
+        </w:tc>
+      </w:tr>
+      <w:tr>
+        <w:tc>
+          <w:tcPr>
+            <w:tcW w:w="380" w:type="dxa"/>
+            <w:shd w:val="clear" w:color="auto" w:fill="F5F5F5"/>
+            <w:tcMar>
+              <w:top w:w="60" w:type="dxa"/>
+              <w:left w:w="100" w:type="dxa"/>
+              <w:bottom w:w="60" w:type="dxa"/>
+              <w:right w:w="80" w:type="dxa"/>
+            </w:tcMar>
+            <w:vAlign w:val="center"/>
+          </w:tcPr>
+          <w:p>
+            <w:pPr>
+              <w:spacing w:after="120"/>
+            </w:pPr>
+            <w:r>
+              <w:rPr>
+                <w:rFonts w:ascii="Calibri" w:eastAsia="Calibri" w:hAnsi="Calibri" w:cs="Calibri"/>
+                <w:b/>
+                <w:bCs/>
+                <w:color w:val="1A237E"/>
+              </w:rPr>
+              <w:t>1</w:t>
+            </w:r>
+          </w:p>
+        </w:tc>
+        <w:tc>
+          <w:tcPr>
+            <w:tcW w:w="1700" w:type="dxa"/>
+            <w:shd w:val="clear" w:color="auto" w:fill="F5F5F5"/>
+            <w:tcMar>
+              <w:top w:w="60" w:type="dxa"/>
+              <w:left w:w="100" w:type="dxa"/>
+              <w:bottom w:w="60" w:type="dxa"/>
+              <w:right w:w="80" w:type="dxa"/>
+            </w:tcMar>
+            <w:vAlign w:val="center"/>
+          </w:tcPr>
+          <w:p>
+            <w:pPr>
+              <w:spacing w:after="120"/>
+            </w:pPr>
+            <w:r>
+              <w:rPr>
+                <w:rFonts w:ascii="Calibri" w:eastAsia="Calibri" w:hAnsi="Calibri" w:cs="Calibri"/>
+                <w:color w:val="37474F"/>
+                <w:sz w:val="19"/>
+                <w:szCs w:val="19"/>
+              </w:rPr>
+              <w:t>§3.5 (split into 3.5a / 3.5b)</w:t>
+            </w:r>
+          </w:p>
+        </w:tc>
+        <w:tc>
+          <w:tcPr>
+            <w:tcW w:w="1500" w:type="dxa"/>
+            <w:shd w:val="clear" w:color="auto" w:fill="4A148C"/>
+            <w:tcMar>
+              <w:top w:w="60" w:type="dxa"/>
+              <w:left w:w="80" w:type="dxa"/>
+              <w:bottom w:w="60" w:type="dxa"/>
+              <w:right w:w="80" w:type="dxa"/>
+            </w:tcMar>
+            <w:vAlign w:val="center"/>
+          </w:tcPr>
+          <w:p>
+            <w:pPr>
+              <w:spacing w:before="50" w:after="50"/>
+              <w:jc w:val="center"/>
+            </w:pPr>
+            <w:r>
+              <w:rPr>
+                <w:rFonts w:ascii="Calibri" w:eastAsia="Calibri" w:hAnsi="Calibri" w:cs="Calibri"/>
+                <w:b/>
+                <w:bCs/>
+                <w:color w:val="FFFFFF"/>
+                <w:sz w:val="18"/>
+                <w:szCs w:val="18"/>
+              </w:rPr>
+              <w:t>Reframe</w:t>
+            </w:r>
+          </w:p>
+        </w:tc>
+        <w:tc>
+          <w:tcPr>
+            <w:tcW w:w="5620" w:type="dxa"/>
+            <w:shd w:val="clear" w:color="auto" w:fill="F3E5F5"/>
+            <w:tcMar>
+              <w:top w:w="60" w:type="dxa"/>
+              <w:left w:w="100" w:type="dxa"/>
+              <w:bottom w:w="60" w:type="dxa"/>
+              <w:right w:w="80" w:type="dxa"/>
+            </w:tcMar>
+          </w:tcPr>
+          <w:p>
+            <w:pPr>
+              <w:spacing w:after="120"/>
+            </w:pPr>
+            <w:r>
+              <w:rPr>
+                <w:rFonts w:ascii="Calibri" w:eastAsia="Calibri" w:hAnsi="Calibri" w:cs="Calibri"/>
+                <w:b/>
+                <w:bCs/>
+                <w:color w:val="1B5E20"/>
+              </w:rPr>
+              <w:t xml:space="preserve">§3.5a: </w:t>
+            </w:r>
+            <w:r>
+              <w:rPr>
+                <w:rFonts w:ascii="Calibri" w:eastAsia="Calibri" w:hAnsi="Calibri" w:cs="Calibri"/>
+                <w:color w:val="000000"/>
+              </w:rPr>
+              <w:t>Algorithm 1 (validated) — no change to content.</w:t>
+            </w:r>
+          </w:p>
+          <w:p>
+            <w:pPr>
+              <w:spacing w:after="120"/>
+            </w:pPr>
+            <w:r>
+              <w:rPr>
+                <w:rFonts w:ascii="Calibri" w:eastAsia="Calibri" w:hAnsi="Calibri" w:cs="Calibri"/>
+                <w:b/>
+                <w:bCs/>
+                <w:color w:val="4A148C"/>
+              </w:rPr>
+              <w:t xml:space="preserve">§3.5b: </w:t>
+            </w:r>
+            <w:r>
+              <w:rPr>
+                <w:rFonts w:ascii="Calibri" w:eastAsia="Calibri" w:hAnsi="Calibri" w:cs="Calibri"/>
+                <w:color w:val="000000"/>
+              </w:rPr>
+              <w:t>LPO (proposed extension, not evaluated). Add sentence: LPO output is a bounded prior adjustment (probability simplex over P) that must pass the optimizer and feasibility checker before any deployment change occurs.</w:t>
+            </w:r>
+          </w:p>
+        </w:tc>
+      </w:tr>
+      <w:tr>
+        <w:tc>
+          <w:tcPr>
+            <w:tcW w:w="380" w:type="dxa"/>
+            <w:shd w:val="clear" w:color="auto" w:fill="F5F5F5"/>
+            <w:tcMar>
+              <w:top w:w="60" w:type="dxa"/>
+              <w:left w:w="100" w:type="dxa"/>
+              <w:bottom w:w="60" w:type="dxa"/>
+              <w:right w:w="80" w:type="dxa"/>
+            </w:tcMar>
+            <w:vAlign w:val="center"/>
+          </w:tcPr>
+          <w:p>
+            <w:pPr>
+              <w:spacing w:after="120"/>
+            </w:pPr>
+            <w:r>
+              <w:rPr>
+                <w:rFonts w:ascii="Calibri" w:eastAsia="Calibri" w:hAnsi="Calibri" w:cs="Calibri"/>
+                <w:b/>
+                <w:bCs/>
+                <w:color w:val="1A237E"/>
+              </w:rPr>
+              <w:t>2</w:t>
+            </w:r>
+          </w:p>
+        </w:tc>
+        <w:tc>
+          <w:tcPr>
+            <w:tcW w:w="1700" w:type="dxa"/>
+            <w:shd w:val="clear" w:color="auto" w:fill="F5F5F5"/>
+            <w:tcMar>
+              <w:top w:w="60" w:type="dxa"/>
+              <w:left w:w="100" w:type="dxa"/>
+              <w:bottom w:w="60" w:type="dxa"/>
+              <w:right w:w="80" w:type="dxa"/>
+            </w:tcMar>
+            <w:vAlign w:val="center"/>
+          </w:tcPr>
+          <w:p>
+            <w:pPr>
+              <w:spacing w:after="120"/>
+            </w:pPr>
+            <w:r>
+              <w:rPr>
+                <w:rFonts w:ascii="Calibri" w:eastAsia="Calibri" w:hAnsi="Calibri" w:cs="Calibri"/>
+                <w:color w:val="37474F"/>
+                <w:sz w:val="19"/>
+                <w:szCs w:val="19"/>
+              </w:rPr>
+              <w:t>Abstract + §8.4 conjunction</w:t>
+            </w:r>
+          </w:p>
+        </w:tc>
+        <w:tc>
+          <w:tcPr>
+            <w:tcW w:w="1500" w:type="dxa"/>
+            <w:shd w:val="clear" w:color="auto" w:fill="4A148C"/>
+            <w:tcMar>
+              <w:top w:w="60" w:type="dxa"/>
+              <w:left w:w="80" w:type="dxa"/>
+              <w:bottom w:w="60" w:type="dxa"/>
+              <w:right w:w="80" w:type="dxa"/>
+            </w:tcMar>
+            <w:vAlign w:val="center"/>
+          </w:tcPr>
+          <w:p>
+            <w:pPr>
+              <w:spacing w:before="50" w:after="50"/>
+              <w:jc w:val="center"/>
+            </w:pPr>
+            <w:r>
+              <w:rPr>
+                <w:rFonts w:ascii="Calibri" w:eastAsia="Calibri" w:hAnsi="Calibri" w:cs="Calibri"/>
+                <w:b/>
+                <w:bCs/>
+                <w:color w:val="FFFFFF"/>
+                <w:sz w:val="18"/>
+                <w:szCs w:val="18"/>
+              </w:rPr>
+              <w:t>Qualify</w:t>
+            </w:r>
+          </w:p>
+        </w:tc>
+        <w:tc>
+          <w:tcPr>
+            <w:tcW w:w="5620" w:type="dxa"/>
+            <w:shd w:val="clear" w:color="auto" w:fill="F3E5F5"/>
+            <w:tcMar>
+              <w:top w:w="60" w:type="dxa"/>
+              <w:left w:w="100" w:type="dxa"/>
+              <w:bottom w:w="60" w:type="dxa"/>
+              <w:right w:w="80" w:type="dxa"/>
+            </w:tcMar>
+          </w:tcPr>
+          <w:p>
+            <w:pPr>
+              <w:spacing w:after="120"/>
+            </w:pPr>
+            <w:r>
+              <w:rPr>
+                <w:rFonts w:ascii="Calibri" w:eastAsia="Calibri" w:hAnsi="Calibri" w:cs="Calibri"/>
+                <w:color w:val="000000"/>
+              </w:rPr>
+              <w:t>Add parenthetical to 'dynamic threat-intelligence adaptation': "(Algorithm 1 validated; LPO extension proposed but not yet evaluated, §3.5b)". Remove LPO from the D6 conjunction in §8.4.</w:t>
+            </w:r>
+          </w:p>
+        </w:tc>
+      </w:tr>
+      <w:tr>
+        <w:tc>
+          <w:tcPr>
+            <w:tcW w:w="380" w:type="dxa"/>
+            <w:shd w:val="clear" w:color="auto" w:fill="F5F5F5"/>
+            <w:tcMar>
+              <w:top w:w="60" w:type="dxa"/>
+              <w:left w:w="100" w:type="dxa"/>
+              <w:bottom w:w="60" w:type="dxa"/>
+              <w:right w:w="80" w:type="dxa"/>
+            </w:tcMar>
+            <w:vAlign w:val="center"/>
+          </w:tcPr>
+          <w:p>
+            <w:pPr>
+              <w:spacing w:after="120"/>
+            </w:pPr>
+            <w:r>
+              <w:rPr>
+                <w:rFonts w:ascii="Calibri" w:eastAsia="Calibri" w:hAnsi="Calibri" w:cs="Calibri"/>
+                <w:b/>
+                <w:bCs/>
+                <w:color w:val="1A237E"/>
+              </w:rPr>
+              <w:t>3</w:t>
+            </w:r>
+          </w:p>
+        </w:tc>
+        <w:tc>
+          <w:tcPr>
+            <w:tcW w:w="1700" w:type="dxa"/>
+            <w:shd w:val="clear" w:color="auto" w:fill="F5F5F5"/>
+            <w:tcMar>
+              <w:top w:w="60" w:type="dxa"/>
+              <w:left w:w="100" w:type="dxa"/>
+              <w:bottom w:w="60" w:type="dxa"/>
+              <w:right w:w="80" w:type="dxa"/>
+            </w:tcMar>
+            <w:vAlign w:val="center"/>
+          </w:tcPr>
+          <w:p>
+            <w:pPr>
+              <w:spacing w:after="120"/>
+            </w:pPr>
+            <w:r>
+              <w:rPr>
+                <w:rFonts w:ascii="Calibri" w:eastAsia="Calibri" w:hAnsi="Calibri" w:cs="Calibri"/>
+                <w:color w:val="37474F"/>
+                <w:sz w:val="19"/>
+                <w:szCs w:val="19"/>
+              </w:rPr>
+              <w:t>§7.1 (new REDEPLOY scenario)</w:t>
+            </w:r>
+          </w:p>
+        </w:tc>
+        <w:tc>
+          <w:tcPr>
+            <w:tcW w:w="1500" w:type="dxa"/>
+            <w:shd w:val="clear" w:color="auto" w:fill="E65100"/>
+            <w:tcMar>
+              <w:top w:w="60" w:type="dxa"/>
+              <w:left w:w="80" w:type="dxa"/>
+              <w:bottom w:w="60" w:type="dxa"/>
+              <w:right w:w="80" w:type="dxa"/>
+            </w:tcMar>
+            <w:vAlign w:val="center"/>
+          </w:tcPr>
+          <w:p>
+            <w:pPr>
+              <w:spacing w:before="50" w:after="50"/>
+              <w:jc w:val="center"/>
+            </w:pPr>
+            <w:r>
+              <w:rPr>
+                <w:rFonts w:ascii="Calibri" w:eastAsia="Calibri" w:hAnsi="Calibri" w:cs="Calibri"/>
+                <w:b/>
+                <w:bCs/>
+                <w:color w:val="FFFFFF"/>
+                <w:sz w:val="18"/>
+                <w:szCs w:val="18"/>
+              </w:rPr>
+              <w:t>Add scenario</w:t>
+            </w:r>
+          </w:p>
+        </w:tc>
+        <w:tc>
+          <w:tcPr>
+            <w:tcW w:w="5620" w:type="dxa"/>
+            <w:shd w:val="clear" w:color="auto" w:fill="FFF3E0"/>
+            <w:tcMar>
+              <w:top w:w="60" w:type="dxa"/>
+              <w:left w:w="100" w:type="dxa"/>
+              <w:bottom w:w="60" w:type="dxa"/>
+              <w:right w:w="80" w:type="dxa"/>
+            </w:tcMar>
+          </w:tcPr>
+          <w:p>
+            <w:pPr>
+              <w:spacing w:after="120"/>
+            </w:pPr>
+            <w:r>
+              <w:rPr>
+                <w:rFonts w:ascii="Calibri" w:eastAsia="Calibri" w:hAnsi="Calibri" w:cs="Calibri"/>
+                <w:color w:val="000000"/>
+              </w:rPr>
+              <w:t xml:space="preserve">Add the controlled REDEPLOY scenario (§③ above): STIX input → ΔQ &gt; 0 → new schedule → constraint audit (all C1–C15 pass). Explicitly state: re-solve optimizes Q-med (Eq. 8 at </w:t>
+            </w:r>
+            <w:proofErr w:type="spellStart"/>
+            <w:r>
+              <w:rPr>
+                <w:rFonts w:ascii="Calibri" w:eastAsia="Calibri" w:hAnsi="Calibri" w:cs="Calibri"/>
+                <w:color w:val="000000"/>
+              </w:rPr>
+              <w:t>θ_med</w:t>
+            </w:r>
+            <w:proofErr w:type="spellEnd"/>
+            <w:r>
+              <w:rPr>
+                <w:rFonts w:ascii="Calibri" w:eastAsia="Calibri" w:hAnsi="Calibri" w:cs="Calibri"/>
+                <w:color w:val="000000"/>
+              </w:rPr>
+              <w:t>), not r* (Eq. 15).</w:t>
+            </w:r>
+          </w:p>
+        </w:tc>
+      </w:tr>
+      <w:tr>
+        <w:tc>
+          <w:tcPr>
+            <w:tcW w:w="380" w:type="dxa"/>
+            <w:shd w:val="clear" w:color="auto" w:fill="F5F5F5"/>
+            <w:tcMar>
+              <w:top w:w="60" w:type="dxa"/>
+              <w:left w:w="100" w:type="dxa"/>
+              <w:bottom w:w="60" w:type="dxa"/>
+              <w:right w:w="80" w:type="dxa"/>
+            </w:tcMar>
+            <w:vAlign w:val="center"/>
+          </w:tcPr>
+          <w:p>
+            <w:pPr>
+              <w:spacing w:after="120"/>
+            </w:pPr>
+            <w:r>
+              <w:rPr>
+                <w:rFonts w:ascii="Calibri" w:eastAsia="Calibri" w:hAnsi="Calibri" w:cs="Calibri"/>
+                <w:b/>
+                <w:bCs/>
+                <w:color w:val="1A237E"/>
+              </w:rPr>
+              <w:t>4</w:t>
+            </w:r>
+          </w:p>
+        </w:tc>
+        <w:tc>
+          <w:tcPr>
+            <w:tcW w:w="1700" w:type="dxa"/>
+            <w:shd w:val="clear" w:color="auto" w:fill="F5F5F5"/>
+            <w:tcMar>
+              <w:top w:w="60" w:type="dxa"/>
+              <w:left w:w="100" w:type="dxa"/>
+              <w:bottom w:w="60" w:type="dxa"/>
+              <w:right w:w="80" w:type="dxa"/>
+            </w:tcMar>
+            <w:vAlign w:val="center"/>
+          </w:tcPr>
+          <w:p>
+            <w:pPr>
+              <w:spacing w:after="120"/>
+            </w:pPr>
+            <w:r>
+              <w:rPr>
+                <w:rFonts w:ascii="Calibri" w:eastAsia="Calibri" w:hAnsi="Calibri" w:cs="Calibri"/>
+                <w:color w:val="37474F"/>
+                <w:sz w:val="19"/>
+                <w:szCs w:val="19"/>
+              </w:rPr>
+              <w:t>Abstract, §7 opening, Figure 10 caption, §9 limitation</w:t>
+            </w:r>
+          </w:p>
+        </w:tc>
+        <w:tc>
+          <w:tcPr>
+            <w:tcW w:w="1500" w:type="dxa"/>
+            <w:shd w:val="clear" w:color="auto" w:fill="F57F17"/>
+            <w:tcMar>
+              <w:top w:w="60" w:type="dxa"/>
+              <w:left w:w="80" w:type="dxa"/>
+              <w:bottom w:w="60" w:type="dxa"/>
+              <w:right w:w="80" w:type="dxa"/>
+            </w:tcMar>
+            <w:vAlign w:val="center"/>
+          </w:tcPr>
+          <w:p>
+            <w:pPr>
+              <w:spacing w:before="50" w:after="50"/>
+              <w:jc w:val="center"/>
+            </w:pPr>
+            <w:r>
+              <w:rPr>
+                <w:rFonts w:ascii="Calibri" w:eastAsia="Calibri" w:hAnsi="Calibri" w:cs="Calibri"/>
+                <w:b/>
+                <w:bCs/>
+                <w:color w:val="FFFFFF"/>
+                <w:sz w:val="18"/>
+                <w:szCs w:val="18"/>
+              </w:rPr>
+              <w:t>Label L2</w:t>
+            </w:r>
+          </w:p>
+        </w:tc>
+        <w:tc>
+          <w:tcPr>
+            <w:tcW w:w="5620" w:type="dxa"/>
+            <w:shd w:val="clear" w:color="auto" w:fill="FFFDE7"/>
+            <w:tcMar>
+              <w:top w:w="60" w:type="dxa"/>
+              <w:left w:w="100" w:type="dxa"/>
+              <w:bottom w:w="60" w:type="dxa"/>
+              <w:right w:w="80" w:type="dxa"/>
+            </w:tcMar>
+          </w:tcPr>
+          <w:p>
+            <w:pPr>
+              <w:spacing w:after="120"/>
+            </w:pPr>
+            <w:r>
+              <w:rPr>
+                <w:rFonts w:ascii="Calibri" w:eastAsia="Calibri" w:hAnsi="Calibri" w:cs="Calibri"/>
+                <w:color w:val="000000"/>
+              </w:rPr>
+              <w:t>Replace 'live network emulation' with 'L2 process emulation' in all four locations (§④ above). Add one sentence to §7 opening noting L3 is future work.</w:t>
+            </w:r>
+          </w:p>
+        </w:tc>
+      </w:tr>
+    </w:tbl>
+    <w:p>
+      <w:pPr>
+        <w:spacing w:after="100"/>
+      </w:pPr>
+    </w:p>
+    <w:p>
+      <w:pPr>
+        <w:pBdr>
+          <w:bottom w:val="single" w:sz="2" w:space="0" w:color="37474F"/>
+        </w:pBdr>
+        <w:spacing w:before="4" w:after="4"/>
+      </w:pPr>
+    </w:p>
+    <w:p>
+      <w:pPr>
+        <w:spacing w:after="60"/>
+      </w:pPr>
+      <w:r>
+        <w:rPr>
+          <w:rFonts w:ascii="Calibri" w:eastAsia="Calibri" w:hAnsi="Calibri" w:cs="Calibri"/>
+          <w:b/>
+          <w:bCs/>
+          <w:color w:val="37474F"/>
+          <w:sz w:val="18"/>
+          <w:szCs w:val="18"/>
+        </w:rPr>
+        <w:t xml:space="preserve">Legend:  </w:t>
+      </w:r>
+      <w:r>
+        <w:rPr>
+          <w:rFonts w:ascii="Calibri" w:eastAsia="Calibri" w:hAnsi="Calibri" w:cs="Calibri"/>
+          <w:color w:val="1B5E20"/>
+          <w:sz w:val="18"/>
+          <w:szCs w:val="18"/>
+        </w:rPr>
+        <w:t xml:space="preserve">  §3.5a = Algorithm 1 (validated STIX-driven adaptive re-</w:t>
+      </w:r>
+      <w:proofErr w:type="gramStart"/>
+      <w:r>
+        <w:rPr>
+          <w:rFonts w:ascii="Calibri" w:eastAsia="Calibri" w:hAnsi="Calibri" w:cs="Calibri"/>
+          <w:color w:val="1B5E20"/>
+          <w:sz w:val="18"/>
+          <w:szCs w:val="18"/>
+        </w:rPr>
+        <w:t xml:space="preserve">solving)  </w:t>
+      </w:r>
+      <w:r>
+        <w:rPr>
+          <w:rFonts w:ascii="Calibri" w:eastAsia="Calibri" w:hAnsi="Calibri" w:cs="Calibri"/>
+          <w:color w:val="4A148C"/>
+          <w:sz w:val="18"/>
+          <w:szCs w:val="18"/>
+        </w:rPr>
+        <w:t>§</w:t>
+      </w:r>
+      <w:proofErr w:type="gramEnd"/>
+      <w:r>
+        <w:rPr>
+          <w:rFonts w:ascii="Calibri" w:eastAsia="Calibri" w:hAnsi="Calibri" w:cs="Calibri"/>
+          <w:color w:val="4A148C"/>
+          <w:sz w:val="18"/>
+          <w:szCs w:val="18"/>
+        </w:rPr>
+        <w:t xml:space="preserve">3.5b = LPO proposed extension (not yet </w:t>
+      </w:r>
+      <w:proofErr w:type="gramStart"/>
+      <w:r>
+        <w:rPr>
+          <w:rFonts w:ascii="Calibri" w:eastAsia="Calibri" w:hAnsi="Calibri" w:cs="Calibri"/>
+          <w:color w:val="4A148C"/>
+          <w:sz w:val="18"/>
+          <w:szCs w:val="18"/>
+        </w:rPr>
+        <w:t xml:space="preserve">evaluated)  </w:t>
+      </w:r>
+      <w:r>
+        <w:rPr>
+          <w:rFonts w:ascii="Calibri" w:eastAsia="Calibri" w:hAnsi="Calibri" w:cs="Calibri"/>
+          <w:color w:val="F57F17"/>
+          <w:sz w:val="18"/>
+          <w:szCs w:val="18"/>
+        </w:rPr>
+        <w:t xml:space="preserve"> </w:t>
+      </w:r>
+      <w:proofErr w:type="gramEnd"/>
+      <w:r>
+        <w:rPr>
+          <w:rFonts w:ascii="Calibri" w:eastAsia="Calibri" w:hAnsi="Calibri" w:cs="Calibri"/>
+          <w:color w:val="F57F17"/>
+          <w:sz w:val="18"/>
+          <w:szCs w:val="18"/>
+        </w:rPr>
+        <w:t xml:space="preserve"> L2 = process emulation (TCP sockets, Bernoulli probes, </w:t>
+      </w:r>
+      <w:proofErr w:type="gramStart"/>
+      <w:r>
+        <w:rPr>
+          <w:rFonts w:ascii="Calibri" w:eastAsia="Calibri" w:hAnsi="Calibri" w:cs="Calibri"/>
+          <w:color w:val="F57F17"/>
+          <w:sz w:val="18"/>
+          <w:szCs w:val="18"/>
+        </w:rPr>
+        <w:t xml:space="preserve">STIX)  </w:t>
+      </w:r>
+      <w:r>
+        <w:rPr>
+          <w:rFonts w:ascii="Calibri" w:eastAsia="Calibri" w:hAnsi="Calibri" w:cs="Calibri"/>
+          <w:color w:val="E65100"/>
+          <w:sz w:val="18"/>
+          <w:szCs w:val="18"/>
+        </w:rPr>
+        <w:t xml:space="preserve"> </w:t>
+      </w:r>
+      <w:proofErr w:type="gramEnd"/>
+      <w:r>
+        <w:rPr>
+          <w:rFonts w:ascii="Calibri" w:eastAsia="Calibri" w:hAnsi="Calibri" w:cs="Calibri"/>
+          <w:color w:val="E65100"/>
+          <w:sz w:val="18"/>
+          <w:szCs w:val="18"/>
+        </w:rPr>
+        <w:t xml:space="preserve"> REDEPLOY = ΔQ &gt; 0 → new schedule generated and constraint-checked  </w:t>
+      </w:r>
+    </w:p>
+    <w:p/>
     <w:sectPr>
       <w:pgSz w:w="12240" w:h="15840"/>
       <w:pgMar w:top="900" w:right="900" w:bottom="900" w:left="900" w:header="708" w:footer="708" w:gutter="0"/>
@@ -15039,7 +20670,7 @@
 </file>
 
 <file path=word/numbering.xml><?xml version="1.0" encoding="utf-8"?>
-<w:numbering xmlns:wpc="http://schemas.microsoft.com/office/word/2010/wordprocessingCanvas" xmlns:cx="http://schemas.microsoft.com/office/drawing/2014/chartex" xmlns:cx1="http://schemas.microsoft.com/office/drawing/2015/9/8/chartex" xmlns:cx2="http://schemas.microsoft.com/office/drawing/2015/10/21/chartex" xmlns:cx3="http://schemas.microsoft.com/office/drawing/2016/5/9/chartex" xmlns:cx4="http://schemas.microsoft.com/office/drawing/2016/5/10/chartex" xmlns:cx5="http://schemas.microsoft.com/office/drawing/2016/5/11/chartex" xmlns:cx6="http://schemas.microsoft.com/office/drawing/2016/5/12/chartex" xmlns:cx7="http://schemas.microsoft.com/office/drawing/2016/5/13/chartex" xmlns:cx8="http://schemas.microsoft.com/office/drawing/2016/5/14/chartex" xmlns:mc="http://schemas.openxmlformats.org/markup-compatibility/2006" xmlns:m="http://schemas.openxmlformats.org/officeDocument/2006/math" xmlns:aink="http://schemas.microsoft.com/office/drawing/2016/ink" xmlns:am3d="http://schemas.microsoft.com/office/drawing/2017/model3d" xmlns:oel="http://schemas.microsoft.com/office/2019/extlst" xmlns:r="http://schemas.openxmlformats.org/officeDocument/2006/relationships" xmlns:wp14="http://schemas.microsoft.com/office/word/2010/wordprocessingDrawing" xmlns:wp="http://schemas.openxmlformats.org/drawingml/2006/wordprocessingDrawing" xmlns:wpg="http://schemas.microsoft.com/office/word/2010/wordprocessingGroup" xmlns:wpi="http://schemas.microsoft.com/office/word/2010/wordprocessingInk" xmlns:wps="http://schemas.microsoft.com/office/word/2010/wordprocessingShape" xmlns:o="urn:schemas-microsoft-com:office:office" xmlns:v="urn:schemas-microsoft-com:vml" xmlns:w10="urn:schemas-microsoft-com:office:word" xmlns:w="http://schemas.openxmlformats.org/wordprocessingml/2006/main" xmlns:w14="http://schemas.microsoft.com/office/word/2010/wordml" xmlns:w15="http://schemas.microsoft.com/office/word/2012/wordml" xmlns:w16cei="http://schemas.microsoft.com/office/word/2026/wordml/cei" xmlns:w16cex="http://schemas.microsoft.com/office/word/2018/wordml/cex" xmlns:w16cid="http://schemas.microsoft.com/office/word/2016/wordml/cid" xmlns:w16="http://schemas.microsoft.com/office/word/2018/wordml" xmlns:w16sdtdh="http://schemas.microsoft.com/office/word/2020/wordml/sdtdatahash" xmlns:w16sdtfl="http://schemas.microsoft.com/office/word/2024/wordml/sdtformatlock" xmlns:w16se="http://schemas.microsoft.com/office/word/2015/wordml/symex" xmlns:w16du="http://schemas.microsoft.com/office/word/2023/wordml/word16du" xmlns:wne="http://schemas.microsoft.com/office/word/2006/wordml" mc:Ignorable="w14 w15 w16se w16cid w16 w16cex w16sdtdh w16sdtfl w16du wp14">
+<w:numbering xmlns:wpc="http://schemas.microsoft.com/office/word/2010/wordprocessingCanvas" xmlns:cx="http://schemas.microsoft.com/office/drawing/2014/chartex" xmlns:cx1="http://schemas.microsoft.com/office/drawing/2015/9/8/chartex" xmlns:cx2="http://schemas.microsoft.com/office/drawing/2015/10/21/chartex" xmlns:cx3="http://schemas.microsoft.com/office/drawing/2016/5/9/chartex" xmlns:cx4="http://schemas.microsoft.com/office/drawing/2016/5/10/chartex" xmlns:cx5="http://schemas.microsoft.com/office/drawing/2016/5/11/chartex" xmlns:cx6="http://schemas.microsoft.com/office/drawing/2016/5/12/chartex" xmlns:cx7="http://schemas.microsoft.com/office/drawing/2016/5/13/chartex" xmlns:cx8="http://schemas.microsoft.com/office/drawing/2016/5/14/chartex" xmlns:mc="http://schemas.openxmlformats.org/markup-compatibility/2006" xmlns:m="http://schemas.openxmlformats.org/officeDocument/2006/math" xmlns:aink="http://schemas.microsoft.com/office/drawing/2016/ink" xmlns:am3d="http://schemas.microsoft.com/office/drawing/2017/model3d" xmlns:oel="http://schemas.microsoft.com/office/2019/extlst" xmlns:r="http://schemas.openxmlformats.org/officeDocument/2006/relationships" xmlns:wp14="http://schemas.microsoft.com/office/word/2010/wordprocessingDrawing" xmlns:wp="http://schemas.openxmlformats.org/drawingml/2006/wordprocessingDrawing" xmlns:wpg="http://schemas.microsoft.com/office/word/2010/wordprocessingGroup" xmlns:wpi="http://schemas.microsoft.com/office/word/2010/wordprocessingInk" xmlns:wps="http://schemas.microsoft.com/office/word/2010/wordprocessingShape" xmlns:o="urn:schemas-microsoft-com:office:office" xmlns:v="urn:schemas-microsoft-com:vml" xmlns:w10="urn:schemas-microsoft-com:office:word" xmlns:w="http://schemas.openxmlformats.org/wordprocessingml/2006/main" xmlns:w14="http://schemas.microsoft.com/office/word/2010/wordml" xmlns:w15="http://schemas.microsoft.com/office/word/2012/wordml" xmlns:w16cex="http://schemas.microsoft.com/office/word/2018/wordml/cex" xmlns:w16cid="http://schemas.microsoft.com/office/word/2016/wordml/cid" xmlns:w16="http://schemas.microsoft.com/office/word/2018/wordml" xmlns:w16sdtdh="http://schemas.microsoft.com/office/word/2020/wordml/sdtdatahash" xmlns:w16sdtfl="http://schemas.microsoft.com/office/word/2024/wordml/sdtformatlock" xmlns:w16se="http://schemas.microsoft.com/office/word/2015/wordml/symex" xmlns:w16du="http://schemas.microsoft.com/office/word/2023/wordml/word16du" xmlns:wne="http://schemas.microsoft.com/office/word/2006/wordml" mc:Ignorable="w14 w15 w16se w16cid w16 w16cex w16sdtdh w16sdtfl w16du wp14">
   <w:abstractNum w:abstractNumId="0" w15:restartNumberingAfterBreak="0">
     <w:nsid w:val="04C05CB0"/>
     <w:multiLevelType w:val="hybridMultilevel"/>
